--- a/05-数字电路/01-组合逻辑电路/基本逻辑门电路/基本逻辑门电路.docx
+++ b/05-数字电路/01-组合逻辑电路/基本逻辑门电路/基本逻辑门电路.docx
@@ -2119,6 +2119,20 @@
     </w:p>
     <w:bookmarkEnd w:id="26"/>
     <w:bookmarkEnd w:id="27"/>
+    <w:p>
+      <w:pPr>
+        <w:spacing w:before="360"/>
+        <w:jc w:val="center"/>
+      </w:pPr>
+      <w:r>
+        <w:rPr>
+          <w:rFonts w:ascii="Times New Roman" w:hAnsi="Times New Roman"/>
+          <w:color w:val="555555"/>
+          <w:sz w:val="21"/>
+        </w:rPr>
+        <w:t>材料收集者：杜文杰</w:t>
+      </w:r>
+    </w:p>
     <w:sectPr>
       <w:headerReference r:id="rId9" w:type="default"/>
       <w:footerReference r:id="rId10" w:type="default"/>

--- a/05-数字电路/01-组合逻辑电路/基本逻辑门电路/基本逻辑门电路.docx
+++ b/05-数字电路/01-组合逻辑电路/基本逻辑门电路/基本逻辑门电路.docx
@@ -1,6 +1,6 @@
 
 <file path=word/document.xml><?xml version="1.0" encoding="utf-8"?>
-<w:document xmlns:w="http://schemas.openxmlformats.org/wordprocessingml/2006/main" xmlns:m="http://schemas.openxmlformats.org/officeDocument/2006/math" xmlns:r="http://schemas.openxmlformats.org/officeDocument/2006/relationships" xmlns:o="urn:schemas-microsoft-com:office:office" xmlns:v="urn:schemas-microsoft-com:vml" xmlns:w10="urn:schemas-microsoft-com:office:word" xmlns:a="http://schemas.openxmlformats.org/drawingml/2006/main" xmlns:pic="http://schemas.openxmlformats.org/drawingml/2006/picture" xmlns:wp="http://schemas.openxmlformats.org/drawingml/2006/wordprocessingDrawing">
+<w:document xmlns:m="http://schemas.openxmlformats.org/officeDocument/2006/math" xmlns:r="http://schemas.openxmlformats.org/officeDocument/2006/relationships" xmlns:w="http://schemas.openxmlformats.org/wordprocessingml/2006/main" xmlns:o="urn:schemas-microsoft-com:office:office" xmlns:v="urn:schemas-microsoft-com:vml" xmlns:w10="urn:schemas-microsoft-com:office:word" xmlns:a="http://schemas.openxmlformats.org/drawingml/2006/main" xmlns:pic="http://schemas.openxmlformats.org/drawingml/2006/picture" xmlns:wp="http://schemas.openxmlformats.org/drawingml/2006/wordprocessingDrawing">
   <w:body>
     <w:bookmarkStart w:id="27" w:name="基本逻辑门电路"/>
     <w:p>
@@ -9,7 +9,7 @@
       </w:pPr>
       <w:r>
         <w:rPr>
-          <w:rFonts w:hint="eastAsia"/>
+          <w:rFonts w:hint="eastAsia" w:eastAsia="黑体"/>
         </w:rPr>
         <w:t xml:space="preserve">基本逻辑门电路</w:t>
       </w:r>
@@ -21,7 +21,7 @@
       </w:pPr>
       <w:r>
         <w:rPr>
-          <w:rFonts w:hint="eastAsia"/>
+          <w:rFonts w:hint="eastAsia" w:eastAsia="黑体"/>
         </w:rPr>
         <w:t xml:space="preserve">拓扑描述</w:t>
       </w:r>
@@ -32,13 +32,13 @@
       </w:pPr>
       <w:r>
         <w:rPr>
-          <w:rFonts w:hint="eastAsia"/>
+          <w:rFonts w:hint="eastAsia" w:eastAsia="黑体"/>
         </w:rPr>
         <w:t xml:space="preserve">以</w:t>
       </w:r>
       <w:r>
         <w:rPr>
-          <w:rFonts w:hint="eastAsia"/>
+          <w:rFonts w:hint="eastAsia" w:eastAsia="黑体"/>
           <w:b/>
           <w:bCs/>
         </w:rPr>
@@ -46,52 +46,65 @@
       </w:r>
       <w:r>
         <w:rPr>
+          <w:rFonts w:eastAsia="黑体"/>
           <w:b/>
           <w:bCs/>
         </w:rPr>
         <w:t xml:space="preserve"> A1、A2</w:t>
       </w:r>
       <w:r>
+        <w:rPr>
+          <w:rFonts w:eastAsia="黑体"/>
+        </w:rPr>
         <w:t xml:space="preserve"> </w:t>
       </w:r>
       <w:r>
         <w:rPr>
-          <w:rFonts w:hint="eastAsia"/>
+          <w:rFonts w:hint="eastAsia" w:eastAsia="黑体"/>
         </w:rPr>
         <w:t xml:space="preserve">组成的</w:t>
       </w:r>
       <w:r>
         <w:rPr>
-          <w:rFonts w:hint="eastAsia"/>
+          <w:rFonts w:hint="eastAsia" w:eastAsia="黑体"/>
           <w:b/>
           <w:bCs/>
         </w:rPr>
         <w:t xml:space="preserve">二输入与门</w:t>
       </w:r>
       <w:r>
+        <w:rPr>
+          <w:rFonts w:eastAsia="黑体"/>
+        </w:rPr>
         <w:t xml:space="preserve"> </w:t>
       </w:r>
       <w:r>
+        <w:rPr>
+          <w:rFonts w:eastAsia="黑体"/>
+        </w:rPr>
         <w:t xml:space="preserve">G </w:t>
       </w:r>
       <w:r>
         <w:rPr>
-          <w:rFonts w:hint="eastAsia"/>
+          <w:rFonts w:hint="eastAsia" w:eastAsia="黑体"/>
         </w:rPr>
         <w:t xml:space="preserve">为代表，覆盖与、或、非、与非、或非、异或、同或等基本门族。电路共有</w:t>
       </w:r>
       <w:r>
+        <w:rPr>
+          <w:rFonts w:eastAsia="黑体"/>
+        </w:rPr>
         <w:t xml:space="preserve"> 4 </w:t>
       </w:r>
       <w:r>
         <w:rPr>
-          <w:rFonts w:hint="eastAsia"/>
+          <w:rFonts w:hint="eastAsia" w:eastAsia="黑体"/>
         </w:rPr>
         <w:t xml:space="preserve">个关键节点：</w:t>
       </w:r>
       <w:r>
         <w:rPr>
-          <w:rFonts w:hint="eastAsia"/>
+          <w:rFonts w:hint="eastAsia" w:eastAsia="黑体"/>
           <w:b/>
           <w:bCs/>
         </w:rPr>
@@ -99,6 +112,7 @@
       </w:r>
       <w:r>
         <w:rPr>
+          <w:rFonts w:eastAsia="黑体"/>
           <w:b/>
           <w:bCs/>
         </w:rPr>
@@ -106,7 +120,7 @@
       </w:r>
       <w:r>
         <w:rPr>
-          <w:rFonts w:hint="eastAsia"/>
+          <w:rFonts w:hint="eastAsia" w:eastAsia="黑体"/>
           <w:b/>
           <w:bCs/>
         </w:rPr>
@@ -114,6 +128,7 @@
       </w:r>
       <w:r>
         <w:rPr>
+          <w:rFonts w:eastAsia="黑体"/>
           <w:b/>
           <w:bCs/>
         </w:rPr>
@@ -121,11 +136,14 @@
       </w:r>
       <w:r>
         <w:rPr>
-          <w:rFonts w:hint="eastAsia"/>
+          <w:rFonts w:hint="eastAsia" w:eastAsia="黑体"/>
         </w:rPr>
         <w:t xml:space="preserve">（外部输入信号</w:t>
       </w:r>
       <w:r>
+        <w:rPr>
+          <w:rFonts w:eastAsia="黑体"/>
+        </w:rPr>
         <w:t xml:space="preserve"> </w:t>
       </w:r>
       <m:oMath>
@@ -134,35 +152,44 @@
         </m:r>
       </m:oMath>
       <w:r>
+        <w:rPr>
+          <w:rFonts w:eastAsia="黑体"/>
+        </w:rPr>
         <w:t xml:space="preserve"> </w:t>
       </w:r>
       <w:r>
         <w:rPr>
-          <w:rFonts w:hint="eastAsia"/>
+          <w:rFonts w:hint="eastAsia" w:eastAsia="黑体"/>
         </w:rPr>
         <w:t xml:space="preserve">与</w:t>
       </w:r>
       <w:r>
+        <w:rPr>
+          <w:rFonts w:eastAsia="黑体"/>
+        </w:rPr>
         <w:t xml:space="preserve"> A1 </w:t>
       </w:r>
       <w:r>
         <w:rPr>
-          <w:rFonts w:hint="eastAsia"/>
+          <w:rFonts w:hint="eastAsia" w:eastAsia="黑体"/>
         </w:rPr>
         <w:t xml:space="preserve">的</w:t>
       </w:r>
       <w:r>
+        <w:rPr>
+          <w:rFonts w:eastAsia="黑体"/>
+        </w:rPr>
         <w:t xml:space="preserve"> A </w:t>
       </w:r>
       <w:r>
         <w:rPr>
-          <w:rFonts w:hint="eastAsia"/>
+          <w:rFonts w:hint="eastAsia" w:eastAsia="黑体"/>
         </w:rPr>
         <w:t xml:space="preserve">端相连）；</w:t>
       </w:r>
       <w:r>
         <w:rPr>
-          <w:rFonts w:hint="eastAsia"/>
+          <w:rFonts w:hint="eastAsia" w:eastAsia="黑体"/>
           <w:b/>
           <w:bCs/>
         </w:rPr>
@@ -170,6 +197,7 @@
       </w:r>
       <w:r>
         <w:rPr>
+          <w:rFonts w:eastAsia="黑体"/>
           <w:b/>
           <w:bCs/>
         </w:rPr>
@@ -177,7 +205,7 @@
       </w:r>
       <w:r>
         <w:rPr>
-          <w:rFonts w:hint="eastAsia"/>
+          <w:rFonts w:hint="eastAsia" w:eastAsia="黑体"/>
           <w:b/>
           <w:bCs/>
         </w:rPr>
@@ -185,6 +213,7 @@
       </w:r>
       <w:r>
         <w:rPr>
+          <w:rFonts w:eastAsia="黑体"/>
           <w:b/>
           <w:bCs/>
         </w:rPr>
@@ -192,11 +221,14 @@
       </w:r>
       <w:r>
         <w:rPr>
-          <w:rFonts w:hint="eastAsia"/>
+          <w:rFonts w:hint="eastAsia" w:eastAsia="黑体"/>
         </w:rPr>
         <w:t xml:space="preserve">（外部输入信号</w:t>
       </w:r>
       <w:r>
+        <w:rPr>
+          <w:rFonts w:eastAsia="黑体"/>
+        </w:rPr>
         <w:t xml:space="preserve"> </w:t>
       </w:r>
       <m:oMath>
@@ -205,35 +237,44 @@
         </m:r>
       </m:oMath>
       <w:r>
+        <w:rPr>
+          <w:rFonts w:eastAsia="黑体"/>
+        </w:rPr>
         <w:t xml:space="preserve"> </w:t>
       </w:r>
       <w:r>
         <w:rPr>
-          <w:rFonts w:hint="eastAsia"/>
+          <w:rFonts w:hint="eastAsia" w:eastAsia="黑体"/>
         </w:rPr>
         <w:t xml:space="preserve">与</w:t>
       </w:r>
       <w:r>
+        <w:rPr>
+          <w:rFonts w:eastAsia="黑体"/>
+        </w:rPr>
         <w:t xml:space="preserve"> A1 </w:t>
       </w:r>
       <w:r>
         <w:rPr>
-          <w:rFonts w:hint="eastAsia"/>
+          <w:rFonts w:hint="eastAsia" w:eastAsia="黑体"/>
         </w:rPr>
         <w:t xml:space="preserve">的</w:t>
       </w:r>
       <w:r>
+        <w:rPr>
+          <w:rFonts w:eastAsia="黑体"/>
+        </w:rPr>
         <w:t xml:space="preserve"> B </w:t>
       </w:r>
       <w:r>
         <w:rPr>
-          <w:rFonts w:hint="eastAsia"/>
+          <w:rFonts w:hint="eastAsia" w:eastAsia="黑体"/>
         </w:rPr>
         <w:t xml:space="preserve">端相连）；</w:t>
       </w:r>
       <w:r>
         <w:rPr>
-          <w:rFonts w:hint="eastAsia"/>
+          <w:rFonts w:hint="eastAsia" w:eastAsia="黑体"/>
           <w:b/>
           <w:bCs/>
         </w:rPr>
@@ -241,6 +282,7 @@
       </w:r>
       <w:r>
         <w:rPr>
+          <w:rFonts w:eastAsia="黑体"/>
           <w:b/>
           <w:bCs/>
         </w:rPr>
@@ -248,7 +290,7 @@
       </w:r>
       <w:r>
         <w:rPr>
-          <w:rFonts w:hint="eastAsia"/>
+          <w:rFonts w:hint="eastAsia" w:eastAsia="黑体"/>
           <w:b/>
           <w:bCs/>
         </w:rPr>
@@ -256,6 +298,7 @@
       </w:r>
       <w:r>
         <w:rPr>
+          <w:rFonts w:eastAsia="黑体"/>
           <w:b/>
           <w:bCs/>
         </w:rPr>
@@ -263,47 +306,62 @@
       </w:r>
       <w:r>
         <w:rPr>
-          <w:rFonts w:hint="eastAsia"/>
+          <w:rFonts w:hint="eastAsia" w:eastAsia="黑体"/>
         </w:rPr>
         <w:t xml:space="preserve">（A1</w:t>
       </w:r>
       <w:r>
+        <w:rPr>
+          <w:rFonts w:eastAsia="黑体"/>
+        </w:rPr>
         <w:t xml:space="preserve"> </w:t>
       </w:r>
       <w:r>
         <w:rPr>
-          <w:rFonts w:hint="eastAsia"/>
+          <w:rFonts w:hint="eastAsia" w:eastAsia="黑体"/>
         </w:rPr>
         <w:t xml:space="preserve">的输出</w:t>
       </w:r>
       <w:r>
+        <w:rPr>
+          <w:rFonts w:eastAsia="黑体"/>
+        </w:rPr>
         <w:t xml:space="preserve"> Y </w:t>
       </w:r>
       <w:r>
         <w:rPr>
-          <w:rFonts w:hint="eastAsia"/>
+          <w:rFonts w:hint="eastAsia" w:eastAsia="黑体"/>
         </w:rPr>
         <w:t xml:space="preserve">与</w:t>
       </w:r>
       <w:r>
+        <w:rPr>
+          <w:rFonts w:eastAsia="黑体"/>
+        </w:rPr>
         <w:t xml:space="preserve"> A2 </w:t>
       </w:r>
       <w:r>
         <w:rPr>
-          <w:rFonts w:hint="eastAsia"/>
+          <w:rFonts w:hint="eastAsia" w:eastAsia="黑体"/>
         </w:rPr>
         <w:t xml:space="preserve">的</w:t>
       </w:r>
       <w:r>
+        <w:rPr>
+          <w:rFonts w:eastAsia="黑体"/>
+        </w:rPr>
         <w:t xml:space="preserve"> A、B </w:t>
       </w:r>
       <w:r>
         <w:rPr>
-          <w:rFonts w:hint="eastAsia"/>
+          <w:rFonts w:hint="eastAsia" w:eastAsia="黑体"/>
         </w:rPr>
         <w:t xml:space="preserve">两端并接，携带</w:t>
       </w:r>
       <w:r>
+        <w:rPr>
+          <w:rFonts w:eastAsia="黑体"/>
+        </w:rPr>
         <w:t xml:space="preserve"> </w:t>
       </w:r>
       <m:oMath>
@@ -329,13 +387,13 @@
       </m:oMath>
       <w:r>
         <w:rPr>
-          <w:rFonts w:hint="eastAsia"/>
+          <w:rFonts w:hint="eastAsia" w:eastAsia="黑体"/>
         </w:rPr>
         <w:t xml:space="preserve">）；</w:t>
       </w:r>
       <w:r>
         <w:rPr>
-          <w:rFonts w:hint="eastAsia"/>
+          <w:rFonts w:hint="eastAsia" w:eastAsia="黑体"/>
           <w:b/>
           <w:bCs/>
         </w:rPr>
@@ -343,6 +401,7 @@
       </w:r>
       <w:r>
         <w:rPr>
+          <w:rFonts w:eastAsia="黑体"/>
           <w:b/>
           <w:bCs/>
         </w:rPr>
@@ -350,7 +409,7 @@
       </w:r>
       <w:r>
         <w:rPr>
-          <w:rFonts w:hint="eastAsia"/>
+          <w:rFonts w:hint="eastAsia" w:eastAsia="黑体"/>
           <w:b/>
           <w:bCs/>
         </w:rPr>
@@ -358,6 +417,7 @@
       </w:r>
       <w:r>
         <w:rPr>
+          <w:rFonts w:eastAsia="黑体"/>
           <w:b/>
           <w:bCs/>
         </w:rPr>
@@ -365,29 +425,38 @@
       </w:r>
       <w:r>
         <w:rPr>
-          <w:rFonts w:hint="eastAsia"/>
+          <w:rFonts w:hint="eastAsia" w:eastAsia="黑体"/>
         </w:rPr>
         <w:t xml:space="preserve">（A2</w:t>
       </w:r>
       <w:r>
+        <w:rPr>
+          <w:rFonts w:eastAsia="黑体"/>
+        </w:rPr>
         <w:t xml:space="preserve"> </w:t>
       </w:r>
       <w:r>
         <w:rPr>
-          <w:rFonts w:hint="eastAsia"/>
+          <w:rFonts w:hint="eastAsia" w:eastAsia="黑体"/>
         </w:rPr>
         <w:t xml:space="preserve">的输出</w:t>
       </w:r>
       <w:r>
+        <w:rPr>
+          <w:rFonts w:eastAsia="黑体"/>
+        </w:rPr>
         <w:t xml:space="preserve"> Y </w:t>
       </w:r>
       <w:r>
         <w:rPr>
-          <w:rFonts w:hint="eastAsia"/>
+          <w:rFonts w:hint="eastAsia" w:eastAsia="黑体"/>
         </w:rPr>
         <w:t xml:space="preserve">作为电路输出，携带</w:t>
       </w:r>
       <w:r>
+        <w:rPr>
+          <w:rFonts w:eastAsia="黑体"/>
+        </w:rPr>
         <w:t xml:space="preserve"> </w:t>
       </w:r>
       <m:oMath>
@@ -406,7 +475,7 @@
       </m:oMath>
       <w:r>
         <w:rPr>
-          <w:rFonts w:hint="eastAsia"/>
+          <w:rFonts w:hint="eastAsia" w:eastAsia="黑体"/>
         </w:rPr>
         <w:t xml:space="preserve">）。</w:t>
       </w:r>
@@ -415,82 +484,106 @@
       <w:pPr/>
       <w:r>
         <w:rPr>
-          <w:rFonts w:hint="eastAsia"/>
+          <w:rFonts w:hint="eastAsia" w:eastAsia="黑体"/>
         </w:rPr>
         <w:t xml:space="preserve">各门管脚连接：</w:t>
       </w:r>
       <w:r>
         <w:rPr>
-          <w:rFonts w:hint="eastAsia"/>
+          <w:rFonts w:hint="eastAsia" w:eastAsia="黑体"/>
           <w:b/>
           <w:bCs/>
         </w:rPr>
         <w:t xml:space="preserve">A1（与非门）</w:t>
       </w:r>
       <w:r>
+        <w:rPr>
+          <w:rFonts w:eastAsia="黑体"/>
+        </w:rPr>
         <w:t xml:space="preserve"> </w:t>
       </w:r>
       <w:r>
         <w:rPr>
-          <w:rFonts w:hint="eastAsia"/>
+          <w:rFonts w:hint="eastAsia" w:eastAsia="黑体"/>
         </w:rPr>
         <w:t xml:space="preserve">的</w:t>
       </w:r>
       <w:r>
+        <w:rPr>
+          <w:rFonts w:eastAsia="黑体"/>
+        </w:rPr>
         <w:t xml:space="preserve"> A </w:t>
       </w:r>
       <w:r>
         <w:rPr>
-          <w:rFonts w:hint="eastAsia"/>
+          <w:rFonts w:hint="eastAsia" w:eastAsia="黑体"/>
         </w:rPr>
         <w:t xml:space="preserve">端接输入节点</w:t>
       </w:r>
       <w:r>
+        <w:rPr>
+          <w:rFonts w:eastAsia="黑体"/>
+        </w:rPr>
         <w:t xml:space="preserve"> A、B </w:t>
       </w:r>
       <w:r>
         <w:rPr>
-          <w:rFonts w:hint="eastAsia"/>
+          <w:rFonts w:hint="eastAsia" w:eastAsia="黑体"/>
         </w:rPr>
         <w:t xml:space="preserve">端接输入节点</w:t>
       </w:r>
       <w:r>
+        <w:rPr>
+          <w:rFonts w:eastAsia="黑体"/>
+        </w:rPr>
         <w:t xml:space="preserve"> </w:t>
       </w:r>
       <w:r>
         <w:rPr>
-          <w:rFonts w:hint="eastAsia"/>
+          <w:rFonts w:hint="eastAsia" w:eastAsia="黑体"/>
         </w:rPr>
         <w:t xml:space="preserve">B、输出</w:t>
       </w:r>
       <w:r>
+        <w:rPr>
+          <w:rFonts w:eastAsia="黑体"/>
+        </w:rPr>
         <w:t xml:space="preserve"> Y </w:t>
       </w:r>
       <w:r>
         <w:rPr>
-          <w:rFonts w:hint="eastAsia"/>
+          <w:rFonts w:hint="eastAsia" w:eastAsia="黑体"/>
         </w:rPr>
         <w:t xml:space="preserve">端接中间节点</w:t>
       </w:r>
       <w:r>
+        <w:rPr>
+          <w:rFonts w:eastAsia="黑体"/>
+        </w:rPr>
         <w:t xml:space="preserve"> </w:t>
       </w:r>
       <w:r>
         <w:rPr>
-          <w:rFonts w:hint="eastAsia"/>
+          <w:rFonts w:hint="eastAsia" w:eastAsia="黑体"/>
         </w:rPr>
         <w:t xml:space="preserve">S，正电源脚</w:t>
       </w:r>
       <w:r>
+        <w:rPr>
+          <w:rFonts w:eastAsia="黑体"/>
+        </w:rPr>
         <w:t xml:space="preserve"> VDD </w:t>
       </w:r>
       <w:r>
         <w:rPr>
-          <w:rFonts w:hint="eastAsia"/>
+          <w:rFonts w:hint="eastAsia" w:eastAsia="黑体"/>
         </w:rPr>
         <w:t xml:space="preserve">接</w:t>
       </w:r>
       <w:r>
+        <w:rPr>
+          <w:rFonts w:eastAsia="黑体"/>
+        </w:rPr>
         <w:t xml:space="preserve"> </w:t>
       </w:r>
       <m:oMath>
@@ -518,91 +611,118 @@
       </m:oMath>
       <w:r>
         <w:rPr>
-          <w:rFonts w:hint="eastAsia"/>
+          <w:rFonts w:hint="eastAsia" w:eastAsia="黑体"/>
         </w:rPr>
         <w:t xml:space="preserve">、接地脚</w:t>
       </w:r>
       <w:r>
+        <w:rPr>
+          <w:rFonts w:eastAsia="黑体"/>
+        </w:rPr>
         <w:t xml:space="preserve"> GND </w:t>
       </w:r>
       <w:r>
         <w:rPr>
-          <w:rFonts w:hint="eastAsia"/>
+          <w:rFonts w:hint="eastAsia" w:eastAsia="黑体"/>
         </w:rPr>
         <w:t xml:space="preserve">接</w:t>
       </w:r>
       <w:r>
+        <w:rPr>
+          <w:rFonts w:eastAsia="黑体"/>
+        </w:rPr>
         <w:t xml:space="preserve"> </w:t>
       </w:r>
       <w:r>
         <w:rPr>
-          <w:rFonts w:hint="eastAsia"/>
+          <w:rFonts w:hint="eastAsia" w:eastAsia="黑体"/>
         </w:rPr>
         <w:t xml:space="preserve">GND；</w:t>
       </w:r>
       <w:r>
         <w:rPr>
-          <w:rFonts w:hint="eastAsia"/>
+          <w:rFonts w:hint="eastAsia" w:eastAsia="黑体"/>
           <w:b/>
           <w:bCs/>
         </w:rPr>
         <w:t xml:space="preserve">A2（与非门）</w:t>
       </w:r>
       <w:r>
+        <w:rPr>
+          <w:rFonts w:eastAsia="黑体"/>
+        </w:rPr>
         <w:t xml:space="preserve"> </w:t>
       </w:r>
       <w:r>
         <w:rPr>
-          <w:rFonts w:hint="eastAsia"/>
+          <w:rFonts w:hint="eastAsia" w:eastAsia="黑体"/>
         </w:rPr>
         <w:t xml:space="preserve">的</w:t>
       </w:r>
       <w:r>
+        <w:rPr>
+          <w:rFonts w:eastAsia="黑体"/>
+        </w:rPr>
         <w:t xml:space="preserve"> A、B </w:t>
       </w:r>
       <w:r>
         <w:rPr>
-          <w:rFonts w:hint="eastAsia"/>
+          <w:rFonts w:hint="eastAsia" w:eastAsia="黑体"/>
         </w:rPr>
         <w:t xml:space="preserve">两端并接于中间节点</w:t>
       </w:r>
       <w:r>
+        <w:rPr>
+          <w:rFonts w:eastAsia="黑体"/>
+        </w:rPr>
         <w:t xml:space="preserve"> </w:t>
       </w:r>
       <w:r>
         <w:rPr>
-          <w:rFonts w:hint="eastAsia"/>
+          <w:rFonts w:hint="eastAsia" w:eastAsia="黑体"/>
         </w:rPr>
         <w:t xml:space="preserve">S（短接作非门）、输出</w:t>
       </w:r>
       <w:r>
+        <w:rPr>
+          <w:rFonts w:eastAsia="黑体"/>
+        </w:rPr>
         <w:t xml:space="preserve"> Y </w:t>
       </w:r>
       <w:r>
         <w:rPr>
-          <w:rFonts w:hint="eastAsia"/>
+          <w:rFonts w:hint="eastAsia" w:eastAsia="黑体"/>
         </w:rPr>
         <w:t xml:space="preserve">端接输出节点</w:t>
       </w:r>
       <w:r>
+        <w:rPr>
+          <w:rFonts w:eastAsia="黑体"/>
+        </w:rPr>
         <w:t xml:space="preserve"> </w:t>
       </w:r>
       <w:r>
         <w:rPr>
-          <w:rFonts w:hint="eastAsia"/>
+          <w:rFonts w:hint="eastAsia" w:eastAsia="黑体"/>
         </w:rPr>
         <w:t xml:space="preserve">Y，正电源脚</w:t>
       </w:r>
       <w:r>
+        <w:rPr>
+          <w:rFonts w:eastAsia="黑体"/>
+        </w:rPr>
         <w:t xml:space="preserve"> VDD </w:t>
       </w:r>
       <w:r>
         <w:rPr>
-          <w:rFonts w:hint="eastAsia"/>
+          <w:rFonts w:hint="eastAsia" w:eastAsia="黑体"/>
         </w:rPr>
         <w:t xml:space="preserve">接</w:t>
       </w:r>
       <w:r>
+        <w:rPr>
+          <w:rFonts w:eastAsia="黑体"/>
+        </w:rPr>
         <w:t xml:space="preserve"> </w:t>
       </w:r>
       <m:oMath>
@@ -630,20 +750,26 @@
       </m:oMath>
       <w:r>
         <w:rPr>
-          <w:rFonts w:hint="eastAsia"/>
+          <w:rFonts w:hint="eastAsia" w:eastAsia="黑体"/>
         </w:rPr>
         <w:t xml:space="preserve">、接地脚</w:t>
       </w:r>
       <w:r>
+        <w:rPr>
+          <w:rFonts w:eastAsia="黑体"/>
+        </w:rPr>
         <w:t xml:space="preserve"> GND </w:t>
       </w:r>
       <w:r>
         <w:rPr>
-          <w:rFonts w:hint="eastAsia"/>
+          <w:rFonts w:hint="eastAsia" w:eastAsia="黑体"/>
         </w:rPr>
         <w:t xml:space="preserve">接</w:t>
       </w:r>
       <w:r>
+        <w:rPr>
+          <w:rFonts w:eastAsia="黑体"/>
+        </w:rPr>
         <w:t xml:space="preserve"> GND。</w:t>
       </w:r>
     </w:p>
@@ -651,11 +777,14 @@
       <w:pPr/>
       <w:r>
         <w:rPr>
-          <w:rFonts w:hint="eastAsia"/>
+          <w:rFonts w:hint="eastAsia" w:eastAsia="黑体"/>
         </w:rPr>
         <w:t xml:space="preserve">由此构成”两输入先取与非、再取反”的二输入与门组态，输出</w:t>
       </w:r>
       <w:r>
+        <w:rPr>
+          <w:rFonts w:eastAsia="黑体"/>
+        </w:rPr>
         <w:t xml:space="preserve"> </w:t>
       </w:r>
       <m:oMath>
@@ -683,43 +812,55 @@
       </m:oMath>
       <w:r>
         <w:rPr>
-          <w:rFonts w:hint="eastAsia"/>
+          <w:rFonts w:hint="eastAsia" w:eastAsia="黑体"/>
         </w:rPr>
         <w:t xml:space="preserve">；同理把与非/或非门按相应串并组合即可得到</w:t>
       </w:r>
       <w:r>
+        <w:rPr>
+          <w:rFonts w:eastAsia="黑体"/>
+        </w:rPr>
         <w:t xml:space="preserve"> OR、NOT、NAND、NOR、XOR、XNOR </w:t>
       </w:r>
       <w:r>
         <w:rPr>
-          <w:rFonts w:hint="eastAsia"/>
+          <w:rFonts w:hint="eastAsia" w:eastAsia="黑体"/>
         </w:rPr>
         <w:t xml:space="preserve">等基本门，CMOS</w:t>
       </w:r>
       <w:r>
+        <w:rPr>
+          <w:rFonts w:eastAsia="黑体"/>
+        </w:rPr>
         <w:t xml:space="preserve"> </w:t>
       </w:r>
       <w:r>
         <w:rPr>
-          <w:rFonts w:hint="eastAsia"/>
+          <w:rFonts w:hint="eastAsia" w:eastAsia="黑体"/>
         </w:rPr>
         <w:t xml:space="preserve">中各门由串</w:t>
       </w:r>
       <w:r>
+        <w:rPr>
+          <w:rFonts w:eastAsia="黑体"/>
+        </w:rPr>
         <w:t xml:space="preserve"> </w:t>
       </w:r>
       <w:r>
         <w:rPr>
-          <w:rFonts w:hint="eastAsia"/>
+          <w:rFonts w:hint="eastAsia" w:eastAsia="黑体"/>
         </w:rPr>
         <w:t xml:space="preserve">NMOS、并</w:t>
       </w:r>
       <w:r>
+        <w:rPr>
+          <w:rFonts w:eastAsia="黑体"/>
+        </w:rPr>
         <w:t xml:space="preserve"> PMOS </w:t>
       </w:r>
       <w:r>
         <w:rPr>
-          <w:rFonts w:hint="eastAsia"/>
+          <w:rFonts w:hint="eastAsia" w:eastAsia="黑体"/>
         </w:rPr>
         <w:t xml:space="preserve">的互补上拉/下拉网络实现，是所有数字系统的最底层构建单元。</w:t>
       </w:r>
@@ -732,7 +873,7 @@
       </w:pPr>
       <w:r>
         <w:rPr>
-          <w:rFonts w:hint="eastAsia"/>
+          <w:rFonts w:hint="eastAsia" w:eastAsia="黑体"/>
         </w:rPr>
         <w:t xml:space="preserve">工作原理</w:t>
       </w:r>
@@ -743,106 +884,139 @@
       </w:pPr>
       <w:r>
         <w:rPr>
-          <w:rFonts w:hint="eastAsia"/>
+          <w:rFonts w:hint="eastAsia" w:eastAsia="黑体"/>
         </w:rPr>
         <w:t xml:space="preserve">各门按布尔真值表工作：AND</w:t>
       </w:r>
       <w:r>
+        <w:rPr>
+          <w:rFonts w:eastAsia="黑体"/>
+        </w:rPr>
         <w:t xml:space="preserve"> </w:t>
       </w:r>
       <w:r>
         <w:rPr>
-          <w:rFonts w:hint="eastAsia"/>
+          <w:rFonts w:hint="eastAsia" w:eastAsia="黑体"/>
         </w:rPr>
         <w:t xml:space="preserve">全</w:t>
       </w:r>
       <w:r>
+        <w:rPr>
+          <w:rFonts w:eastAsia="黑体"/>
+        </w:rPr>
         <w:t xml:space="preserve"> 1 </w:t>
       </w:r>
       <w:r>
         <w:rPr>
-          <w:rFonts w:hint="eastAsia"/>
+          <w:rFonts w:hint="eastAsia" w:eastAsia="黑体"/>
         </w:rPr>
         <w:t xml:space="preserve">出</w:t>
       </w:r>
       <w:r>
+        <w:rPr>
+          <w:rFonts w:eastAsia="黑体"/>
+        </w:rPr>
         <w:t xml:space="preserve"> </w:t>
       </w:r>
       <w:r>
         <w:rPr>
-          <w:rFonts w:hint="eastAsia"/>
+          <w:rFonts w:hint="eastAsia" w:eastAsia="黑体"/>
         </w:rPr>
         <w:t xml:space="preserve">1，OR</w:t>
       </w:r>
       <w:r>
+        <w:rPr>
+          <w:rFonts w:eastAsia="黑体"/>
+        </w:rPr>
         <w:t xml:space="preserve"> </w:t>
       </w:r>
       <w:r>
         <w:rPr>
-          <w:rFonts w:hint="eastAsia"/>
+          <w:rFonts w:hint="eastAsia" w:eastAsia="黑体"/>
         </w:rPr>
         <w:t xml:space="preserve">有</w:t>
       </w:r>
       <w:r>
+        <w:rPr>
+          <w:rFonts w:eastAsia="黑体"/>
+        </w:rPr>
         <w:t xml:space="preserve"> 1 </w:t>
       </w:r>
       <w:r>
         <w:rPr>
-          <w:rFonts w:hint="eastAsia"/>
+          <w:rFonts w:hint="eastAsia" w:eastAsia="黑体"/>
         </w:rPr>
         <w:t xml:space="preserve">出</w:t>
       </w:r>
       <w:r>
+        <w:rPr>
+          <w:rFonts w:eastAsia="黑体"/>
+        </w:rPr>
         <w:t xml:space="preserve"> </w:t>
       </w:r>
       <w:r>
         <w:rPr>
-          <w:rFonts w:hint="eastAsia"/>
+          <w:rFonts w:hint="eastAsia" w:eastAsia="黑体"/>
         </w:rPr>
         <w:t xml:space="preserve">1，NOT</w:t>
       </w:r>
       <w:r>
+        <w:rPr>
+          <w:rFonts w:eastAsia="黑体"/>
+        </w:rPr>
         <w:t xml:space="preserve"> </w:t>
       </w:r>
       <w:r>
         <w:rPr>
-          <w:rFonts w:hint="eastAsia"/>
+          <w:rFonts w:hint="eastAsia" w:eastAsia="黑体"/>
         </w:rPr>
         <w:t xml:space="preserve">取反，NAND/NOR</w:t>
       </w:r>
       <w:r>
+        <w:rPr>
+          <w:rFonts w:eastAsia="黑体"/>
+        </w:rPr>
         <w:t xml:space="preserve"> </w:t>
       </w:r>
       <w:r>
         <w:rPr>
-          <w:rFonts w:hint="eastAsia"/>
+          <w:rFonts w:hint="eastAsia" w:eastAsia="黑体"/>
         </w:rPr>
         <w:t xml:space="preserve">分别是</w:t>
       </w:r>
       <w:r>
+        <w:rPr>
+          <w:rFonts w:eastAsia="黑体"/>
+        </w:rPr>
         <w:t xml:space="preserve"> AND/OR </w:t>
       </w:r>
       <w:r>
         <w:rPr>
-          <w:rFonts w:hint="eastAsia"/>
+          <w:rFonts w:hint="eastAsia" w:eastAsia="黑体"/>
         </w:rPr>
         <w:t xml:space="preserve">的取反，XOR</w:t>
       </w:r>
       <w:r>
+        <w:rPr>
+          <w:rFonts w:eastAsia="黑体"/>
+        </w:rPr>
         <w:t xml:space="preserve"> </w:t>
       </w:r>
       <w:r>
         <w:rPr>
-          <w:rFonts w:hint="eastAsia"/>
+          <w:rFonts w:hint="eastAsia" w:eastAsia="黑体"/>
         </w:rPr>
         <w:t xml:space="preserve">在两输入相异时出</w:t>
       </w:r>
       <w:r>
+        <w:rPr>
+          <w:rFonts w:eastAsia="黑体"/>
+        </w:rPr>
         <w:t xml:space="preserve"> 1。CMOS </w:t>
       </w:r>
       <w:r>
         <w:rPr>
-          <w:rFonts w:hint="eastAsia"/>
+          <w:rFonts w:hint="eastAsia" w:eastAsia="黑体"/>
         </w:rPr>
         <w:t xml:space="preserve">门依靠上拉（PMOS）与下拉（NMOS）网络的互补通断决定输出高低电平。</w:t>
       </w:r>
@@ -855,7 +1029,7 @@
       </w:pPr>
       <w:r>
         <w:rPr>
-          <w:rFonts w:hint="eastAsia"/>
+          <w:rFonts w:hint="eastAsia" w:eastAsia="黑体"/>
         </w:rPr>
         <w:t xml:space="preserve">关键计算公式</w:t>
       </w:r>
@@ -869,25 +1043,31 @@
       </w:pPr>
       <w:r>
         <w:rPr>
-          <w:rFonts w:hint="eastAsia"/>
+          <w:rFonts w:hint="eastAsia" w:eastAsia="黑体"/>
         </w:rPr>
         <w:t xml:space="preserve">与</w:t>
       </w:r>
       <w:r>
+        <w:rPr>
+          <w:rFonts w:eastAsia="黑体"/>
+        </w:rPr>
         <w:t xml:space="preserve"> / </w:t>
       </w:r>
       <w:r>
         <w:rPr>
-          <w:rFonts w:hint="eastAsia"/>
+          <w:rFonts w:hint="eastAsia" w:eastAsia="黑体"/>
         </w:rPr>
         <w:t xml:space="preserve">或</w:t>
       </w:r>
       <w:r>
+        <w:rPr>
+          <w:rFonts w:eastAsia="黑体"/>
+        </w:rPr>
         <w:t xml:space="preserve"> / </w:t>
       </w:r>
       <w:r>
         <w:rPr>
-          <w:rFonts w:hint="eastAsia"/>
+          <w:rFonts w:hint="eastAsia" w:eastAsia="黑体"/>
         </w:rPr>
         <w:t xml:space="preserve">非：</w:t>
       </w:r>
@@ -1035,16 +1215,19 @@
       </w:pPr>
       <w:r>
         <w:rPr>
-          <w:rFonts w:hint="eastAsia"/>
+          <w:rFonts w:hint="eastAsia" w:eastAsia="黑体"/>
         </w:rPr>
         <w:t xml:space="preserve">与非</w:t>
       </w:r>
       <w:r>
+        <w:rPr>
+          <w:rFonts w:eastAsia="黑体"/>
+        </w:rPr>
         <w:t xml:space="preserve"> / </w:t>
       </w:r>
       <w:r>
         <w:rPr>
-          <w:rFonts w:hint="eastAsia"/>
+          <w:rFonts w:hint="eastAsia" w:eastAsia="黑体"/>
         </w:rPr>
         <w:t xml:space="preserve">或非：</w:t>
       </w:r>
@@ -1169,16 +1352,19 @@
       </w:pPr>
       <w:r>
         <w:rPr>
-          <w:rFonts w:hint="eastAsia"/>
+          <w:rFonts w:hint="eastAsia" w:eastAsia="黑体"/>
         </w:rPr>
         <w:t xml:space="preserve">异或</w:t>
       </w:r>
       <w:r>
+        <w:rPr>
+          <w:rFonts w:eastAsia="黑体"/>
+        </w:rPr>
         <w:t xml:space="preserve"> / </w:t>
       </w:r>
       <w:r>
         <w:rPr>
-          <w:rFonts w:hint="eastAsia"/>
+          <w:rFonts w:hint="eastAsia" w:eastAsia="黑体"/>
         </w:rPr>
         <w:t xml:space="preserve">同或：</w:t>
       </w:r>
@@ -1296,16 +1482,19 @@
       </w:pPr>
       <w:r>
         <w:rPr>
-          <w:rFonts w:hint="eastAsia"/>
+          <w:rFonts w:hint="eastAsia" w:eastAsia="黑体"/>
         </w:rPr>
         <w:t xml:space="preserve">通用性（NAND</w:t>
       </w:r>
       <w:r>
+        <w:rPr>
+          <w:rFonts w:eastAsia="黑体"/>
+        </w:rPr>
         <w:t xml:space="preserve"> </w:t>
       </w:r>
       <w:r>
         <w:rPr>
-          <w:rFonts w:hint="eastAsia"/>
+          <w:rFonts w:hint="eastAsia" w:eastAsia="黑体"/>
         </w:rPr>
         <w:t xml:space="preserve">可表示非、与、或）：</w:t>
       </w:r>
@@ -1502,7 +1691,7 @@
             </w:pPr>
             <w:r>
               <w:rPr>
-                <w:rFonts w:hint="eastAsia"/>
+                <w:rFonts w:hint="eastAsia" w:eastAsia="黑体"/>
               </w:rPr>
               <w:t xml:space="preserve">符号</w:t>
             </w:r>
@@ -1516,7 +1705,7 @@
             </w:pPr>
             <w:r>
               <w:rPr>
-                <w:rFonts w:hint="eastAsia"/>
+                <w:rFonts w:hint="eastAsia" w:eastAsia="黑体"/>
               </w:rPr>
               <w:t xml:space="preserve">含义</w:t>
             </w:r>
@@ -1530,7 +1719,7 @@
             </w:pPr>
             <w:r>
               <w:rPr>
-                <w:rFonts w:hint="eastAsia"/>
+                <w:rFonts w:hint="eastAsia" w:eastAsia="黑体"/>
               </w:rPr>
               <w:t xml:space="preserve">单位</w:t>
             </w:r>
@@ -1559,6 +1748,9 @@
               </m:r>
             </m:oMath>
             <w:r>
+              <w:rPr>
+                <w:rFonts w:eastAsia="黑体"/>
+              </w:rPr>
               <w:t xml:space="preserve">​</w:t>
             </w:r>
           </w:p>
@@ -1571,7 +1763,7 @@
             </w:pPr>
             <w:r>
               <w:rPr>
-                <w:rFonts w:hint="eastAsia"/>
+                <w:rFonts w:hint="eastAsia" w:eastAsia="黑体"/>
               </w:rPr>
               <w:t xml:space="preserve">输入信号</w:t>
             </w:r>
@@ -1584,6 +1776,9 @@
               <w:pStyle w:val="Compact"/>
             </w:pPr>
             <w:r>
+              <w:rPr>
+                <w:rFonts w:eastAsia="黑体"/>
+              </w:rPr>
               <w:t xml:space="preserve">—</w:t>
             </w:r>
           </w:p>
@@ -1602,6 +1797,9 @@
               </m:r>
             </m:oMath>
             <w:r>
+              <w:rPr>
+                <w:rFonts w:eastAsia="黑体"/>
+              </w:rPr>
               <w:t xml:space="preserve">​</w:t>
             </w:r>
           </w:p>
@@ -1614,7 +1812,7 @@
             </w:pPr>
             <w:r>
               <w:rPr>
-                <w:rFonts w:hint="eastAsia"/>
+                <w:rFonts w:hint="eastAsia" w:eastAsia="黑体"/>
               </w:rPr>
               <w:t xml:space="preserve">输出信号</w:t>
             </w:r>
@@ -1627,6 +1825,9 @@
               <w:pStyle w:val="Compact"/>
             </w:pPr>
             <w:r>
+              <w:rPr>
+                <w:rFonts w:eastAsia="黑体"/>
+              </w:rPr>
               <w:t xml:space="preserve">—</w:t>
             </w:r>
           </w:p>
@@ -1641,7 +1842,7 @@
       </w:pPr>
       <w:r>
         <w:rPr>
-          <w:rFonts w:hint="eastAsia"/>
+          <w:rFonts w:hint="eastAsia" w:eastAsia="黑体"/>
         </w:rPr>
         <w:t xml:space="preserve">元件调整影响</w:t>
       </w:r>
@@ -1656,16 +1857,19 @@
       </w:pPr>
       <w:r>
         <w:rPr>
-          <w:rFonts w:hint="eastAsia"/>
+          <w:rFonts w:hint="eastAsia" w:eastAsia="黑体"/>
         </w:rPr>
         <w:t xml:space="preserve">逻辑门功能固定，无</w:t>
       </w:r>
       <w:r>
+        <w:rPr>
+          <w:rFonts w:eastAsia="黑体"/>
+        </w:rPr>
         <w:t xml:space="preserve"> R、C </w:t>
       </w:r>
       <w:r>
         <w:rPr>
-          <w:rFonts w:hint="eastAsia"/>
+          <w:rFonts w:hint="eastAsia" w:eastAsia="黑体"/>
         </w:rPr>
         <w:t xml:space="preserve">调整项；速度、功耗由器件工艺、电源电压和负载电容决定。</w:t>
       </w:r>
@@ -1680,16 +1884,19 @@
       </w:pPr>
       <w:r>
         <w:rPr>
-          <w:rFonts w:hint="eastAsia"/>
+          <w:rFonts w:hint="eastAsia" w:eastAsia="黑体"/>
         </w:rPr>
         <w:t xml:space="preserve">增大输出驱动（宽长比）可带更大负载</w:t>
       </w:r>
       <w:r>
+        <w:rPr>
+          <w:rFonts w:eastAsia="黑体"/>
+        </w:rPr>
         <w:t xml:space="preserve"> / </w:t>
       </w:r>
       <w:r>
         <w:rPr>
-          <w:rFonts w:hint="eastAsia"/>
+          <w:rFonts w:hint="eastAsia" w:eastAsia="黑体"/>
         </w:rPr>
         <w:t xml:space="preserve">更快翻转。</w:t>
       </w:r>
@@ -1704,7 +1911,7 @@
       </w:pPr>
       <w:r>
         <w:rPr>
-          <w:rFonts w:hint="eastAsia"/>
+          <w:rFonts w:hint="eastAsia" w:eastAsia="黑体"/>
         </w:rPr>
         <w:t xml:space="preserve">降低电源电压可降功耗，但传播延迟增大。</w:t>
       </w:r>
@@ -1717,7 +1924,7 @@
       </w:pPr>
       <w:r>
         <w:rPr>
-          <w:rFonts w:hint="eastAsia"/>
+          <w:rFonts w:hint="eastAsia" w:eastAsia="黑体"/>
         </w:rPr>
         <w:t xml:space="preserve">典型参数示例</w:t>
       </w:r>
@@ -1731,11 +1938,14 @@
         </w:numPr>
       </w:pPr>
       <w:r>
+        <w:rPr>
+          <w:rFonts w:eastAsia="黑体"/>
+        </w:rPr>
         <w:t xml:space="preserve">NAND </w:t>
       </w:r>
       <w:r>
         <w:rPr>
-          <w:rFonts w:hint="eastAsia"/>
+          <w:rFonts w:hint="eastAsia" w:eastAsia="黑体"/>
         </w:rPr>
         <w:t xml:space="preserve">门：</w:t>
       </w:r>
@@ -1772,15 +1982,21 @@
         </m:r>
       </m:oMath>
       <w:r>
+        <w:rPr>
+          <w:rFonts w:eastAsia="黑体"/>
+        </w:rPr>
         <w:t xml:space="preserve"> </w:t>
       </w:r>
       <w:r>
         <w:rPr>
-          <w:rFonts w:hint="eastAsia"/>
+          <w:rFonts w:hint="eastAsia" w:eastAsia="黑体"/>
         </w:rPr>
         <w:t xml:space="preserve">时</w:t>
       </w:r>
       <w:r>
+        <w:rPr>
+          <w:rFonts w:eastAsia="黑体"/>
+        </w:rPr>
         <w:t xml:space="preserve"> </w:t>
       </w:r>
       <m:oMath>
@@ -1824,11 +2040,14 @@
       </m:oMath>
       <w:r>
         <w:rPr>
-          <w:rFonts w:hint="eastAsia"/>
+          <w:rFonts w:hint="eastAsia" w:eastAsia="黑体"/>
         </w:rPr>
         <w:t xml:space="preserve">；其余输入组合</w:t>
       </w:r>
       <w:r>
+        <w:rPr>
+          <w:rFonts w:eastAsia="黑体"/>
+        </w:rPr>
         <w:t xml:space="preserve"> </w:t>
       </w:r>
       <m:oMath>
@@ -1846,6 +2065,9 @@
         </m:r>
       </m:oMath>
       <w:r>
+        <w:rPr>
+          <w:rFonts w:eastAsia="黑体"/>
+        </w:rPr>
         <w:t xml:space="preserve">。</w:t>
       </w:r>
     </w:p>
@@ -1859,34 +2081,43 @@
       </w:pPr>
       <w:r>
         <w:rPr>
-          <w:rFonts w:hint="eastAsia"/>
+          <w:rFonts w:hint="eastAsia" w:eastAsia="黑体"/>
         </w:rPr>
         <w:t xml:space="preserve">用两个</w:t>
       </w:r>
       <w:r>
+        <w:rPr>
+          <w:rFonts w:eastAsia="黑体"/>
+        </w:rPr>
         <w:t xml:space="preserve"> NAND </w:t>
       </w:r>
       <w:r>
         <w:rPr>
-          <w:rFonts w:hint="eastAsia"/>
+          <w:rFonts w:hint="eastAsia" w:eastAsia="黑体"/>
         </w:rPr>
         <w:t xml:space="preserve">搭成</w:t>
       </w:r>
       <w:r>
+        <w:rPr>
+          <w:rFonts w:eastAsia="黑体"/>
+        </w:rPr>
         <w:t xml:space="preserve"> </w:t>
       </w:r>
       <w:r>
         <w:rPr>
-          <w:rFonts w:hint="eastAsia"/>
+          <w:rFonts w:hint="eastAsia" w:eastAsia="黑体"/>
         </w:rPr>
         <w:t xml:space="preserve">NOT：把</w:t>
       </w:r>
       <w:r>
+        <w:rPr>
+          <w:rFonts w:eastAsia="黑体"/>
+        </w:rPr>
         <w:t xml:space="preserve"> NAND </w:t>
       </w:r>
       <w:r>
         <w:rPr>
-          <w:rFonts w:hint="eastAsia"/>
+          <w:rFonts w:hint="eastAsia" w:eastAsia="黑体"/>
         </w:rPr>
         <w:t xml:space="preserve">两输入短接，</w:t>
       </w:r>
@@ -1937,6 +2168,9 @@
         </m:acc>
       </m:oMath>
       <w:r>
+        <w:rPr>
+          <w:rFonts w:eastAsia="黑体"/>
+        </w:rPr>
         <w:t xml:space="preserve">。</w:t>
       </w:r>
     </w:p>
@@ -1948,7 +2182,7 @@
       </w:pPr>
       <w:r>
         <w:rPr>
-          <w:rFonts w:hint="eastAsia"/>
+          <w:rFonts w:hint="eastAsia" w:eastAsia="黑体"/>
         </w:rPr>
         <w:t xml:space="preserve">常见器件型号</w:t>
       </w:r>
@@ -1963,7 +2197,7 @@
       </w:pPr>
       <w:r>
         <w:rPr>
-          <w:rFonts w:hint="eastAsia"/>
+          <w:rFonts w:hint="eastAsia" w:eastAsia="黑体"/>
         </w:rPr>
         <w:t xml:space="preserve">74HC08（与）、74HC32（或）、74HC04（非）、74HC00（与非）、74HC02（或非）、74HC86（异或）、74HC266（同或）。</w:t>
       </w:r>
@@ -1978,25 +2212,31 @@
       </w:pPr>
       <w:r>
         <w:rPr>
-          <w:rFonts w:hint="eastAsia"/>
+          <w:rFonts w:hint="eastAsia" w:eastAsia="黑体"/>
         </w:rPr>
         <w:t xml:space="preserve">对应</w:t>
       </w:r>
       <w:r>
+        <w:rPr>
+          <w:rFonts w:eastAsia="黑体"/>
+        </w:rPr>
         <w:t xml:space="preserve"> 74LS </w:t>
       </w:r>
       <w:r>
         <w:rPr>
-          <w:rFonts w:hint="eastAsia"/>
+          <w:rFonts w:hint="eastAsia" w:eastAsia="黑体"/>
         </w:rPr>
         <w:t xml:space="preserve">系列与</w:t>
       </w:r>
       <w:r>
+        <w:rPr>
+          <w:rFonts w:eastAsia="黑体"/>
+        </w:rPr>
         <w:t xml:space="preserve"> CD4000 </w:t>
       </w:r>
       <w:r>
         <w:rPr>
-          <w:rFonts w:hint="eastAsia"/>
+          <w:rFonts w:hint="eastAsia" w:eastAsia="黑体"/>
         </w:rPr>
         <w:t xml:space="preserve">系列。</w:t>
       </w:r>
@@ -2009,7 +2249,7 @@
       </w:pPr>
       <w:r>
         <w:rPr>
-          <w:rFonts w:hint="eastAsia"/>
+          <w:rFonts w:hint="eastAsia" w:eastAsia="黑体"/>
         </w:rPr>
         <w:t xml:space="preserve">注意事项</w:t>
       </w:r>
@@ -2024,7 +2264,7 @@
       </w:pPr>
       <w:r>
         <w:rPr>
-          <w:rFonts w:hint="eastAsia"/>
+          <w:rFonts w:hint="eastAsia" w:eastAsia="黑体"/>
         </w:rPr>
         <w:t xml:space="preserve">未用输入端不可悬空，应接确定电平，否则引入噪声、增加功耗。</w:t>
       </w:r>
@@ -2039,7 +2279,7 @@
       </w:pPr>
       <w:r>
         <w:rPr>
-          <w:rFonts w:hint="eastAsia"/>
+          <w:rFonts w:hint="eastAsia" w:eastAsia="黑体"/>
         </w:rPr>
         <w:t xml:space="preserve">不同逻辑系列（TTL/CMOS）阈值与驱动能力不同，混用需评估。</w:t>
       </w:r>
@@ -2054,7 +2294,7 @@
       </w:pPr>
       <w:r>
         <w:rPr>
-          <w:rFonts w:hint="eastAsia"/>
+          <w:rFonts w:hint="eastAsia" w:eastAsia="黑体"/>
         </w:rPr>
         <w:t xml:space="preserve">高速开关时注意去耦与走线，减小开关噪声。</w:t>
       </w:r>
@@ -2067,7 +2307,7 @@
       </w:pPr>
       <w:r>
         <w:rPr>
-          <w:rFonts w:hint="eastAsia"/>
+          <w:rFonts w:hint="eastAsia" w:eastAsia="黑体"/>
         </w:rPr>
         <w:t xml:space="preserve">参考资料</w:t>
       </w:r>
@@ -2081,6 +2321,9 @@
         </w:numPr>
       </w:pPr>
       <w:r>
+        <w:rPr>
+          <w:rFonts w:eastAsia="黑体"/>
+        </w:rPr>
         <w:t xml:space="preserve">Wikipedia: Logic gate。</w:t>
       </w:r>
     </w:p>
@@ -2094,7 +2337,7 @@
       </w:pPr>
       <w:r>
         <w:rPr>
-          <w:rFonts w:hint="eastAsia"/>
+          <w:rFonts w:hint="eastAsia" w:eastAsia="黑体"/>
         </w:rPr>
         <w:t xml:space="preserve">《数字电子技术基础》（阎石）。</w:t>
       </w:r>
@@ -2108,11 +2351,14 @@
         </w:numPr>
       </w:pPr>
       <w:r>
+        <w:rPr>
+          <w:rFonts w:eastAsia="黑体"/>
+        </w:rPr>
         <w:t xml:space="preserve">74HC </w:t>
       </w:r>
       <w:r>
         <w:rPr>
-          <w:rFonts w:hint="eastAsia"/>
+          <w:rFonts w:hint="eastAsia" w:eastAsia="黑体"/>
         </w:rPr>
         <w:t xml:space="preserve">系列数据手册（TI、Nexperia）。</w:t>
       </w:r>
@@ -2126,11 +2372,11 @@
       </w:pPr>
       <w:r>
         <w:rPr>
-          <w:rFonts w:ascii="Times New Roman" w:hAnsi="Times New Roman"/>
+          <w:rFonts w:ascii="Times New Roman" w:hAnsi="Times New Roman" w:eastAsia="黑体"/>
           <w:color w:val="555555"/>
           <w:sz w:val="21"/>
         </w:rPr>
-        <w:t>材料收集者：杜文杰</w:t>
+        <w:t>材料收集者：杜文杰，WX手机：19519196569，QQ:3478827729</w:t>
       </w:r>
     </w:p>
     <w:sectPr>
@@ -2150,7 +2396,7 @@
 </file>
 
 <file path=word/footer1.xml><?xml version="1.0" encoding="utf-8"?>
-<w:ftr xmlns:m="http://schemas.openxmlformats.org/officeDocument/2006/math" xmlns:mc="http://schemas.openxmlformats.org/markup-compatibility/2006" xmlns:mo="http://schemas.microsoft.com/office/mac/office/2008/main" xmlns:mv="urn:schemas-microsoft-com:mac:vml" xmlns:o="urn:schemas-microsoft-com:office:office" xmlns:r="http://schemas.openxmlformats.org/officeDocument/2006/relationships" xmlns:v="urn:schemas-microsoft-com:vml" xmlns:w10="urn:schemas-microsoft-com:office:word" xmlns:w14="http://schemas.microsoft.com/office/word/2010/wordml" xmlns:w="http://schemas.openxmlformats.org/wordprocessingml/2006/main" xmlns:wne="http://schemas.microsoft.com/office/word/2006/wordml" xmlns:wp14="http://schemas.microsoft.com/office/word/2010/wordprocessingDrawing" xmlns:wp="http://schemas.openxmlformats.org/drawingml/2006/wordprocessingDrawing" xmlns:wpc="http://schemas.microsoft.com/office/word/2010/wordprocessingCanvas" xmlns:wpg="http://schemas.microsoft.com/office/word/2010/wordprocessingGroup" xmlns:wpi="http://schemas.microsoft.com/office/word/2010/wordprocessingInk" xmlns:wps="http://schemas.microsoft.com/office/word/2010/wordprocessingShape" mc:Ignorable="w14 wp14">
+<w:ftr xmlns:mc="http://schemas.openxmlformats.org/markup-compatibility/2006" xmlns:w="http://schemas.openxmlformats.org/wordprocessingml/2006/main" xmlns:m="http://schemas.openxmlformats.org/officeDocument/2006/math" xmlns:mo="http://schemas.microsoft.com/office/mac/office/2008/main" xmlns:mv="urn:schemas-microsoft-com:mac:vml" xmlns:o="urn:schemas-microsoft-com:office:office" xmlns:r="http://schemas.openxmlformats.org/officeDocument/2006/relationships" xmlns:v="urn:schemas-microsoft-com:vml" xmlns:w10="urn:schemas-microsoft-com:office:word" xmlns:w14="http://schemas.microsoft.com/office/word/2010/wordml" xmlns:wne="http://schemas.microsoft.com/office/word/2006/wordml" xmlns:wp14="http://schemas.microsoft.com/office/word/2010/wordprocessingDrawing" xmlns:wp="http://schemas.openxmlformats.org/drawingml/2006/wordprocessingDrawing" xmlns:wpc="http://schemas.microsoft.com/office/word/2010/wordprocessingCanvas" xmlns:wpg="http://schemas.microsoft.com/office/word/2010/wordprocessingGroup" xmlns:wpi="http://schemas.microsoft.com/office/word/2010/wordprocessingInk" xmlns:wps="http://schemas.microsoft.com/office/word/2010/wordprocessingShape" mc:Ignorable="w14 wp14">
   <w:p>
     <w:pPr>
       <w:pStyle w:val="Footer"/>
@@ -2158,12 +2404,14 @@
     </w:pPr>
     <w:r>
       <w:rPr>
+        <w:rFonts w:eastAsia="黑体"/>
         <w:sz w:val="18"/>
       </w:rPr>
       <w:t xml:space="preserve">第 </w:t>
     </w:r>
     <w:r>
       <w:rPr>
+        <w:rFonts w:eastAsia="黑体"/>
         <w:sz w:val="18"/>
       </w:rPr>
       <w:fldChar w:fldCharType="begin"/>
@@ -2172,6 +2420,7 @@
     </w:r>
     <w:r>
       <w:rPr>
+        <w:rFonts w:eastAsia="黑体"/>
         <w:sz w:val="18"/>
       </w:rPr>
       <w:t xml:space="preserve"> 页</w:t>
@@ -2185,6 +2434,9 @@
   <w:footnote w:type="continuationSeparator" w:id="0">
     <w:p>
       <w:r>
+        <w:rPr>
+          <w:rFonts w:eastAsia="黑体"/>
+        </w:rPr>
         <w:continuationSeparator/>
       </w:r>
     </w:p>
@@ -2192,6 +2444,9 @@
   <w:footnote w:type="separator" w:id="-1">
     <w:p>
       <w:r>
+        <w:rPr>
+          <w:rFonts w:eastAsia="黑体"/>
+        </w:rPr>
         <w:separator/>
       </w:r>
     </w:p>
@@ -2200,7 +2455,7 @@
 </file>
 
 <file path=word/header1.xml><?xml version="1.0" encoding="utf-8"?>
-<w:hdr xmlns:m="http://schemas.openxmlformats.org/officeDocument/2006/math" xmlns:mc="http://schemas.openxmlformats.org/markup-compatibility/2006" xmlns:mo="http://schemas.microsoft.com/office/mac/office/2008/main" xmlns:mv="urn:schemas-microsoft-com:mac:vml" xmlns:o="urn:schemas-microsoft-com:office:office" xmlns:r="http://schemas.openxmlformats.org/officeDocument/2006/relationships" xmlns:v="urn:schemas-microsoft-com:vml" xmlns:w10="urn:schemas-microsoft-com:office:word" xmlns:w14="http://schemas.microsoft.com/office/word/2010/wordml" xmlns:w="http://schemas.openxmlformats.org/wordprocessingml/2006/main" xmlns:wne="http://schemas.microsoft.com/office/word/2006/wordml" xmlns:wp14="http://schemas.microsoft.com/office/word/2010/wordprocessingDrawing" xmlns:wp="http://schemas.openxmlformats.org/drawingml/2006/wordprocessingDrawing" xmlns:wpc="http://schemas.microsoft.com/office/word/2010/wordprocessingCanvas" xmlns:wpg="http://schemas.microsoft.com/office/word/2010/wordprocessingGroup" xmlns:wpi="http://schemas.microsoft.com/office/word/2010/wordprocessingInk" xmlns:wps="http://schemas.microsoft.com/office/word/2010/wordprocessingShape" mc:Ignorable="w14 wp14">
+<w:hdr xmlns:mc="http://schemas.openxmlformats.org/markup-compatibility/2006" xmlns:w="http://schemas.openxmlformats.org/wordprocessingml/2006/main" xmlns:m="http://schemas.openxmlformats.org/officeDocument/2006/math" xmlns:mo="http://schemas.microsoft.com/office/mac/office/2008/main" xmlns:mv="urn:schemas-microsoft-com:mac:vml" xmlns:o="urn:schemas-microsoft-com:office:office" xmlns:r="http://schemas.openxmlformats.org/officeDocument/2006/relationships" xmlns:v="urn:schemas-microsoft-com:vml" xmlns:w10="urn:schemas-microsoft-com:office:word" xmlns:w14="http://schemas.microsoft.com/office/word/2010/wordml" xmlns:wne="http://schemas.microsoft.com/office/word/2006/wordml" xmlns:wp14="http://schemas.microsoft.com/office/word/2010/wordprocessingDrawing" xmlns:wp="http://schemas.openxmlformats.org/drawingml/2006/wordprocessingDrawing" xmlns:wpc="http://schemas.microsoft.com/office/word/2010/wordprocessingCanvas" xmlns:wpg="http://schemas.microsoft.com/office/word/2010/wordprocessingGroup" xmlns:wpi="http://schemas.microsoft.com/office/word/2010/wordprocessingInk" xmlns:wps="http://schemas.microsoft.com/office/word/2010/wordprocessingShape" mc:Ignorable="w14 wp14">
   <w:p>
     <w:pPr>
       <w:pStyle w:val="Header"/>
@@ -2208,7 +2463,7 @@
     </w:pPr>
     <w:r>
       <w:rPr>
-        <w:rFonts w:ascii="Times New Roman" w:hAnsi="Times New Roman"/>
+        <w:rFonts w:ascii="Times New Roman" w:hAnsi="Times New Roman" w:eastAsia="黑体"/>
         <w:sz w:val="18"/>
         <w:rFonts w:eastAsia="黑体"/>
         <w:rFonts w:eastAsia="黑体"/>
@@ -2220,7 +2475,7 @@
 </file>
 
 <file path=word/numbering.xml><?xml version="1.0" encoding="utf-8"?>
-<w:numbering xmlns:m="http://schemas.openxmlformats.org/officeDocument/2006/math" xmlns:mc="http://schemas.openxmlformats.org/markup-compatibility/2006" xmlns:mo="http://schemas.microsoft.com/office/mac/office/2008/main" xmlns:mv="urn:schemas-microsoft-com:mac:vml" xmlns:o="urn:schemas-microsoft-com:office:office" xmlns:r="http://schemas.openxmlformats.org/officeDocument/2006/relationships" xmlns:v="urn:schemas-microsoft-com:vml" xmlns:w="http://schemas.openxmlformats.org/wordprocessingml/2006/main" xmlns:w10="urn:schemas-microsoft-com:office:word" xmlns:w14="http://schemas.microsoft.com/office/word/2010/wordml" xmlns:wne="http://schemas.microsoft.com/office/word/2006/wordml" xmlns:wp="http://schemas.openxmlformats.org/drawingml/2006/wordprocessingDrawing" xmlns:wp14="http://schemas.microsoft.com/office/word/2010/wordprocessingDrawing" xmlns:wpc="http://schemas.microsoft.com/office/word/2010/wordprocessingCanvas" xmlns:wpg="http://schemas.microsoft.com/office/word/2010/wordprocessingGroup" xmlns:wpi="http://schemas.microsoft.com/office/word/2010/wordprocessingInk" xmlns:wps="http://schemas.microsoft.com/office/word/2010/wordprocessingShape" mc:Ignorable="w14 wp14">
+<w:numbering xmlns:mc="http://schemas.openxmlformats.org/markup-compatibility/2006" xmlns:w="http://schemas.openxmlformats.org/wordprocessingml/2006/main" xmlns:m="http://schemas.openxmlformats.org/officeDocument/2006/math" xmlns:mo="http://schemas.microsoft.com/office/mac/office/2008/main" xmlns:mv="urn:schemas-microsoft-com:mac:vml" xmlns:o="urn:schemas-microsoft-com:office:office" xmlns:r="http://schemas.openxmlformats.org/officeDocument/2006/relationships" xmlns:v="urn:schemas-microsoft-com:vml" xmlns:w10="urn:schemas-microsoft-com:office:word" xmlns:w14="http://schemas.microsoft.com/office/word/2010/wordml" xmlns:wne="http://schemas.microsoft.com/office/word/2006/wordml" xmlns:wp="http://schemas.openxmlformats.org/drawingml/2006/wordprocessingDrawing" xmlns:wp14="http://schemas.microsoft.com/office/word/2010/wordprocessingDrawing" xmlns:wpc="http://schemas.microsoft.com/office/word/2010/wordprocessingCanvas" xmlns:wpg="http://schemas.microsoft.com/office/word/2010/wordprocessingGroup" xmlns:wpi="http://schemas.microsoft.com/office/word/2010/wordprocessingInk" xmlns:wps="http://schemas.microsoft.com/office/word/2010/wordprocessingShape" mc:Ignorable="w14 wp14">
   <w:abstractNum w:abstractNumId="0">
     <w:nsid w:val="FFFFFF7C"/>
     <w:multiLevelType w:val="singleLevel"/>
@@ -2307,7 +2562,7 @@
         <w:ind w:hanging="360" w:left="1440"/>
       </w:pPr>
       <w:rPr>
-        <w:rFonts w:ascii="Symbol" w:hAnsi="Symbol" w:hint="default"/>
+        <w:rFonts w:ascii="Symbol" w:hAnsi="Symbol" w:hint="default" w:eastAsia="黑体"/>
       </w:rPr>
     </w:lvl>
   </w:abstractNum>
@@ -2328,7 +2583,7 @@
         <w:ind w:hanging="360" w:left="1080"/>
       </w:pPr>
       <w:rPr>
-        <w:rFonts w:ascii="Symbol" w:hAnsi="Symbol" w:hint="default"/>
+        <w:rFonts w:ascii="Symbol" w:hAnsi="Symbol" w:hint="default" w:eastAsia="黑体"/>
       </w:rPr>
     </w:lvl>
   </w:abstractNum>
@@ -2349,7 +2604,7 @@
         <w:ind w:hanging="360" w:left="720"/>
       </w:pPr>
       <w:rPr>
-        <w:rFonts w:ascii="Symbol" w:hAnsi="Symbol" w:hint="default"/>
+        <w:rFonts w:ascii="Symbol" w:hAnsi="Symbol" w:hint="default" w:eastAsia="黑体"/>
       </w:rPr>
     </w:lvl>
   </w:abstractNum>
@@ -2388,7 +2643,7 @@
         <w:ind w:hanging="360" w:left="360"/>
       </w:pPr>
       <w:rPr>
-        <w:rFonts w:ascii="Symbol" w:hAnsi="Symbol" w:hint="default"/>
+        <w:rFonts w:ascii="Symbol" w:hAnsi="Symbol" w:hint="default" w:eastAsia="黑体"/>
       </w:rPr>
     </w:lvl>
   </w:abstractNum>
@@ -2479,7 +2734,7 @@
         <w:ind w:left="720" w:hanging="360"/>
       </w:pPr>
       <w:rPr>
-        <w:rFonts w:ascii="Symbol" w:hAnsi="Symbol" w:cs="Symbol" w:hint="default"/>
+        <w:rFonts w:ascii="Symbol" w:hAnsi="Symbol" w:cs="Symbol" w:hint="default" w:eastAsia="黑体"/>
       </w:rPr>
     </w:lvl>
     <w:lvl w:ilvl="1">
@@ -2490,7 +2745,7 @@
         <w:ind w:left="1440" w:hanging="360"/>
       </w:pPr>
       <w:rPr>
-        <w:rFonts w:ascii="Courier New" w:hAnsi="Courier New" w:cs="Courier New" w:hint="default"/>
+        <w:rFonts w:ascii="Courier New" w:hAnsi="Courier New" w:cs="Courier New" w:hint="default" w:eastAsia="黑体"/>
       </w:rPr>
     </w:lvl>
     <w:lvl w:ilvl="2">
@@ -2501,7 +2756,7 @@
         <w:ind w:left="2160" w:hanging="360"/>
       </w:pPr>
       <w:rPr>
-        <w:rFonts w:ascii="Wingdings" w:hAnsi="Wingdings" w:cs="Wingdings" w:hint="default"/>
+        <w:rFonts w:ascii="Wingdings" w:hAnsi="Wingdings" w:cs="Wingdings" w:hint="default" w:eastAsia="黑体"/>
       </w:rPr>
     </w:lvl>
     <w:lvl w:ilvl="3">
@@ -2512,7 +2767,7 @@
         <w:ind w:left="2880" w:hanging="360"/>
       </w:pPr>
       <w:rPr>
-        <w:rFonts w:ascii="Symbol" w:hAnsi="Symbol" w:cs="Symbol" w:hint="default"/>
+        <w:rFonts w:ascii="Symbol" w:hAnsi="Symbol" w:cs="Symbol" w:hint="default" w:eastAsia="黑体"/>
       </w:rPr>
     </w:lvl>
     <w:lvl w:ilvl="4">
@@ -2523,7 +2778,7 @@
         <w:ind w:left="3600" w:hanging="360"/>
       </w:pPr>
       <w:rPr>
-        <w:rFonts w:ascii="Courier New" w:hAnsi="Courier New" w:cs="Courier New" w:hint="default"/>
+        <w:rFonts w:ascii="Courier New" w:hAnsi="Courier New" w:cs="Courier New" w:hint="default" w:eastAsia="黑体"/>
       </w:rPr>
     </w:lvl>
     <w:lvl w:ilvl="5">
@@ -2534,7 +2789,7 @@
         <w:ind w:left="4320" w:hanging="360"/>
       </w:pPr>
       <w:rPr>
-        <w:rFonts w:ascii="Wingdings" w:hAnsi="Wingdings" w:cs="Wingdings" w:hint="default"/>
+        <w:rFonts w:ascii="Wingdings" w:hAnsi="Wingdings" w:cs="Wingdings" w:hint="default" w:eastAsia="黑体"/>
       </w:rPr>
     </w:lvl>
     <w:lvl w:ilvl="6">
@@ -2545,7 +2800,7 @@
         <w:ind w:left="5040" w:hanging="360"/>
       </w:pPr>
       <w:rPr>
-        <w:rFonts w:ascii="Symbol" w:hAnsi="Symbol" w:cs="Symbol" w:hint="default"/>
+        <w:rFonts w:ascii="Symbol" w:hAnsi="Symbol" w:cs="Symbol" w:hint="default" w:eastAsia="黑体"/>
       </w:rPr>
     </w:lvl>
     <w:lvl w:ilvl="7">
@@ -2556,7 +2811,7 @@
         <w:ind w:left="5760" w:hanging="360"/>
       </w:pPr>
       <w:rPr>
-        <w:rFonts w:ascii="Courier New" w:hAnsi="Courier New" w:cs="Courier New" w:hint="default"/>
+        <w:rFonts w:ascii="Courier New" w:hAnsi="Courier New" w:cs="Courier New" w:hint="default" w:eastAsia="黑体"/>
       </w:rPr>
     </w:lvl>
     <w:lvl w:ilvl="8">
@@ -2567,7 +2822,7 @@
         <w:ind w:left="6480" w:hanging="360"/>
       </w:pPr>
       <w:rPr>
-        <w:rFonts w:ascii="Wingdings" w:hAnsi="Wingdings" w:cs="Wingdings" w:hint="default"/>
+        <w:rFonts w:ascii="Wingdings" w:hAnsi="Wingdings" w:cs="Wingdings" w:hint="default" w:eastAsia="黑体"/>
       </w:rPr>
     </w:lvl>
   </w:abstractNum>
@@ -2623,11 +2878,11 @@
 </file>
 
 <file path=word/styles.xml><?xml version="1.0" encoding="utf-8"?>
-<w:styles xmlns:mc="http://schemas.openxmlformats.org/markup-compatibility/2006" xmlns:r="http://schemas.openxmlformats.org/officeDocument/2006/relationships" xmlns:w="http://schemas.openxmlformats.org/wordprocessingml/2006/main" xmlns:w14="http://schemas.microsoft.com/office/word/2010/wordml" mc:Ignorable="w14">
+<w:styles xmlns:mc="http://schemas.openxmlformats.org/markup-compatibility/2006" xmlns:w="http://schemas.openxmlformats.org/wordprocessingml/2006/main" xmlns:r="http://schemas.openxmlformats.org/officeDocument/2006/relationships" xmlns:w14="http://schemas.microsoft.com/office/word/2010/wordml" mc:Ignorable="w14">
   <w:docDefaults>
     <w:rPrDefault>
       <w:rPr>
-        <w:rFonts w:asciiTheme="minorHAnsi" w:cstheme="minorBidi" w:eastAsiaTheme="minorEastAsia" w:hAnsiTheme="minorHAnsi"/>
+        <w:rFonts w:asciiTheme="minorHAnsi" w:cstheme="minorBidi" w:hAnsiTheme="minorHAnsi" w:eastAsia="黑体"/>
         <w:sz w:val="22"/>
         <w:szCs w:val="22"/>
         <w:lang w:bidi="ar-SA" w:eastAsia="en-US" w:val="en-US"/>
@@ -2849,7 +3104,7 @@
       <w:outlineLvl w:val="0"/>
     </w:pPr>
     <w:rPr>
-      <w:rFonts w:ascii="Times New Roman" w:asciiTheme="majorHAnsi" w:cstheme="majorBidi" w:eastAsia="黑体" w:eastAsiaTheme="majorEastAsia" w:hAnsi="Times New Roman" w:hAnsiTheme="majorHAnsi"/>
+      <w:rFonts w:ascii="Times New Roman" w:asciiTheme="majorHAnsi" w:cstheme="majorBidi" w:eastAsia="黑体" w:hAnsi="Times New Roman" w:hAnsiTheme="majorHAnsi"/>
       <w:b/>
       <w:bCs/>
       <w:color w:val="1F3864"/>
@@ -2873,7 +3128,7 @@
       <w:outlineLvl w:val="1"/>
     </w:pPr>
     <w:rPr>
-      <w:rFonts w:ascii="Times New Roman" w:asciiTheme="majorHAnsi" w:cstheme="majorBidi" w:eastAsia="黑体" w:eastAsiaTheme="majorEastAsia" w:hAnsi="Times New Roman" w:hAnsiTheme="majorHAnsi"/>
+      <w:rFonts w:ascii="Times New Roman" w:asciiTheme="majorHAnsi" w:cstheme="majorBidi" w:eastAsia="黑体" w:hAnsi="Times New Roman" w:hAnsiTheme="majorHAnsi"/>
       <w:b/>
       <w:bCs/>
       <w:color w:val="2E4E7E"/>
@@ -2897,7 +3152,7 @@
       <w:outlineLvl w:val="2"/>
     </w:pPr>
     <w:rPr>
-      <w:rFonts w:ascii="Times New Roman" w:asciiTheme="majorHAnsi" w:cstheme="majorBidi" w:eastAsia="黑体" w:eastAsiaTheme="majorEastAsia" w:hAnsi="Times New Roman" w:hAnsiTheme="majorHAnsi"/>
+      <w:rFonts w:ascii="Times New Roman" w:asciiTheme="majorHAnsi" w:cstheme="majorBidi" w:eastAsia="黑体" w:hAnsi="Times New Roman" w:hAnsiTheme="majorHAnsi"/>
       <w:b/>
       <w:bCs/>
       <w:color w:val="2E4E7E"/>
@@ -2921,7 +3176,7 @@
       <w:outlineLvl w:val="3"/>
     </w:pPr>
     <w:rPr>
-      <w:rFonts w:ascii="Times New Roman" w:asciiTheme="majorHAnsi" w:cstheme="majorBidi" w:eastAsia="黑体" w:eastAsiaTheme="majorEastAsia" w:hAnsi="Times New Roman" w:hAnsiTheme="majorHAnsi"/>
+      <w:rFonts w:ascii="Times New Roman" w:asciiTheme="majorHAnsi" w:cstheme="majorBidi" w:eastAsia="黑体" w:hAnsi="Times New Roman" w:hAnsiTheme="majorHAnsi"/>
       <w:b/>
       <w:bCs/>
       <w:i/>
@@ -2947,7 +3202,7 @@
       <w:outlineLvl w:val="4"/>
     </w:pPr>
     <w:rPr>
-      <w:rFonts w:ascii="Times New Roman" w:asciiTheme="majorHAnsi" w:cstheme="majorBidi" w:eastAsia="黑体" w:eastAsiaTheme="majorEastAsia" w:hAnsi="Times New Roman" w:hAnsiTheme="majorHAnsi"/>
+      <w:rFonts w:ascii="Times New Roman" w:asciiTheme="majorHAnsi" w:cstheme="majorBidi" w:eastAsia="黑体" w:hAnsi="Times New Roman" w:hAnsiTheme="majorHAnsi"/>
       <w:b/>
       <w:color w:val="333333"/>
       <w:sz w:val="22"/>
@@ -2970,7 +3225,7 @@
       <w:outlineLvl w:val="5"/>
     </w:pPr>
     <w:rPr>
-      <w:rFonts w:asciiTheme="majorHAnsi" w:cstheme="majorBidi" w:eastAsiaTheme="majorEastAsia" w:hAnsiTheme="majorHAnsi"/>
+      <w:rFonts w:asciiTheme="majorHAnsi" w:cstheme="majorBidi" w:hAnsiTheme="majorHAnsi" w:eastAsia="黑体"/>
       <w:i/>
       <w:iCs/>
       <w:color w:themeColor="accent1" w:themeShade="7F" w:val="243F60"/>
@@ -2993,7 +3248,7 @@
       <w:outlineLvl w:val="6"/>
     </w:pPr>
     <w:rPr>
-      <w:rFonts w:asciiTheme="majorHAnsi" w:cstheme="majorBidi" w:eastAsiaTheme="majorEastAsia" w:hAnsiTheme="majorHAnsi"/>
+      <w:rFonts w:asciiTheme="majorHAnsi" w:cstheme="majorBidi" w:hAnsiTheme="majorHAnsi" w:eastAsia="黑体"/>
       <w:i/>
       <w:iCs/>
       <w:color w:themeColor="text1" w:themeTint="BF" w:val="404040"/>
@@ -3016,7 +3271,7 @@
       <w:outlineLvl w:val="7"/>
     </w:pPr>
     <w:rPr>
-      <w:rFonts w:asciiTheme="majorHAnsi" w:cstheme="majorBidi" w:eastAsiaTheme="majorEastAsia" w:hAnsiTheme="majorHAnsi"/>
+      <w:rFonts w:asciiTheme="majorHAnsi" w:cstheme="majorBidi" w:hAnsiTheme="majorHAnsi" w:eastAsia="黑体"/>
       <w:color w:themeColor="accent1" w:val="4F81BD"/>
       <w:sz w:val="20"/>
       <w:szCs w:val="20"/>
@@ -3039,7 +3294,7 @@
       <w:outlineLvl w:val="8"/>
     </w:pPr>
     <w:rPr>
-      <w:rFonts w:asciiTheme="majorHAnsi" w:cstheme="majorBidi" w:eastAsiaTheme="majorEastAsia" w:hAnsiTheme="majorHAnsi"/>
+      <w:rFonts w:asciiTheme="majorHAnsi" w:cstheme="majorBidi" w:hAnsiTheme="majorHAnsi" w:eastAsia="黑体"/>
       <w:i/>
       <w:iCs/>
       <w:color w:themeColor="text1" w:themeTint="BF" w:val="404040"/>
@@ -3090,7 +3345,7 @@
     <w:uiPriority w:val="9"/>
     <w:rsid w:val="00FC693F"/>
     <w:rPr>
-      <w:rFonts w:asciiTheme="majorHAnsi" w:cstheme="majorBidi" w:eastAsiaTheme="majorEastAsia" w:hAnsiTheme="majorHAnsi"/>
+      <w:rFonts w:asciiTheme="majorHAnsi" w:cstheme="majorBidi" w:hAnsiTheme="majorHAnsi" w:eastAsia="黑体"/>
       <w:b/>
       <w:bCs/>
       <w:color w:themeColor="accent1" w:themeShade="BF" w:val="365F91"/>
@@ -3105,7 +3360,7 @@
     <w:uiPriority w:val="9"/>
     <w:rsid w:val="00FC693F"/>
     <w:rPr>
-      <w:rFonts w:asciiTheme="majorHAnsi" w:cstheme="majorBidi" w:eastAsiaTheme="majorEastAsia" w:hAnsiTheme="majorHAnsi"/>
+      <w:rFonts w:asciiTheme="majorHAnsi" w:cstheme="majorBidi" w:hAnsiTheme="majorHAnsi" w:eastAsia="黑体"/>
       <w:b/>
       <w:bCs/>
       <w:color w:themeColor="accent1" w:val="4F81BD"/>
@@ -3120,7 +3375,7 @@
     <w:uiPriority w:val="9"/>
     <w:rsid w:val="00FC693F"/>
     <w:rPr>
-      <w:rFonts w:asciiTheme="majorHAnsi" w:cstheme="majorBidi" w:eastAsiaTheme="majorEastAsia" w:hAnsiTheme="majorHAnsi"/>
+      <w:rFonts w:asciiTheme="majorHAnsi" w:cstheme="majorBidi" w:hAnsiTheme="majorHAnsi" w:eastAsia="黑体"/>
       <w:b/>
       <w:bCs/>
       <w:color w:themeColor="accent1" w:val="4F81BD"/>
@@ -3143,7 +3398,7 @@
       <w:contextualSpacing/>
     </w:pPr>
     <w:rPr>
-      <w:rFonts w:ascii="Times New Roman" w:asciiTheme="majorHAnsi" w:cstheme="majorBidi" w:eastAsia="黑体" w:eastAsiaTheme="majorEastAsia" w:hAnsi="Times New Roman" w:hAnsiTheme="majorHAnsi"/>
+      <w:rFonts w:ascii="Times New Roman" w:asciiTheme="majorHAnsi" w:cstheme="majorBidi" w:eastAsia="黑体" w:hAnsi="Times New Roman" w:hAnsiTheme="majorHAnsi"/>
       <w:b/>
       <w:color w:val="1F3864"/>
       <w:spacing w:val="5"/>
@@ -3159,7 +3414,7 @@
     <w:uiPriority w:val="10"/>
     <w:rsid w:val="00FC693F"/>
     <w:rPr>
-      <w:rFonts w:asciiTheme="majorHAnsi" w:cstheme="majorBidi" w:eastAsiaTheme="majorEastAsia" w:hAnsiTheme="majorHAnsi"/>
+      <w:rFonts w:asciiTheme="majorHAnsi" w:cstheme="majorBidi" w:hAnsiTheme="majorHAnsi" w:eastAsia="黑体"/>
       <w:color w:themeColor="text2" w:themeShade="BF" w:val="17365D"/>
       <w:spacing w:val="5"/>
       <w:kern w:val="28"/>
@@ -3181,7 +3436,7 @@
       </w:numPr>
     </w:pPr>
     <w:rPr>
-      <w:rFonts w:asciiTheme="majorHAnsi" w:cstheme="majorBidi" w:eastAsiaTheme="majorEastAsia" w:hAnsiTheme="majorHAnsi"/>
+      <w:rFonts w:asciiTheme="majorHAnsi" w:cstheme="majorBidi" w:hAnsiTheme="majorHAnsi" w:eastAsia="黑体"/>
       <w:i/>
       <w:iCs/>
       <w:color w:themeColor="accent1" w:val="4F81BD"/>
@@ -3197,7 +3452,7 @@
     <w:uiPriority w:val="11"/>
     <w:rsid w:val="00FC693F"/>
     <w:rPr>
-      <w:rFonts w:asciiTheme="majorHAnsi" w:cstheme="majorBidi" w:eastAsiaTheme="majorEastAsia" w:hAnsiTheme="majorHAnsi"/>
+      <w:rFonts w:asciiTheme="majorHAnsi" w:cstheme="majorBidi" w:hAnsiTheme="majorHAnsi" w:eastAsia="黑体"/>
       <w:i/>
       <w:iCs/>
       <w:color w:themeColor="accent1" w:val="4F81BD"/>
@@ -3264,6 +3519,7 @@
       <w:spacing w:after="120"/>
     </w:pPr>
     <w:rPr>
+      <w:rFonts w:eastAsia="黑体"/>
       <w:sz w:val="16"/>
       <w:szCs w:val="16"/>
     </w:rPr>
@@ -3275,6 +3531,7 @@
     <w:uiPriority w:val="99"/>
     <w:rsid w:val="00AA1D8D"/>
     <w:rPr>
+      <w:rFonts w:eastAsia="黑体"/>
       <w:sz w:val="16"/>
       <w:szCs w:val="16"/>
     </w:rPr>
@@ -3444,7 +3701,7 @@
       </w:tabs>
     </w:pPr>
     <w:rPr>
-      <w:rFonts w:ascii="Courier" w:hAnsi="Courier"/>
+      <w:rFonts w:ascii="Courier" w:hAnsi="Courier" w:eastAsia="黑体"/>
       <w:sz w:val="20"/>
       <w:szCs w:val="20"/>
     </w:rPr>
@@ -3456,7 +3713,7 @@
     <w:uiPriority w:val="99"/>
     <w:rsid w:val="0029639D"/>
     <w:rPr>
-      <w:rFonts w:ascii="Courier" w:hAnsi="Courier"/>
+      <w:rFonts w:ascii="Courier" w:hAnsi="Courier" w:eastAsia="黑体"/>
       <w:sz w:val="20"/>
       <w:szCs w:val="20"/>
     </w:rPr>
@@ -3492,6 +3749,7 @@
     <w:uiPriority w:val="29"/>
     <w:rsid w:val="00FC693F"/>
     <w:rPr>
+      <w:rFonts w:eastAsia="黑体"/>
       <w:i/>
       <w:iCs/>
       <w:color w:themeColor="text1" w:val="000000"/>
@@ -3505,7 +3763,7 @@
     <w:semiHidden/>
     <w:rsid w:val="00FC693F"/>
     <w:rPr>
-      <w:rFonts w:asciiTheme="majorHAnsi" w:cstheme="majorBidi" w:eastAsiaTheme="majorEastAsia" w:hAnsiTheme="majorHAnsi"/>
+      <w:rFonts w:asciiTheme="majorHAnsi" w:cstheme="majorBidi" w:hAnsiTheme="majorHAnsi" w:eastAsia="黑体"/>
       <w:b/>
       <w:bCs/>
       <w:i/>
@@ -3521,7 +3779,7 @@
     <w:semiHidden/>
     <w:rsid w:val="00FC693F"/>
     <w:rPr>
-      <w:rFonts w:asciiTheme="majorHAnsi" w:cstheme="majorBidi" w:eastAsiaTheme="majorEastAsia" w:hAnsiTheme="majorHAnsi"/>
+      <w:rFonts w:asciiTheme="majorHAnsi" w:cstheme="majorBidi" w:hAnsiTheme="majorHAnsi" w:eastAsia="黑体"/>
       <w:color w:themeColor="accent1" w:themeShade="7F" w:val="243F60"/>
     </w:rPr>
   </w:style>
@@ -3533,7 +3791,7 @@
     <w:semiHidden/>
     <w:rsid w:val="00FC693F"/>
     <w:rPr>
-      <w:rFonts w:asciiTheme="majorHAnsi" w:cstheme="majorBidi" w:eastAsiaTheme="majorEastAsia" w:hAnsiTheme="majorHAnsi"/>
+      <w:rFonts w:asciiTheme="majorHAnsi" w:cstheme="majorBidi" w:hAnsiTheme="majorHAnsi" w:eastAsia="黑体"/>
       <w:i/>
       <w:iCs/>
       <w:color w:themeColor="accent1" w:themeShade="7F" w:val="243F60"/>
@@ -3547,7 +3805,7 @@
     <w:semiHidden/>
     <w:rsid w:val="00FC693F"/>
     <w:rPr>
-      <w:rFonts w:asciiTheme="majorHAnsi" w:cstheme="majorBidi" w:eastAsiaTheme="majorEastAsia" w:hAnsiTheme="majorHAnsi"/>
+      <w:rFonts w:asciiTheme="majorHAnsi" w:cstheme="majorBidi" w:hAnsiTheme="majorHAnsi" w:eastAsia="黑体"/>
       <w:i/>
       <w:iCs/>
       <w:color w:themeColor="text1" w:themeTint="BF" w:val="404040"/>
@@ -3561,7 +3819,7 @@
     <w:semiHidden/>
     <w:rsid w:val="00FC693F"/>
     <w:rPr>
-      <w:rFonts w:asciiTheme="majorHAnsi" w:cstheme="majorBidi" w:eastAsiaTheme="majorEastAsia" w:hAnsiTheme="majorHAnsi"/>
+      <w:rFonts w:asciiTheme="majorHAnsi" w:cstheme="majorBidi" w:hAnsiTheme="majorHAnsi" w:eastAsia="黑体"/>
       <w:color w:themeColor="accent1" w:val="4F81BD"/>
       <w:sz w:val="20"/>
       <w:szCs w:val="20"/>
@@ -3575,7 +3833,7 @@
     <w:semiHidden/>
     <w:rsid w:val="00FC693F"/>
     <w:rPr>
-      <w:rFonts w:asciiTheme="majorHAnsi" w:cstheme="majorBidi" w:eastAsiaTheme="majorEastAsia" w:hAnsiTheme="majorHAnsi"/>
+      <w:rFonts w:asciiTheme="majorHAnsi" w:cstheme="majorBidi" w:hAnsiTheme="majorHAnsi" w:eastAsia="黑体"/>
       <w:i/>
       <w:iCs/>
       <w:color w:themeColor="text1" w:themeTint="BF" w:val="404040"/>
@@ -3596,6 +3854,7 @@
       <w:spacing w:line="240" w:lineRule="auto"/>
     </w:pPr>
     <w:rPr>
+      <w:rFonts w:eastAsia="黑体"/>
       <w:b/>
       <w:bCs/>
       <w:color w:themeColor="accent1" w:val="4F81BD"/>
@@ -3610,6 +3869,7 @@
     <w:qFormat/>
     <w:rsid w:val="00FC693F"/>
     <w:rPr>
+      <w:rFonts w:eastAsia="黑体"/>
       <w:b/>
       <w:bCs/>
     </w:rPr>
@@ -3621,6 +3881,7 @@
     <w:qFormat/>
     <w:rsid w:val="00FC693F"/>
     <w:rPr>
+      <w:rFonts w:eastAsia="黑体"/>
       <w:i/>
       <w:iCs/>
     </w:rPr>
@@ -3641,6 +3902,7 @@
       <w:ind w:left="936" w:right="936"/>
     </w:pPr>
     <w:rPr>
+      <w:rFonts w:eastAsia="黑体"/>
       <w:b/>
       <w:bCs/>
       <w:i/>
@@ -3655,6 +3917,7 @@
     <w:uiPriority w:val="30"/>
     <w:rsid w:val="00FC693F"/>
     <w:rPr>
+      <w:rFonts w:eastAsia="黑体"/>
       <w:b/>
       <w:bCs/>
       <w:i/>
@@ -3669,6 +3932,7 @@
     <w:qFormat/>
     <w:rsid w:val="00FC693F"/>
     <w:rPr>
+      <w:rFonts w:eastAsia="黑体"/>
       <w:i/>
       <w:iCs/>
       <w:color w:themeColor="text1" w:themeTint="7F" w:val="808080"/>
@@ -3681,6 +3945,7 @@
     <w:qFormat/>
     <w:rsid w:val="00FC693F"/>
     <w:rPr>
+      <w:rFonts w:eastAsia="黑体"/>
       <w:b/>
       <w:bCs/>
       <w:i/>
@@ -3695,6 +3960,7 @@
     <w:qFormat/>
     <w:rsid w:val="00FC693F"/>
     <w:rPr>
+      <w:rFonts w:eastAsia="黑体"/>
       <w:smallCaps/>
       <w:color w:themeColor="accent2" w:val="C0504D"/>
       <w:u w:val="single"/>
@@ -3707,6 +3973,7 @@
     <w:qFormat/>
     <w:rsid w:val="00FC693F"/>
     <w:rPr>
+      <w:rFonts w:eastAsia="黑体"/>
       <w:b/>
       <w:bCs/>
       <w:smallCaps/>
@@ -3722,6 +3989,7 @@
     <w:qFormat/>
     <w:rsid w:val="00FC693F"/>
     <w:rPr>
+      <w:rFonts w:eastAsia="黑体"/>
       <w:b/>
       <w:bCs/>
       <w:smallCaps/>
@@ -3776,6 +4044,7 @@
       <w:spacing w:after="0" w:line="240" w:lineRule="auto"/>
     </w:pPr>
     <w:rPr>
+      <w:rFonts w:eastAsia="黑体"/>
       <w:color w:themeColor="text1" w:themeShade="BF" w:val="000000"/>
     </w:rPr>
     <w:tblPr>
@@ -3798,6 +4067,7 @@
         <w:spacing w:after="0" w:before="0" w:line="240" w:lineRule="auto"/>
       </w:pPr>
       <w:rPr>
+        <w:rFonts w:eastAsia="黑体"/>
         <w:b/>
         <w:bCs/>
       </w:rPr>
@@ -3818,6 +4088,7 @@
         <w:spacing w:after="0" w:before="0" w:line="240" w:lineRule="auto"/>
       </w:pPr>
       <w:rPr>
+        <w:rFonts w:eastAsia="黑体"/>
         <w:b/>
         <w:bCs/>
       </w:rPr>
@@ -3835,12 +4106,14 @@
     </w:tblStylePr>
     <w:tblStylePr w:type="firstCol">
       <w:rPr>
+        <w:rFonts w:eastAsia="黑体"/>
         <w:b/>
         <w:bCs/>
       </w:rPr>
     </w:tblStylePr>
     <w:tblStylePr w:type="lastCol">
       <w:rPr>
+        <w:rFonts w:eastAsia="黑体"/>
         <w:b/>
         <w:bCs/>
       </w:rPr>
@@ -3879,6 +4152,7 @@
       <w:spacing w:after="0" w:line="240" w:lineRule="auto"/>
     </w:pPr>
     <w:rPr>
+      <w:rFonts w:eastAsia="黑体"/>
       <w:color w:themeColor="accent1" w:themeShade="BF" w:val="365F91"/>
     </w:rPr>
     <w:tblPr>
@@ -3901,6 +4175,7 @@
         <w:spacing w:after="0" w:before="0" w:line="240" w:lineRule="auto"/>
       </w:pPr>
       <w:rPr>
+        <w:rFonts w:eastAsia="黑体"/>
         <w:b/>
         <w:bCs/>
       </w:rPr>
@@ -3921,6 +4196,7 @@
         <w:spacing w:after="0" w:before="0" w:line="240" w:lineRule="auto"/>
       </w:pPr>
       <w:rPr>
+        <w:rFonts w:eastAsia="黑体"/>
         <w:b/>
         <w:bCs/>
       </w:rPr>
@@ -3938,12 +4214,14 @@
     </w:tblStylePr>
     <w:tblStylePr w:type="firstCol">
       <w:rPr>
+        <w:rFonts w:eastAsia="黑体"/>
         <w:b/>
         <w:bCs/>
       </w:rPr>
     </w:tblStylePr>
     <w:tblStylePr w:type="lastCol">
       <w:rPr>
+        <w:rFonts w:eastAsia="黑体"/>
         <w:b/>
         <w:bCs/>
       </w:rPr>
@@ -3982,6 +4260,7 @@
       <w:spacing w:after="0" w:line="240" w:lineRule="auto"/>
     </w:pPr>
     <w:rPr>
+      <w:rFonts w:eastAsia="黑体"/>
       <w:color w:themeColor="accent2" w:themeShade="BF" w:val="943634"/>
     </w:rPr>
     <w:tblPr>
@@ -4004,6 +4283,7 @@
         <w:spacing w:after="0" w:before="0" w:line="240" w:lineRule="auto"/>
       </w:pPr>
       <w:rPr>
+        <w:rFonts w:eastAsia="黑体"/>
         <w:b/>
         <w:bCs/>
       </w:rPr>
@@ -4024,6 +4304,7 @@
         <w:spacing w:after="0" w:before="0" w:line="240" w:lineRule="auto"/>
       </w:pPr>
       <w:rPr>
+        <w:rFonts w:eastAsia="黑体"/>
         <w:b/>
         <w:bCs/>
       </w:rPr>
@@ -4041,12 +4322,14 @@
     </w:tblStylePr>
     <w:tblStylePr w:type="firstCol">
       <w:rPr>
+        <w:rFonts w:eastAsia="黑体"/>
         <w:b/>
         <w:bCs/>
       </w:rPr>
     </w:tblStylePr>
     <w:tblStylePr w:type="lastCol">
       <w:rPr>
+        <w:rFonts w:eastAsia="黑体"/>
         <w:b/>
         <w:bCs/>
       </w:rPr>
@@ -4085,6 +4368,7 @@
       <w:spacing w:after="0" w:line="240" w:lineRule="auto"/>
     </w:pPr>
     <w:rPr>
+      <w:rFonts w:eastAsia="黑体"/>
       <w:color w:themeColor="accent3" w:themeShade="BF" w:val="76923C"/>
     </w:rPr>
     <w:tblPr>
@@ -4107,6 +4391,7 @@
         <w:spacing w:after="0" w:before="0" w:line="240" w:lineRule="auto"/>
       </w:pPr>
       <w:rPr>
+        <w:rFonts w:eastAsia="黑体"/>
         <w:b/>
         <w:bCs/>
       </w:rPr>
@@ -4127,6 +4412,7 @@
         <w:spacing w:after="0" w:before="0" w:line="240" w:lineRule="auto"/>
       </w:pPr>
       <w:rPr>
+        <w:rFonts w:eastAsia="黑体"/>
         <w:b/>
         <w:bCs/>
       </w:rPr>
@@ -4144,12 +4430,14 @@
     </w:tblStylePr>
     <w:tblStylePr w:type="firstCol">
       <w:rPr>
+        <w:rFonts w:eastAsia="黑体"/>
         <w:b/>
         <w:bCs/>
       </w:rPr>
     </w:tblStylePr>
     <w:tblStylePr w:type="lastCol">
       <w:rPr>
+        <w:rFonts w:eastAsia="黑体"/>
         <w:b/>
         <w:bCs/>
       </w:rPr>
@@ -4188,6 +4476,7 @@
       <w:spacing w:after="0" w:line="240" w:lineRule="auto"/>
     </w:pPr>
     <w:rPr>
+      <w:rFonts w:eastAsia="黑体"/>
       <w:color w:themeColor="accent4" w:themeShade="BF" w:val="5F497A"/>
     </w:rPr>
     <w:tblPr>
@@ -4210,6 +4499,7 @@
         <w:spacing w:after="0" w:before="0" w:line="240" w:lineRule="auto"/>
       </w:pPr>
       <w:rPr>
+        <w:rFonts w:eastAsia="黑体"/>
         <w:b/>
         <w:bCs/>
       </w:rPr>
@@ -4230,6 +4520,7 @@
         <w:spacing w:after="0" w:before="0" w:line="240" w:lineRule="auto"/>
       </w:pPr>
       <w:rPr>
+        <w:rFonts w:eastAsia="黑体"/>
         <w:b/>
         <w:bCs/>
       </w:rPr>
@@ -4247,12 +4538,14 @@
     </w:tblStylePr>
     <w:tblStylePr w:type="firstCol">
       <w:rPr>
+        <w:rFonts w:eastAsia="黑体"/>
         <w:b/>
         <w:bCs/>
       </w:rPr>
     </w:tblStylePr>
     <w:tblStylePr w:type="lastCol">
       <w:rPr>
+        <w:rFonts w:eastAsia="黑体"/>
         <w:b/>
         <w:bCs/>
       </w:rPr>
@@ -4291,6 +4584,7 @@
       <w:spacing w:after="0" w:line="240" w:lineRule="auto"/>
     </w:pPr>
     <w:rPr>
+      <w:rFonts w:eastAsia="黑体"/>
       <w:color w:themeColor="accent5" w:themeShade="BF" w:val="31849B"/>
     </w:rPr>
     <w:tblPr>
@@ -4313,6 +4607,7 @@
         <w:spacing w:after="0" w:before="0" w:line="240" w:lineRule="auto"/>
       </w:pPr>
       <w:rPr>
+        <w:rFonts w:eastAsia="黑体"/>
         <w:b/>
         <w:bCs/>
       </w:rPr>
@@ -4333,6 +4628,7 @@
         <w:spacing w:after="0" w:before="0" w:line="240" w:lineRule="auto"/>
       </w:pPr>
       <w:rPr>
+        <w:rFonts w:eastAsia="黑体"/>
         <w:b/>
         <w:bCs/>
       </w:rPr>
@@ -4350,12 +4646,14 @@
     </w:tblStylePr>
     <w:tblStylePr w:type="firstCol">
       <w:rPr>
+        <w:rFonts w:eastAsia="黑体"/>
         <w:b/>
         <w:bCs/>
       </w:rPr>
     </w:tblStylePr>
     <w:tblStylePr w:type="lastCol">
       <w:rPr>
+        <w:rFonts w:eastAsia="黑体"/>
         <w:b/>
         <w:bCs/>
       </w:rPr>
@@ -4394,6 +4692,7 @@
       <w:spacing w:after="0" w:line="240" w:lineRule="auto"/>
     </w:pPr>
     <w:rPr>
+      <w:rFonts w:eastAsia="黑体"/>
       <w:color w:themeColor="accent6" w:themeShade="BF" w:val="E36C0A"/>
     </w:rPr>
     <w:tblPr>
@@ -4416,6 +4715,7 @@
         <w:spacing w:after="0" w:before="0" w:line="240" w:lineRule="auto"/>
       </w:pPr>
       <w:rPr>
+        <w:rFonts w:eastAsia="黑体"/>
         <w:b/>
         <w:bCs/>
       </w:rPr>
@@ -4436,6 +4736,7 @@
         <w:spacing w:after="0" w:before="0" w:line="240" w:lineRule="auto"/>
       </w:pPr>
       <w:rPr>
+        <w:rFonts w:eastAsia="黑体"/>
         <w:b/>
         <w:bCs/>
       </w:rPr>
@@ -4453,12 +4754,14 @@
     </w:tblStylePr>
     <w:tblStylePr w:type="firstCol">
       <w:rPr>
+        <w:rFonts w:eastAsia="黑体"/>
         <w:b/>
         <w:bCs/>
       </w:rPr>
     </w:tblStylePr>
     <w:tblStylePr w:type="lastCol">
       <w:rPr>
+        <w:rFonts w:eastAsia="黑体"/>
         <w:b/>
         <w:bCs/>
       </w:rPr>
@@ -4518,6 +4821,7 @@
         <w:spacing w:after="0" w:before="0" w:line="240" w:lineRule="auto"/>
       </w:pPr>
       <w:rPr>
+        <w:rFonts w:eastAsia="黑体"/>
         <w:b/>
         <w:bCs/>
         <w:color w:themeColor="background1" w:val="FFFFFF"/>
@@ -4532,6 +4836,7 @@
         <w:spacing w:after="0" w:before="0" w:line="240" w:lineRule="auto"/>
       </w:pPr>
       <w:rPr>
+        <w:rFonts w:eastAsia="黑体"/>
         <w:b/>
         <w:bCs/>
       </w:rPr>
@@ -4547,12 +4852,14 @@
     </w:tblStylePr>
     <w:tblStylePr w:type="firstCol">
       <w:rPr>
+        <w:rFonts w:eastAsia="黑体"/>
         <w:b/>
         <w:bCs/>
       </w:rPr>
     </w:tblStylePr>
     <w:tblStylePr w:type="lastCol">
       <w:rPr>
+        <w:rFonts w:eastAsia="黑体"/>
         <w:b/>
         <w:bCs/>
       </w:rPr>
@@ -4610,6 +4917,7 @@
         <w:spacing w:after="0" w:before="0" w:line="240" w:lineRule="auto"/>
       </w:pPr>
       <w:rPr>
+        <w:rFonts w:eastAsia="黑体"/>
         <w:b/>
         <w:bCs/>
         <w:color w:themeColor="background1" w:val="FFFFFF"/>
@@ -4624,6 +4932,7 @@
         <w:spacing w:after="0" w:before="0" w:line="240" w:lineRule="auto"/>
       </w:pPr>
       <w:rPr>
+        <w:rFonts w:eastAsia="黑体"/>
         <w:b/>
         <w:bCs/>
       </w:rPr>
@@ -4639,12 +4948,14 @@
     </w:tblStylePr>
     <w:tblStylePr w:type="firstCol">
       <w:rPr>
+        <w:rFonts w:eastAsia="黑体"/>
         <w:b/>
         <w:bCs/>
       </w:rPr>
     </w:tblStylePr>
     <w:tblStylePr w:type="lastCol">
       <w:rPr>
+        <w:rFonts w:eastAsia="黑体"/>
         <w:b/>
         <w:bCs/>
       </w:rPr>
@@ -4702,6 +5013,7 @@
         <w:spacing w:after="0" w:before="0" w:line="240" w:lineRule="auto"/>
       </w:pPr>
       <w:rPr>
+        <w:rFonts w:eastAsia="黑体"/>
         <w:b/>
         <w:bCs/>
         <w:color w:themeColor="background1" w:val="FFFFFF"/>
@@ -4716,6 +5028,7 @@
         <w:spacing w:after="0" w:before="0" w:line="240" w:lineRule="auto"/>
       </w:pPr>
       <w:rPr>
+        <w:rFonts w:eastAsia="黑体"/>
         <w:b/>
         <w:bCs/>
       </w:rPr>
@@ -4731,12 +5044,14 @@
     </w:tblStylePr>
     <w:tblStylePr w:type="firstCol">
       <w:rPr>
+        <w:rFonts w:eastAsia="黑体"/>
         <w:b/>
         <w:bCs/>
       </w:rPr>
     </w:tblStylePr>
     <w:tblStylePr w:type="lastCol">
       <w:rPr>
+        <w:rFonts w:eastAsia="黑体"/>
         <w:b/>
         <w:bCs/>
       </w:rPr>
@@ -4794,6 +5109,7 @@
         <w:spacing w:after="0" w:before="0" w:line="240" w:lineRule="auto"/>
       </w:pPr>
       <w:rPr>
+        <w:rFonts w:eastAsia="黑体"/>
         <w:b/>
         <w:bCs/>
         <w:color w:themeColor="background1" w:val="FFFFFF"/>
@@ -4808,6 +5124,7 @@
         <w:spacing w:after="0" w:before="0" w:line="240" w:lineRule="auto"/>
       </w:pPr>
       <w:rPr>
+        <w:rFonts w:eastAsia="黑体"/>
         <w:b/>
         <w:bCs/>
       </w:rPr>
@@ -4823,12 +5140,14 @@
     </w:tblStylePr>
     <w:tblStylePr w:type="firstCol">
       <w:rPr>
+        <w:rFonts w:eastAsia="黑体"/>
         <w:b/>
         <w:bCs/>
       </w:rPr>
     </w:tblStylePr>
     <w:tblStylePr w:type="lastCol">
       <w:rPr>
+        <w:rFonts w:eastAsia="黑体"/>
         <w:b/>
         <w:bCs/>
       </w:rPr>
@@ -4886,6 +5205,7 @@
         <w:spacing w:after="0" w:before="0" w:line="240" w:lineRule="auto"/>
       </w:pPr>
       <w:rPr>
+        <w:rFonts w:eastAsia="黑体"/>
         <w:b/>
         <w:bCs/>
         <w:color w:themeColor="background1" w:val="FFFFFF"/>
@@ -4900,6 +5220,7 @@
         <w:spacing w:after="0" w:before="0" w:line="240" w:lineRule="auto"/>
       </w:pPr>
       <w:rPr>
+        <w:rFonts w:eastAsia="黑体"/>
         <w:b/>
         <w:bCs/>
       </w:rPr>
@@ -4915,12 +5236,14 @@
     </w:tblStylePr>
     <w:tblStylePr w:type="firstCol">
       <w:rPr>
+        <w:rFonts w:eastAsia="黑体"/>
         <w:b/>
         <w:bCs/>
       </w:rPr>
     </w:tblStylePr>
     <w:tblStylePr w:type="lastCol">
       <w:rPr>
+        <w:rFonts w:eastAsia="黑体"/>
         <w:b/>
         <w:bCs/>
       </w:rPr>
@@ -4978,6 +5301,7 @@
         <w:spacing w:after="0" w:before="0" w:line="240" w:lineRule="auto"/>
       </w:pPr>
       <w:rPr>
+        <w:rFonts w:eastAsia="黑体"/>
         <w:b/>
         <w:bCs/>
         <w:color w:themeColor="background1" w:val="FFFFFF"/>
@@ -4992,6 +5316,7 @@
         <w:spacing w:after="0" w:before="0" w:line="240" w:lineRule="auto"/>
       </w:pPr>
       <w:rPr>
+        <w:rFonts w:eastAsia="黑体"/>
         <w:b/>
         <w:bCs/>
       </w:rPr>
@@ -5007,12 +5332,14 @@
     </w:tblStylePr>
     <w:tblStylePr w:type="firstCol">
       <w:rPr>
+        <w:rFonts w:eastAsia="黑体"/>
         <w:b/>
         <w:bCs/>
       </w:rPr>
     </w:tblStylePr>
     <w:tblStylePr w:type="lastCol">
       <w:rPr>
+        <w:rFonts w:eastAsia="黑体"/>
         <w:b/>
         <w:bCs/>
       </w:rPr>
@@ -5070,6 +5397,7 @@
         <w:spacing w:after="0" w:before="0" w:line="240" w:lineRule="auto"/>
       </w:pPr>
       <w:rPr>
+        <w:rFonts w:eastAsia="黑体"/>
         <w:b/>
         <w:bCs/>
         <w:color w:themeColor="background1" w:val="FFFFFF"/>
@@ -5084,6 +5412,7 @@
         <w:spacing w:after="0" w:before="0" w:line="240" w:lineRule="auto"/>
       </w:pPr>
       <w:rPr>
+        <w:rFonts w:eastAsia="黑体"/>
         <w:b/>
         <w:bCs/>
       </w:rPr>
@@ -5099,12 +5428,14 @@
     </w:tblStylePr>
     <w:tblStylePr w:type="firstCol">
       <w:rPr>
+        <w:rFonts w:eastAsia="黑体"/>
         <w:b/>
         <w:bCs/>
       </w:rPr>
     </w:tblStylePr>
     <w:tblStylePr w:type="lastCol">
       <w:rPr>
+        <w:rFonts w:eastAsia="黑体"/>
         <w:b/>
         <w:bCs/>
       </w:rPr>
@@ -5164,7 +5495,7 @@
         <w:spacing w:after="0" w:before="0" w:line="240" w:lineRule="auto"/>
       </w:pPr>
       <w:rPr>
-        <w:rFonts w:asciiTheme="majorHAnsi" w:cstheme="majorBidi" w:eastAsiaTheme="majorEastAsia" w:hAnsiTheme="majorHAnsi"/>
+        <w:rFonts w:asciiTheme="majorHAnsi" w:cstheme="majorBidi" w:hAnsiTheme="majorHAnsi" w:eastAsia="黑体"/>
         <w:b/>
         <w:bCs/>
       </w:rPr>
@@ -5185,7 +5516,7 @@
         <w:spacing w:after="0" w:before="0" w:line="240" w:lineRule="auto"/>
       </w:pPr>
       <w:rPr>
-        <w:rFonts w:asciiTheme="majorHAnsi" w:cstheme="majorBidi" w:eastAsiaTheme="majorEastAsia" w:hAnsiTheme="majorHAnsi"/>
+        <w:rFonts w:asciiTheme="majorHAnsi" w:cstheme="majorBidi" w:hAnsiTheme="majorHAnsi" w:eastAsia="黑体"/>
         <w:b/>
         <w:bCs/>
       </w:rPr>
@@ -5203,14 +5534,14 @@
     </w:tblStylePr>
     <w:tblStylePr w:type="firstCol">
       <w:rPr>
-        <w:rFonts w:asciiTheme="majorHAnsi" w:cstheme="majorBidi" w:eastAsiaTheme="majorEastAsia" w:hAnsiTheme="majorHAnsi"/>
+        <w:rFonts w:asciiTheme="majorHAnsi" w:cstheme="majorBidi" w:hAnsiTheme="majorHAnsi" w:eastAsia="黑体"/>
         <w:b/>
         <w:bCs/>
       </w:rPr>
     </w:tblStylePr>
     <w:tblStylePr w:type="lastCol">
       <w:rPr>
-        <w:rFonts w:asciiTheme="majorHAnsi" w:cstheme="majorBidi" w:eastAsiaTheme="majorEastAsia" w:hAnsiTheme="majorHAnsi"/>
+        <w:rFonts w:asciiTheme="majorHAnsi" w:cstheme="majorBidi" w:hAnsiTheme="majorHAnsi" w:eastAsia="黑体"/>
         <w:b/>
         <w:bCs/>
       </w:rPr>
@@ -5294,7 +5625,7 @@
         <w:spacing w:after="0" w:before="0" w:line="240" w:lineRule="auto"/>
       </w:pPr>
       <w:rPr>
-        <w:rFonts w:asciiTheme="majorHAnsi" w:cstheme="majorBidi" w:eastAsiaTheme="majorEastAsia" w:hAnsiTheme="majorHAnsi"/>
+        <w:rFonts w:asciiTheme="majorHAnsi" w:cstheme="majorBidi" w:hAnsiTheme="majorHAnsi" w:eastAsia="黑体"/>
         <w:b/>
         <w:bCs/>
       </w:rPr>
@@ -5315,7 +5646,7 @@
         <w:spacing w:after="0" w:before="0" w:line="240" w:lineRule="auto"/>
       </w:pPr>
       <w:rPr>
-        <w:rFonts w:asciiTheme="majorHAnsi" w:cstheme="majorBidi" w:eastAsiaTheme="majorEastAsia" w:hAnsiTheme="majorHAnsi"/>
+        <w:rFonts w:asciiTheme="majorHAnsi" w:cstheme="majorBidi" w:hAnsiTheme="majorHAnsi" w:eastAsia="黑体"/>
         <w:b/>
         <w:bCs/>
       </w:rPr>
@@ -5333,14 +5664,14 @@
     </w:tblStylePr>
     <w:tblStylePr w:type="firstCol">
       <w:rPr>
-        <w:rFonts w:asciiTheme="majorHAnsi" w:cstheme="majorBidi" w:eastAsiaTheme="majorEastAsia" w:hAnsiTheme="majorHAnsi"/>
+        <w:rFonts w:asciiTheme="majorHAnsi" w:cstheme="majorBidi" w:hAnsiTheme="majorHAnsi" w:eastAsia="黑体"/>
         <w:b/>
         <w:bCs/>
       </w:rPr>
     </w:tblStylePr>
     <w:tblStylePr w:type="lastCol">
       <w:rPr>
-        <w:rFonts w:asciiTheme="majorHAnsi" w:cstheme="majorBidi" w:eastAsiaTheme="majorEastAsia" w:hAnsiTheme="majorHAnsi"/>
+        <w:rFonts w:asciiTheme="majorHAnsi" w:cstheme="majorBidi" w:hAnsiTheme="majorHAnsi" w:eastAsia="黑体"/>
         <w:b/>
         <w:bCs/>
       </w:rPr>
@@ -5424,7 +5755,7 @@
         <w:spacing w:after="0" w:before="0" w:line="240" w:lineRule="auto"/>
       </w:pPr>
       <w:rPr>
-        <w:rFonts w:asciiTheme="majorHAnsi" w:cstheme="majorBidi" w:eastAsiaTheme="majorEastAsia" w:hAnsiTheme="majorHAnsi"/>
+        <w:rFonts w:asciiTheme="majorHAnsi" w:cstheme="majorBidi" w:hAnsiTheme="majorHAnsi" w:eastAsia="黑体"/>
         <w:b/>
         <w:bCs/>
       </w:rPr>
@@ -5445,7 +5776,7 @@
         <w:spacing w:after="0" w:before="0" w:line="240" w:lineRule="auto"/>
       </w:pPr>
       <w:rPr>
-        <w:rFonts w:asciiTheme="majorHAnsi" w:cstheme="majorBidi" w:eastAsiaTheme="majorEastAsia" w:hAnsiTheme="majorHAnsi"/>
+        <w:rFonts w:asciiTheme="majorHAnsi" w:cstheme="majorBidi" w:hAnsiTheme="majorHAnsi" w:eastAsia="黑体"/>
         <w:b/>
         <w:bCs/>
       </w:rPr>
@@ -5463,14 +5794,14 @@
     </w:tblStylePr>
     <w:tblStylePr w:type="firstCol">
       <w:rPr>
-        <w:rFonts w:asciiTheme="majorHAnsi" w:cstheme="majorBidi" w:eastAsiaTheme="majorEastAsia" w:hAnsiTheme="majorHAnsi"/>
+        <w:rFonts w:asciiTheme="majorHAnsi" w:cstheme="majorBidi" w:hAnsiTheme="majorHAnsi" w:eastAsia="黑体"/>
         <w:b/>
         <w:bCs/>
       </w:rPr>
     </w:tblStylePr>
     <w:tblStylePr w:type="lastCol">
       <w:rPr>
-        <w:rFonts w:asciiTheme="majorHAnsi" w:cstheme="majorBidi" w:eastAsiaTheme="majorEastAsia" w:hAnsiTheme="majorHAnsi"/>
+        <w:rFonts w:asciiTheme="majorHAnsi" w:cstheme="majorBidi" w:hAnsiTheme="majorHAnsi" w:eastAsia="黑体"/>
         <w:b/>
         <w:bCs/>
       </w:rPr>
@@ -5554,7 +5885,7 @@
         <w:spacing w:after="0" w:before="0" w:line="240" w:lineRule="auto"/>
       </w:pPr>
       <w:rPr>
-        <w:rFonts w:asciiTheme="majorHAnsi" w:cstheme="majorBidi" w:eastAsiaTheme="majorEastAsia" w:hAnsiTheme="majorHAnsi"/>
+        <w:rFonts w:asciiTheme="majorHAnsi" w:cstheme="majorBidi" w:hAnsiTheme="majorHAnsi" w:eastAsia="黑体"/>
         <w:b/>
         <w:bCs/>
       </w:rPr>
@@ -5575,7 +5906,7 @@
         <w:spacing w:after="0" w:before="0" w:line="240" w:lineRule="auto"/>
       </w:pPr>
       <w:rPr>
-        <w:rFonts w:asciiTheme="majorHAnsi" w:cstheme="majorBidi" w:eastAsiaTheme="majorEastAsia" w:hAnsiTheme="majorHAnsi"/>
+        <w:rFonts w:asciiTheme="majorHAnsi" w:cstheme="majorBidi" w:hAnsiTheme="majorHAnsi" w:eastAsia="黑体"/>
         <w:b/>
         <w:bCs/>
       </w:rPr>
@@ -5593,14 +5924,14 @@
     </w:tblStylePr>
     <w:tblStylePr w:type="firstCol">
       <w:rPr>
-        <w:rFonts w:asciiTheme="majorHAnsi" w:cstheme="majorBidi" w:eastAsiaTheme="majorEastAsia" w:hAnsiTheme="majorHAnsi"/>
+        <w:rFonts w:asciiTheme="majorHAnsi" w:cstheme="majorBidi" w:hAnsiTheme="majorHAnsi" w:eastAsia="黑体"/>
         <w:b/>
         <w:bCs/>
       </w:rPr>
     </w:tblStylePr>
     <w:tblStylePr w:type="lastCol">
       <w:rPr>
-        <w:rFonts w:asciiTheme="majorHAnsi" w:cstheme="majorBidi" w:eastAsiaTheme="majorEastAsia" w:hAnsiTheme="majorHAnsi"/>
+        <w:rFonts w:asciiTheme="majorHAnsi" w:cstheme="majorBidi" w:hAnsiTheme="majorHAnsi" w:eastAsia="黑体"/>
         <w:b/>
         <w:bCs/>
       </w:rPr>
@@ -5684,7 +6015,7 @@
         <w:spacing w:after="0" w:before="0" w:line="240" w:lineRule="auto"/>
       </w:pPr>
       <w:rPr>
-        <w:rFonts w:asciiTheme="majorHAnsi" w:cstheme="majorBidi" w:eastAsiaTheme="majorEastAsia" w:hAnsiTheme="majorHAnsi"/>
+        <w:rFonts w:asciiTheme="majorHAnsi" w:cstheme="majorBidi" w:hAnsiTheme="majorHAnsi" w:eastAsia="黑体"/>
         <w:b/>
         <w:bCs/>
       </w:rPr>
@@ -5705,7 +6036,7 @@
         <w:spacing w:after="0" w:before="0" w:line="240" w:lineRule="auto"/>
       </w:pPr>
       <w:rPr>
-        <w:rFonts w:asciiTheme="majorHAnsi" w:cstheme="majorBidi" w:eastAsiaTheme="majorEastAsia" w:hAnsiTheme="majorHAnsi"/>
+        <w:rFonts w:asciiTheme="majorHAnsi" w:cstheme="majorBidi" w:hAnsiTheme="majorHAnsi" w:eastAsia="黑体"/>
         <w:b/>
         <w:bCs/>
       </w:rPr>
@@ -5723,14 +6054,14 @@
     </w:tblStylePr>
     <w:tblStylePr w:type="firstCol">
       <w:rPr>
-        <w:rFonts w:asciiTheme="majorHAnsi" w:cstheme="majorBidi" w:eastAsiaTheme="majorEastAsia" w:hAnsiTheme="majorHAnsi"/>
+        <w:rFonts w:asciiTheme="majorHAnsi" w:cstheme="majorBidi" w:hAnsiTheme="majorHAnsi" w:eastAsia="黑体"/>
         <w:b/>
         <w:bCs/>
       </w:rPr>
     </w:tblStylePr>
     <w:tblStylePr w:type="lastCol">
       <w:rPr>
-        <w:rFonts w:asciiTheme="majorHAnsi" w:cstheme="majorBidi" w:eastAsiaTheme="majorEastAsia" w:hAnsiTheme="majorHAnsi"/>
+        <w:rFonts w:asciiTheme="majorHAnsi" w:cstheme="majorBidi" w:hAnsiTheme="majorHAnsi" w:eastAsia="黑体"/>
         <w:b/>
         <w:bCs/>
       </w:rPr>
@@ -5814,7 +6145,7 @@
         <w:spacing w:after="0" w:before="0" w:line="240" w:lineRule="auto"/>
       </w:pPr>
       <w:rPr>
-        <w:rFonts w:asciiTheme="majorHAnsi" w:cstheme="majorBidi" w:eastAsiaTheme="majorEastAsia" w:hAnsiTheme="majorHAnsi"/>
+        <w:rFonts w:asciiTheme="majorHAnsi" w:cstheme="majorBidi" w:hAnsiTheme="majorHAnsi" w:eastAsia="黑体"/>
         <w:b/>
         <w:bCs/>
       </w:rPr>
@@ -5835,7 +6166,7 @@
         <w:spacing w:after="0" w:before="0" w:line="240" w:lineRule="auto"/>
       </w:pPr>
       <w:rPr>
-        <w:rFonts w:asciiTheme="majorHAnsi" w:cstheme="majorBidi" w:eastAsiaTheme="majorEastAsia" w:hAnsiTheme="majorHAnsi"/>
+        <w:rFonts w:asciiTheme="majorHAnsi" w:cstheme="majorBidi" w:hAnsiTheme="majorHAnsi" w:eastAsia="黑体"/>
         <w:b/>
         <w:bCs/>
       </w:rPr>
@@ -5853,14 +6184,14 @@
     </w:tblStylePr>
     <w:tblStylePr w:type="firstCol">
       <w:rPr>
-        <w:rFonts w:asciiTheme="majorHAnsi" w:cstheme="majorBidi" w:eastAsiaTheme="majorEastAsia" w:hAnsiTheme="majorHAnsi"/>
+        <w:rFonts w:asciiTheme="majorHAnsi" w:cstheme="majorBidi" w:hAnsiTheme="majorHAnsi" w:eastAsia="黑体"/>
         <w:b/>
         <w:bCs/>
       </w:rPr>
     </w:tblStylePr>
     <w:tblStylePr w:type="lastCol">
       <w:rPr>
-        <w:rFonts w:asciiTheme="majorHAnsi" w:cstheme="majorBidi" w:eastAsiaTheme="majorEastAsia" w:hAnsiTheme="majorHAnsi"/>
+        <w:rFonts w:asciiTheme="majorHAnsi" w:cstheme="majorBidi" w:hAnsiTheme="majorHAnsi" w:eastAsia="黑体"/>
         <w:b/>
         <w:bCs/>
       </w:rPr>
@@ -5944,7 +6275,7 @@
         <w:spacing w:after="0" w:before="0" w:line="240" w:lineRule="auto"/>
       </w:pPr>
       <w:rPr>
-        <w:rFonts w:asciiTheme="majorHAnsi" w:cstheme="majorBidi" w:eastAsiaTheme="majorEastAsia" w:hAnsiTheme="majorHAnsi"/>
+        <w:rFonts w:asciiTheme="majorHAnsi" w:cstheme="majorBidi" w:hAnsiTheme="majorHAnsi" w:eastAsia="黑体"/>
         <w:b/>
         <w:bCs/>
       </w:rPr>
@@ -5965,7 +6296,7 @@
         <w:spacing w:after="0" w:before="0" w:line="240" w:lineRule="auto"/>
       </w:pPr>
       <w:rPr>
-        <w:rFonts w:asciiTheme="majorHAnsi" w:cstheme="majorBidi" w:eastAsiaTheme="majorEastAsia" w:hAnsiTheme="majorHAnsi"/>
+        <w:rFonts w:asciiTheme="majorHAnsi" w:cstheme="majorBidi" w:hAnsiTheme="majorHAnsi" w:eastAsia="黑体"/>
         <w:b/>
         <w:bCs/>
       </w:rPr>
@@ -5983,14 +6314,14 @@
     </w:tblStylePr>
     <w:tblStylePr w:type="firstCol">
       <w:rPr>
-        <w:rFonts w:asciiTheme="majorHAnsi" w:cstheme="majorBidi" w:eastAsiaTheme="majorEastAsia" w:hAnsiTheme="majorHAnsi"/>
+        <w:rFonts w:asciiTheme="majorHAnsi" w:cstheme="majorBidi" w:hAnsiTheme="majorHAnsi" w:eastAsia="黑体"/>
         <w:b/>
         <w:bCs/>
       </w:rPr>
     </w:tblStylePr>
     <w:tblStylePr w:type="lastCol">
       <w:rPr>
-        <w:rFonts w:asciiTheme="majorHAnsi" w:cstheme="majorBidi" w:eastAsiaTheme="majorEastAsia" w:hAnsiTheme="majorHAnsi"/>
+        <w:rFonts w:asciiTheme="majorHAnsi" w:cstheme="majorBidi" w:hAnsiTheme="majorHAnsi" w:eastAsia="黑体"/>
         <w:b/>
         <w:bCs/>
       </w:rPr>
@@ -6073,6 +6404,7 @@
         <w:spacing w:after="0" w:before="0" w:line="240" w:lineRule="auto"/>
       </w:pPr>
       <w:rPr>
+        <w:rFonts w:eastAsia="黑体"/>
         <w:b/>
         <w:bCs/>
         <w:color w:themeColor="background1" w:val="FFFFFF"/>
@@ -6095,6 +6427,7 @@
         <w:spacing w:after="0" w:before="0" w:line="240" w:lineRule="auto"/>
       </w:pPr>
       <w:rPr>
+        <w:rFonts w:eastAsia="黑体"/>
         <w:b/>
         <w:bCs/>
       </w:rPr>
@@ -6112,12 +6445,14 @@
     </w:tblStylePr>
     <w:tblStylePr w:type="firstCol">
       <w:rPr>
+        <w:rFonts w:eastAsia="黑体"/>
         <w:b/>
         <w:bCs/>
       </w:rPr>
     </w:tblStylePr>
     <w:tblStylePr w:type="lastCol">
       <w:rPr>
+        <w:rFonts w:eastAsia="黑体"/>
         <w:b/>
         <w:bCs/>
       </w:rPr>
@@ -6179,6 +6514,7 @@
         <w:spacing w:after="0" w:before="0" w:line="240" w:lineRule="auto"/>
       </w:pPr>
       <w:rPr>
+        <w:rFonts w:eastAsia="黑体"/>
         <w:b/>
         <w:bCs/>
         <w:color w:themeColor="background1" w:val="FFFFFF"/>
@@ -6201,6 +6537,7 @@
         <w:spacing w:after="0" w:before="0" w:line="240" w:lineRule="auto"/>
       </w:pPr>
       <w:rPr>
+        <w:rFonts w:eastAsia="黑体"/>
         <w:b/>
         <w:bCs/>
       </w:rPr>
@@ -6218,12 +6555,14 @@
     </w:tblStylePr>
     <w:tblStylePr w:type="firstCol">
       <w:rPr>
+        <w:rFonts w:eastAsia="黑体"/>
         <w:b/>
         <w:bCs/>
       </w:rPr>
     </w:tblStylePr>
     <w:tblStylePr w:type="lastCol">
       <w:rPr>
+        <w:rFonts w:eastAsia="黑体"/>
         <w:b/>
         <w:bCs/>
       </w:rPr>
@@ -6285,6 +6624,7 @@
         <w:spacing w:after="0" w:before="0" w:line="240" w:lineRule="auto"/>
       </w:pPr>
       <w:rPr>
+        <w:rFonts w:eastAsia="黑体"/>
         <w:b/>
         <w:bCs/>
         <w:color w:themeColor="background1" w:val="FFFFFF"/>
@@ -6307,6 +6647,7 @@
         <w:spacing w:after="0" w:before="0" w:line="240" w:lineRule="auto"/>
       </w:pPr>
       <w:rPr>
+        <w:rFonts w:eastAsia="黑体"/>
         <w:b/>
         <w:bCs/>
       </w:rPr>
@@ -6324,12 +6665,14 @@
     </w:tblStylePr>
     <w:tblStylePr w:type="firstCol">
       <w:rPr>
+        <w:rFonts w:eastAsia="黑体"/>
         <w:b/>
         <w:bCs/>
       </w:rPr>
     </w:tblStylePr>
     <w:tblStylePr w:type="lastCol">
       <w:rPr>
+        <w:rFonts w:eastAsia="黑体"/>
         <w:b/>
         <w:bCs/>
       </w:rPr>
@@ -6391,6 +6734,7 @@
         <w:spacing w:after="0" w:before="0" w:line="240" w:lineRule="auto"/>
       </w:pPr>
       <w:rPr>
+        <w:rFonts w:eastAsia="黑体"/>
         <w:b/>
         <w:bCs/>
         <w:color w:themeColor="background1" w:val="FFFFFF"/>
@@ -6413,6 +6757,7 @@
         <w:spacing w:after="0" w:before="0" w:line="240" w:lineRule="auto"/>
       </w:pPr>
       <w:rPr>
+        <w:rFonts w:eastAsia="黑体"/>
         <w:b/>
         <w:bCs/>
       </w:rPr>
@@ -6430,12 +6775,14 @@
     </w:tblStylePr>
     <w:tblStylePr w:type="firstCol">
       <w:rPr>
+        <w:rFonts w:eastAsia="黑体"/>
         <w:b/>
         <w:bCs/>
       </w:rPr>
     </w:tblStylePr>
     <w:tblStylePr w:type="lastCol">
       <w:rPr>
+        <w:rFonts w:eastAsia="黑体"/>
         <w:b/>
         <w:bCs/>
       </w:rPr>
@@ -6497,6 +6844,7 @@
         <w:spacing w:after="0" w:before="0" w:line="240" w:lineRule="auto"/>
       </w:pPr>
       <w:rPr>
+        <w:rFonts w:eastAsia="黑体"/>
         <w:b/>
         <w:bCs/>
         <w:color w:themeColor="background1" w:val="FFFFFF"/>
@@ -6519,6 +6867,7 @@
         <w:spacing w:after="0" w:before="0" w:line="240" w:lineRule="auto"/>
       </w:pPr>
       <w:rPr>
+        <w:rFonts w:eastAsia="黑体"/>
         <w:b/>
         <w:bCs/>
       </w:rPr>
@@ -6536,12 +6885,14 @@
     </w:tblStylePr>
     <w:tblStylePr w:type="firstCol">
       <w:rPr>
+        <w:rFonts w:eastAsia="黑体"/>
         <w:b/>
         <w:bCs/>
       </w:rPr>
     </w:tblStylePr>
     <w:tblStylePr w:type="lastCol">
       <w:rPr>
+        <w:rFonts w:eastAsia="黑体"/>
         <w:b/>
         <w:bCs/>
       </w:rPr>
@@ -6603,6 +6954,7 @@
         <w:spacing w:after="0" w:before="0" w:line="240" w:lineRule="auto"/>
       </w:pPr>
       <w:rPr>
+        <w:rFonts w:eastAsia="黑体"/>
         <w:b/>
         <w:bCs/>
         <w:color w:themeColor="background1" w:val="FFFFFF"/>
@@ -6625,6 +6977,7 @@
         <w:spacing w:after="0" w:before="0" w:line="240" w:lineRule="auto"/>
       </w:pPr>
       <w:rPr>
+        <w:rFonts w:eastAsia="黑体"/>
         <w:b/>
         <w:bCs/>
       </w:rPr>
@@ -6642,12 +6995,14 @@
     </w:tblStylePr>
     <w:tblStylePr w:type="firstCol">
       <w:rPr>
+        <w:rFonts w:eastAsia="黑体"/>
         <w:b/>
         <w:bCs/>
       </w:rPr>
     </w:tblStylePr>
     <w:tblStylePr w:type="lastCol">
       <w:rPr>
+        <w:rFonts w:eastAsia="黑体"/>
         <w:b/>
         <w:bCs/>
       </w:rPr>
@@ -6709,6 +7064,7 @@
         <w:spacing w:after="0" w:before="0" w:line="240" w:lineRule="auto"/>
       </w:pPr>
       <w:rPr>
+        <w:rFonts w:eastAsia="黑体"/>
         <w:b/>
         <w:bCs/>
         <w:color w:themeColor="background1" w:val="FFFFFF"/>
@@ -6731,6 +7087,7 @@
         <w:spacing w:after="0" w:before="0" w:line="240" w:lineRule="auto"/>
       </w:pPr>
       <w:rPr>
+        <w:rFonts w:eastAsia="黑体"/>
         <w:b/>
         <w:bCs/>
       </w:rPr>
@@ -6748,12 +7105,14 @@
     </w:tblStylePr>
     <w:tblStylePr w:type="firstCol">
       <w:rPr>
+        <w:rFonts w:eastAsia="黑体"/>
         <w:b/>
         <w:bCs/>
       </w:rPr>
     </w:tblStylePr>
     <w:tblStylePr w:type="lastCol">
       <w:rPr>
+        <w:rFonts w:eastAsia="黑体"/>
         <w:b/>
         <w:bCs/>
       </w:rPr>
@@ -6812,6 +7171,7 @@
         <w:spacing w:after="0" w:before="0" w:line="240" w:lineRule="auto"/>
       </w:pPr>
       <w:rPr>
+        <w:rFonts w:eastAsia="黑体"/>
         <w:b/>
         <w:bCs/>
         <w:color w:themeColor="background1" w:val="FFFFFF"/>
@@ -6834,6 +7194,7 @@
         <w:spacing w:after="0" w:before="0" w:line="240" w:lineRule="auto"/>
       </w:pPr>
       <w:rPr>
+        <w:rFonts w:eastAsia="黑体"/>
         <w:color w:val="auto"/>
       </w:rPr>
       <w:tblPr/>
@@ -6851,6 +7212,7 @@
     </w:tblStylePr>
     <w:tblStylePr w:type="firstCol">
       <w:rPr>
+        <w:rFonts w:eastAsia="黑体"/>
         <w:b/>
         <w:bCs/>
         <w:color w:themeColor="background1" w:val="FFFFFF"/>
@@ -6870,6 +7232,7 @@
     </w:tblStylePr>
     <w:tblStylePr w:type="lastCol">
       <w:rPr>
+        <w:rFonts w:eastAsia="黑体"/>
         <w:b/>
         <w:bCs/>
         <w:color w:themeColor="background1" w:val="FFFFFF"/>
@@ -6918,6 +7281,7 @@
     </w:tblStylePr>
     <w:tblStylePr w:type="nwCell">
       <w:rPr>
+        <w:rFonts w:eastAsia="黑体"/>
         <w:color w:themeColor="background1" w:val="FFFFFF"/>
       </w:rPr>
       <w:tblPr/>
@@ -6961,6 +7325,7 @@
         <w:spacing w:after="0" w:before="0" w:line="240" w:lineRule="auto"/>
       </w:pPr>
       <w:rPr>
+        <w:rFonts w:eastAsia="黑体"/>
         <w:b/>
         <w:bCs/>
         <w:color w:themeColor="background1" w:val="FFFFFF"/>
@@ -6983,6 +7348,7 @@
         <w:spacing w:after="0" w:before="0" w:line="240" w:lineRule="auto"/>
       </w:pPr>
       <w:rPr>
+        <w:rFonts w:eastAsia="黑体"/>
         <w:color w:val="auto"/>
       </w:rPr>
       <w:tblPr/>
@@ -7000,6 +7366,7 @@
     </w:tblStylePr>
     <w:tblStylePr w:type="firstCol">
       <w:rPr>
+        <w:rFonts w:eastAsia="黑体"/>
         <w:b/>
         <w:bCs/>
         <w:color w:themeColor="background1" w:val="FFFFFF"/>
@@ -7019,6 +7386,7 @@
     </w:tblStylePr>
     <w:tblStylePr w:type="lastCol">
       <w:rPr>
+        <w:rFonts w:eastAsia="黑体"/>
         <w:b/>
         <w:bCs/>
         <w:color w:themeColor="background1" w:val="FFFFFF"/>
@@ -7067,6 +7435,7 @@
     </w:tblStylePr>
     <w:tblStylePr w:type="nwCell">
       <w:rPr>
+        <w:rFonts w:eastAsia="黑体"/>
         <w:color w:themeColor="background1" w:val="FFFFFF"/>
       </w:rPr>
       <w:tblPr/>
@@ -7110,6 +7479,7 @@
         <w:spacing w:after="0" w:before="0" w:line="240" w:lineRule="auto"/>
       </w:pPr>
       <w:rPr>
+        <w:rFonts w:eastAsia="黑体"/>
         <w:b/>
         <w:bCs/>
         <w:color w:themeColor="background1" w:val="FFFFFF"/>
@@ -7132,6 +7502,7 @@
         <w:spacing w:after="0" w:before="0" w:line="240" w:lineRule="auto"/>
       </w:pPr>
       <w:rPr>
+        <w:rFonts w:eastAsia="黑体"/>
         <w:color w:val="auto"/>
       </w:rPr>
       <w:tblPr/>
@@ -7149,6 +7520,7 @@
     </w:tblStylePr>
     <w:tblStylePr w:type="firstCol">
       <w:rPr>
+        <w:rFonts w:eastAsia="黑体"/>
         <w:b/>
         <w:bCs/>
         <w:color w:themeColor="background1" w:val="FFFFFF"/>
@@ -7168,6 +7540,7 @@
     </w:tblStylePr>
     <w:tblStylePr w:type="lastCol">
       <w:rPr>
+        <w:rFonts w:eastAsia="黑体"/>
         <w:b/>
         <w:bCs/>
         <w:color w:themeColor="background1" w:val="FFFFFF"/>
@@ -7216,6 +7589,7 @@
     </w:tblStylePr>
     <w:tblStylePr w:type="nwCell">
       <w:rPr>
+        <w:rFonts w:eastAsia="黑体"/>
         <w:color w:themeColor="background1" w:val="FFFFFF"/>
       </w:rPr>
       <w:tblPr/>
@@ -7259,6 +7633,7 @@
         <w:spacing w:after="0" w:before="0" w:line="240" w:lineRule="auto"/>
       </w:pPr>
       <w:rPr>
+        <w:rFonts w:eastAsia="黑体"/>
         <w:b/>
         <w:bCs/>
         <w:color w:themeColor="background1" w:val="FFFFFF"/>
@@ -7281,6 +7656,7 @@
         <w:spacing w:after="0" w:before="0" w:line="240" w:lineRule="auto"/>
       </w:pPr>
       <w:rPr>
+        <w:rFonts w:eastAsia="黑体"/>
         <w:color w:val="auto"/>
       </w:rPr>
       <w:tblPr/>
@@ -7298,6 +7674,7 @@
     </w:tblStylePr>
     <w:tblStylePr w:type="firstCol">
       <w:rPr>
+        <w:rFonts w:eastAsia="黑体"/>
         <w:b/>
         <w:bCs/>
         <w:color w:themeColor="background1" w:val="FFFFFF"/>
@@ -7317,6 +7694,7 @@
     </w:tblStylePr>
     <w:tblStylePr w:type="lastCol">
       <w:rPr>
+        <w:rFonts w:eastAsia="黑体"/>
         <w:b/>
         <w:bCs/>
         <w:color w:themeColor="background1" w:val="FFFFFF"/>
@@ -7365,6 +7743,7 @@
     </w:tblStylePr>
     <w:tblStylePr w:type="nwCell">
       <w:rPr>
+        <w:rFonts w:eastAsia="黑体"/>
         <w:color w:themeColor="background1" w:val="FFFFFF"/>
       </w:rPr>
       <w:tblPr/>
@@ -7408,6 +7787,7 @@
         <w:spacing w:after="0" w:before="0" w:line="240" w:lineRule="auto"/>
       </w:pPr>
       <w:rPr>
+        <w:rFonts w:eastAsia="黑体"/>
         <w:b/>
         <w:bCs/>
         <w:color w:themeColor="background1" w:val="FFFFFF"/>
@@ -7430,6 +7810,7 @@
         <w:spacing w:after="0" w:before="0" w:line="240" w:lineRule="auto"/>
       </w:pPr>
       <w:rPr>
+        <w:rFonts w:eastAsia="黑体"/>
         <w:color w:val="auto"/>
       </w:rPr>
       <w:tblPr/>
@@ -7447,6 +7828,7 @@
     </w:tblStylePr>
     <w:tblStylePr w:type="firstCol">
       <w:rPr>
+        <w:rFonts w:eastAsia="黑体"/>
         <w:b/>
         <w:bCs/>
         <w:color w:themeColor="background1" w:val="FFFFFF"/>
@@ -7466,6 +7848,7 @@
     </w:tblStylePr>
     <w:tblStylePr w:type="lastCol">
       <w:rPr>
+        <w:rFonts w:eastAsia="黑体"/>
         <w:b/>
         <w:bCs/>
         <w:color w:themeColor="background1" w:val="FFFFFF"/>
@@ -7514,6 +7897,7 @@
     </w:tblStylePr>
     <w:tblStylePr w:type="nwCell">
       <w:rPr>
+        <w:rFonts w:eastAsia="黑体"/>
         <w:color w:themeColor="background1" w:val="FFFFFF"/>
       </w:rPr>
       <w:tblPr/>
@@ -7557,6 +7941,7 @@
         <w:spacing w:after="0" w:before="0" w:line="240" w:lineRule="auto"/>
       </w:pPr>
       <w:rPr>
+        <w:rFonts w:eastAsia="黑体"/>
         <w:b/>
         <w:bCs/>
         <w:color w:themeColor="background1" w:val="FFFFFF"/>
@@ -7579,6 +7964,7 @@
         <w:spacing w:after="0" w:before="0" w:line="240" w:lineRule="auto"/>
       </w:pPr>
       <w:rPr>
+        <w:rFonts w:eastAsia="黑体"/>
         <w:color w:val="auto"/>
       </w:rPr>
       <w:tblPr/>
@@ -7596,6 +7982,7 @@
     </w:tblStylePr>
     <w:tblStylePr w:type="firstCol">
       <w:rPr>
+        <w:rFonts w:eastAsia="黑体"/>
         <w:b/>
         <w:bCs/>
         <w:color w:themeColor="background1" w:val="FFFFFF"/>
@@ -7615,6 +8002,7 @@
     </w:tblStylePr>
     <w:tblStylePr w:type="lastCol">
       <w:rPr>
+        <w:rFonts w:eastAsia="黑体"/>
         <w:b/>
         <w:bCs/>
         <w:color w:themeColor="background1" w:val="FFFFFF"/>
@@ -7663,6 +8051,7 @@
     </w:tblStylePr>
     <w:tblStylePr w:type="nwCell">
       <w:rPr>
+        <w:rFonts w:eastAsia="黑体"/>
         <w:color w:themeColor="background1" w:val="FFFFFF"/>
       </w:rPr>
       <w:tblPr/>
@@ -7706,6 +8095,7 @@
         <w:spacing w:after="0" w:before="0" w:line="240" w:lineRule="auto"/>
       </w:pPr>
       <w:rPr>
+        <w:rFonts w:eastAsia="黑体"/>
         <w:b/>
         <w:bCs/>
         <w:color w:themeColor="background1" w:val="FFFFFF"/>
@@ -7728,6 +8118,7 @@
         <w:spacing w:after="0" w:before="0" w:line="240" w:lineRule="auto"/>
       </w:pPr>
       <w:rPr>
+        <w:rFonts w:eastAsia="黑体"/>
         <w:color w:val="auto"/>
       </w:rPr>
       <w:tblPr/>
@@ -7745,6 +8136,7 @@
     </w:tblStylePr>
     <w:tblStylePr w:type="firstCol">
       <w:rPr>
+        <w:rFonts w:eastAsia="黑体"/>
         <w:b/>
         <w:bCs/>
         <w:color w:themeColor="background1" w:val="FFFFFF"/>
@@ -7764,6 +8156,7 @@
     </w:tblStylePr>
     <w:tblStylePr w:type="lastCol">
       <w:rPr>
+        <w:rFonts w:eastAsia="黑体"/>
         <w:b/>
         <w:bCs/>
         <w:color w:themeColor="background1" w:val="FFFFFF"/>
@@ -7812,6 +8205,7 @@
     </w:tblStylePr>
     <w:tblStylePr w:type="nwCell">
       <w:rPr>
+        <w:rFonts w:eastAsia="黑体"/>
         <w:color w:themeColor="background1" w:val="FFFFFF"/>
       </w:rPr>
       <w:tblPr/>
@@ -7836,6 +8230,7 @@
       <w:spacing w:after="0" w:line="240" w:lineRule="auto"/>
     </w:pPr>
     <w:rPr>
+      <w:rFonts w:eastAsia="黑体"/>
       <w:color w:themeColor="text1" w:val="000000"/>
     </w:rPr>
     <w:tblPr>
@@ -7855,7 +8250,7 @@
     </w:tblPr>
     <w:tblStylePr w:type="firstRow">
       <w:rPr>
-        <w:rFonts w:asciiTheme="majorHAnsi" w:cstheme="majorBidi" w:eastAsiaTheme="majorEastAsia" w:hAnsiTheme="majorHAnsi"/>
+        <w:rFonts w:asciiTheme="majorHAnsi" w:cstheme="majorBidi" w:hAnsiTheme="majorHAnsi" w:eastAsia="黑体"/>
       </w:rPr>
       <w:tblPr/>
       <w:tcPr>
@@ -7867,6 +8262,7 @@
     </w:tblStylePr>
     <w:tblStylePr w:type="lastRow">
       <w:rPr>
+        <w:rFonts w:eastAsia="黑体"/>
         <w:b/>
         <w:bCs/>
         <w:color w:themeColor="text2" w:val="1F497D"/>
@@ -7881,12 +8277,14 @@
     </w:tblStylePr>
     <w:tblStylePr w:type="firstCol">
       <w:rPr>
+        <w:rFonts w:eastAsia="黑体"/>
         <w:b/>
         <w:bCs/>
       </w:rPr>
     </w:tblStylePr>
     <w:tblStylePr w:type="lastCol">
       <w:rPr>
+        <w:rFonts w:eastAsia="黑体"/>
         <w:b/>
         <w:bCs/>
       </w:rPr>
@@ -7920,6 +8318,7 @@
       <w:spacing w:after="0" w:line="240" w:lineRule="auto"/>
     </w:pPr>
     <w:rPr>
+      <w:rFonts w:eastAsia="黑体"/>
       <w:color w:themeColor="text1" w:val="000000"/>
     </w:rPr>
     <w:tblPr>
@@ -7939,7 +8338,7 @@
     </w:tblPr>
     <w:tblStylePr w:type="firstRow">
       <w:rPr>
-        <w:rFonts w:asciiTheme="majorHAnsi" w:cstheme="majorBidi" w:eastAsiaTheme="majorEastAsia" w:hAnsiTheme="majorHAnsi"/>
+        <w:rFonts w:asciiTheme="majorHAnsi" w:cstheme="majorBidi" w:hAnsiTheme="majorHAnsi" w:eastAsia="黑体"/>
       </w:rPr>
       <w:tblPr/>
       <w:tcPr>
@@ -7951,6 +8350,7 @@
     </w:tblStylePr>
     <w:tblStylePr w:type="lastRow">
       <w:rPr>
+        <w:rFonts w:eastAsia="黑体"/>
         <w:b/>
         <w:bCs/>
         <w:color w:themeColor="text2" w:val="1F497D"/>
@@ -7965,12 +8365,14 @@
     </w:tblStylePr>
     <w:tblStylePr w:type="firstCol">
       <w:rPr>
+        <w:rFonts w:eastAsia="黑体"/>
         <w:b/>
         <w:bCs/>
       </w:rPr>
     </w:tblStylePr>
     <w:tblStylePr w:type="lastCol">
       <w:rPr>
+        <w:rFonts w:eastAsia="黑体"/>
         <w:b/>
         <w:bCs/>
       </w:rPr>
@@ -8004,6 +8406,7 @@
       <w:spacing w:after="0" w:line="240" w:lineRule="auto"/>
     </w:pPr>
     <w:rPr>
+      <w:rFonts w:eastAsia="黑体"/>
       <w:color w:themeColor="text1" w:val="000000"/>
     </w:rPr>
     <w:tblPr>
@@ -8023,7 +8426,7 @@
     </w:tblPr>
     <w:tblStylePr w:type="firstRow">
       <w:rPr>
-        <w:rFonts w:asciiTheme="majorHAnsi" w:cstheme="majorBidi" w:eastAsiaTheme="majorEastAsia" w:hAnsiTheme="majorHAnsi"/>
+        <w:rFonts w:asciiTheme="majorHAnsi" w:cstheme="majorBidi" w:hAnsiTheme="majorHAnsi" w:eastAsia="黑体"/>
       </w:rPr>
       <w:tblPr/>
       <w:tcPr>
@@ -8035,6 +8438,7 @@
     </w:tblStylePr>
     <w:tblStylePr w:type="lastRow">
       <w:rPr>
+        <w:rFonts w:eastAsia="黑体"/>
         <w:b/>
         <w:bCs/>
         <w:color w:themeColor="text2" w:val="1F497D"/>
@@ -8049,12 +8453,14 @@
     </w:tblStylePr>
     <w:tblStylePr w:type="firstCol">
       <w:rPr>
+        <w:rFonts w:eastAsia="黑体"/>
         <w:b/>
         <w:bCs/>
       </w:rPr>
     </w:tblStylePr>
     <w:tblStylePr w:type="lastCol">
       <w:rPr>
+        <w:rFonts w:eastAsia="黑体"/>
         <w:b/>
         <w:bCs/>
       </w:rPr>
@@ -8088,6 +8494,7 @@
       <w:spacing w:after="0" w:line="240" w:lineRule="auto"/>
     </w:pPr>
     <w:rPr>
+      <w:rFonts w:eastAsia="黑体"/>
       <w:color w:themeColor="text1" w:val="000000"/>
     </w:rPr>
     <w:tblPr>
@@ -8107,7 +8514,7 @@
     </w:tblPr>
     <w:tblStylePr w:type="firstRow">
       <w:rPr>
-        <w:rFonts w:asciiTheme="majorHAnsi" w:cstheme="majorBidi" w:eastAsiaTheme="majorEastAsia" w:hAnsiTheme="majorHAnsi"/>
+        <w:rFonts w:asciiTheme="majorHAnsi" w:cstheme="majorBidi" w:hAnsiTheme="majorHAnsi" w:eastAsia="黑体"/>
       </w:rPr>
       <w:tblPr/>
       <w:tcPr>
@@ -8119,6 +8526,7 @@
     </w:tblStylePr>
     <w:tblStylePr w:type="lastRow">
       <w:rPr>
+        <w:rFonts w:eastAsia="黑体"/>
         <w:b/>
         <w:bCs/>
         <w:color w:themeColor="text2" w:val="1F497D"/>
@@ -8133,12 +8541,14 @@
     </w:tblStylePr>
     <w:tblStylePr w:type="firstCol">
       <w:rPr>
+        <w:rFonts w:eastAsia="黑体"/>
         <w:b/>
         <w:bCs/>
       </w:rPr>
     </w:tblStylePr>
     <w:tblStylePr w:type="lastCol">
       <w:rPr>
+        <w:rFonts w:eastAsia="黑体"/>
         <w:b/>
         <w:bCs/>
       </w:rPr>
@@ -8172,6 +8582,7 @@
       <w:spacing w:after="0" w:line="240" w:lineRule="auto"/>
     </w:pPr>
     <w:rPr>
+      <w:rFonts w:eastAsia="黑体"/>
       <w:color w:themeColor="text1" w:val="000000"/>
     </w:rPr>
     <w:tblPr>
@@ -8191,7 +8602,7 @@
     </w:tblPr>
     <w:tblStylePr w:type="firstRow">
       <w:rPr>
-        <w:rFonts w:asciiTheme="majorHAnsi" w:cstheme="majorBidi" w:eastAsiaTheme="majorEastAsia" w:hAnsiTheme="majorHAnsi"/>
+        <w:rFonts w:asciiTheme="majorHAnsi" w:cstheme="majorBidi" w:hAnsiTheme="majorHAnsi" w:eastAsia="黑体"/>
       </w:rPr>
       <w:tblPr/>
       <w:tcPr>
@@ -8203,6 +8614,7 @@
     </w:tblStylePr>
     <w:tblStylePr w:type="lastRow">
       <w:rPr>
+        <w:rFonts w:eastAsia="黑体"/>
         <w:b/>
         <w:bCs/>
         <w:color w:themeColor="text2" w:val="1F497D"/>
@@ -8217,12 +8629,14 @@
     </w:tblStylePr>
     <w:tblStylePr w:type="firstCol">
       <w:rPr>
+        <w:rFonts w:eastAsia="黑体"/>
         <w:b/>
         <w:bCs/>
       </w:rPr>
     </w:tblStylePr>
     <w:tblStylePr w:type="lastCol">
       <w:rPr>
+        <w:rFonts w:eastAsia="黑体"/>
         <w:b/>
         <w:bCs/>
       </w:rPr>
@@ -8256,6 +8670,7 @@
       <w:spacing w:after="0" w:line="240" w:lineRule="auto"/>
     </w:pPr>
     <w:rPr>
+      <w:rFonts w:eastAsia="黑体"/>
       <w:color w:themeColor="text1" w:val="000000"/>
     </w:rPr>
     <w:tblPr>
@@ -8275,7 +8690,7 @@
     </w:tblPr>
     <w:tblStylePr w:type="firstRow">
       <w:rPr>
-        <w:rFonts w:asciiTheme="majorHAnsi" w:cstheme="majorBidi" w:eastAsiaTheme="majorEastAsia" w:hAnsiTheme="majorHAnsi"/>
+        <w:rFonts w:asciiTheme="majorHAnsi" w:cstheme="majorBidi" w:hAnsiTheme="majorHAnsi" w:eastAsia="黑体"/>
       </w:rPr>
       <w:tblPr/>
       <w:tcPr>
@@ -8287,6 +8702,7 @@
     </w:tblStylePr>
     <w:tblStylePr w:type="lastRow">
       <w:rPr>
+        <w:rFonts w:eastAsia="黑体"/>
         <w:b/>
         <w:bCs/>
         <w:color w:themeColor="text2" w:val="1F497D"/>
@@ -8301,12 +8717,14 @@
     </w:tblStylePr>
     <w:tblStylePr w:type="firstCol">
       <w:rPr>
+        <w:rFonts w:eastAsia="黑体"/>
         <w:b/>
         <w:bCs/>
       </w:rPr>
     </w:tblStylePr>
     <w:tblStylePr w:type="lastCol">
       <w:rPr>
+        <w:rFonts w:eastAsia="黑体"/>
         <w:b/>
         <w:bCs/>
       </w:rPr>
@@ -8340,6 +8758,7 @@
       <w:spacing w:after="0" w:line="240" w:lineRule="auto"/>
     </w:pPr>
     <w:rPr>
+      <w:rFonts w:eastAsia="黑体"/>
       <w:color w:themeColor="text1" w:val="000000"/>
     </w:rPr>
     <w:tblPr>
@@ -8359,7 +8778,7 @@
     </w:tblPr>
     <w:tblStylePr w:type="firstRow">
       <w:rPr>
-        <w:rFonts w:asciiTheme="majorHAnsi" w:cstheme="majorBidi" w:eastAsiaTheme="majorEastAsia" w:hAnsiTheme="majorHAnsi"/>
+        <w:rFonts w:asciiTheme="majorHAnsi" w:cstheme="majorBidi" w:hAnsiTheme="majorHAnsi" w:eastAsia="黑体"/>
       </w:rPr>
       <w:tblPr/>
       <w:tcPr>
@@ -8371,6 +8790,7 @@
     </w:tblStylePr>
     <w:tblStylePr w:type="lastRow">
       <w:rPr>
+        <w:rFonts w:eastAsia="黑体"/>
         <w:b/>
         <w:bCs/>
         <w:color w:themeColor="text2" w:val="1F497D"/>
@@ -8385,12 +8805,14 @@
     </w:tblStylePr>
     <w:tblStylePr w:type="firstCol">
       <w:rPr>
+        <w:rFonts w:eastAsia="黑体"/>
         <w:b/>
         <w:bCs/>
       </w:rPr>
     </w:tblStylePr>
     <w:tblStylePr w:type="lastCol">
       <w:rPr>
+        <w:rFonts w:eastAsia="黑体"/>
         <w:b/>
         <w:bCs/>
       </w:rPr>
@@ -8424,7 +8846,7 @@
       <w:spacing w:after="0" w:line="240" w:lineRule="auto"/>
     </w:pPr>
     <w:rPr>
-      <w:rFonts w:asciiTheme="majorHAnsi" w:cstheme="majorBidi" w:eastAsiaTheme="majorEastAsia" w:hAnsiTheme="majorHAnsi"/>
+      <w:rFonts w:asciiTheme="majorHAnsi" w:cstheme="majorBidi" w:hAnsiTheme="majorHAnsi" w:eastAsia="黑体"/>
       <w:color w:themeColor="text1" w:val="000000"/>
     </w:rPr>
     <w:tblPr>
@@ -8446,6 +8868,7 @@
     </w:tblPr>
     <w:tblStylePr w:type="firstRow">
       <w:rPr>
+        <w:rFonts w:eastAsia="黑体"/>
         <w:sz w:val="24"/>
         <w:szCs w:val="24"/>
       </w:rPr>
@@ -8552,7 +8975,7 @@
       <w:spacing w:after="0" w:line="240" w:lineRule="auto"/>
     </w:pPr>
     <w:rPr>
-      <w:rFonts w:asciiTheme="majorHAnsi" w:cstheme="majorBidi" w:eastAsiaTheme="majorEastAsia" w:hAnsiTheme="majorHAnsi"/>
+      <w:rFonts w:asciiTheme="majorHAnsi" w:cstheme="majorBidi" w:hAnsiTheme="majorHAnsi" w:eastAsia="黑体"/>
       <w:color w:themeColor="text1" w:val="000000"/>
     </w:rPr>
     <w:tblPr>
@@ -8574,6 +8997,7 @@
     </w:tblPr>
     <w:tblStylePr w:type="firstRow">
       <w:rPr>
+        <w:rFonts w:eastAsia="黑体"/>
         <w:sz w:val="24"/>
         <w:szCs w:val="24"/>
       </w:rPr>
@@ -8680,7 +9104,7 @@
       <w:spacing w:after="0" w:line="240" w:lineRule="auto"/>
     </w:pPr>
     <w:rPr>
-      <w:rFonts w:asciiTheme="majorHAnsi" w:cstheme="majorBidi" w:eastAsiaTheme="majorEastAsia" w:hAnsiTheme="majorHAnsi"/>
+      <w:rFonts w:asciiTheme="majorHAnsi" w:cstheme="majorBidi" w:hAnsiTheme="majorHAnsi" w:eastAsia="黑体"/>
       <w:color w:themeColor="text1" w:val="000000"/>
     </w:rPr>
     <w:tblPr>
@@ -8702,6 +9126,7 @@
     </w:tblPr>
     <w:tblStylePr w:type="firstRow">
       <w:rPr>
+        <w:rFonts w:eastAsia="黑体"/>
         <w:sz w:val="24"/>
         <w:szCs w:val="24"/>
       </w:rPr>
@@ -8808,7 +9233,7 @@
       <w:spacing w:after="0" w:line="240" w:lineRule="auto"/>
     </w:pPr>
     <w:rPr>
-      <w:rFonts w:asciiTheme="majorHAnsi" w:cstheme="majorBidi" w:eastAsiaTheme="majorEastAsia" w:hAnsiTheme="majorHAnsi"/>
+      <w:rFonts w:asciiTheme="majorHAnsi" w:cstheme="majorBidi" w:hAnsiTheme="majorHAnsi" w:eastAsia="黑体"/>
       <w:color w:themeColor="text1" w:val="000000"/>
     </w:rPr>
     <w:tblPr>
@@ -8830,6 +9255,7 @@
     </w:tblPr>
     <w:tblStylePr w:type="firstRow">
       <w:rPr>
+        <w:rFonts w:eastAsia="黑体"/>
         <w:sz w:val="24"/>
         <w:szCs w:val="24"/>
       </w:rPr>
@@ -8936,7 +9362,7 @@
       <w:spacing w:after="0" w:line="240" w:lineRule="auto"/>
     </w:pPr>
     <w:rPr>
-      <w:rFonts w:asciiTheme="majorHAnsi" w:cstheme="majorBidi" w:eastAsiaTheme="majorEastAsia" w:hAnsiTheme="majorHAnsi"/>
+      <w:rFonts w:asciiTheme="majorHAnsi" w:cstheme="majorBidi" w:hAnsiTheme="majorHAnsi" w:eastAsia="黑体"/>
       <w:color w:themeColor="text1" w:val="000000"/>
     </w:rPr>
     <w:tblPr>
@@ -8958,6 +9384,7 @@
     </w:tblPr>
     <w:tblStylePr w:type="firstRow">
       <w:rPr>
+        <w:rFonts w:eastAsia="黑体"/>
         <w:sz w:val="24"/>
         <w:szCs w:val="24"/>
       </w:rPr>
@@ -9064,7 +9491,7 @@
       <w:spacing w:after="0" w:line="240" w:lineRule="auto"/>
     </w:pPr>
     <w:rPr>
-      <w:rFonts w:asciiTheme="majorHAnsi" w:cstheme="majorBidi" w:eastAsiaTheme="majorEastAsia" w:hAnsiTheme="majorHAnsi"/>
+      <w:rFonts w:asciiTheme="majorHAnsi" w:cstheme="majorBidi" w:hAnsiTheme="majorHAnsi" w:eastAsia="黑体"/>
       <w:color w:themeColor="text1" w:val="000000"/>
     </w:rPr>
     <w:tblPr>
@@ -9086,6 +9513,7 @@
     </w:tblPr>
     <w:tblStylePr w:type="firstRow">
       <w:rPr>
+        <w:rFonts w:eastAsia="黑体"/>
         <w:sz w:val="24"/>
         <w:szCs w:val="24"/>
       </w:rPr>
@@ -9192,7 +9620,7 @@
       <w:spacing w:after="0" w:line="240" w:lineRule="auto"/>
     </w:pPr>
     <w:rPr>
-      <w:rFonts w:asciiTheme="majorHAnsi" w:cstheme="majorBidi" w:eastAsiaTheme="majorEastAsia" w:hAnsiTheme="majorHAnsi"/>
+      <w:rFonts w:asciiTheme="majorHAnsi" w:cstheme="majorBidi" w:hAnsiTheme="majorHAnsi" w:eastAsia="黑体"/>
       <w:color w:themeColor="text1" w:val="000000"/>
     </w:rPr>
     <w:tblPr>
@@ -9214,6 +9642,7 @@
     </w:tblPr>
     <w:tblStylePr w:type="firstRow">
       <w:rPr>
+        <w:rFonts w:eastAsia="黑体"/>
         <w:sz w:val="24"/>
         <w:szCs w:val="24"/>
       </w:rPr>
@@ -9343,12 +9772,14 @@
     </w:tcPr>
     <w:tblStylePr w:type="firstRow">
       <w:rPr>
+        <w:rFonts w:eastAsia="黑体"/>
         <w:b/>
         <w:bCs/>
       </w:rPr>
     </w:tblStylePr>
     <w:tblStylePr w:type="lastRow">
       <w:rPr>
+        <w:rFonts w:eastAsia="黑体"/>
         <w:b/>
         <w:bCs/>
       </w:rPr>
@@ -9361,12 +9792,14 @@
     </w:tblStylePr>
     <w:tblStylePr w:type="firstCol">
       <w:rPr>
+        <w:rFonts w:eastAsia="黑体"/>
         <w:b/>
         <w:bCs/>
       </w:rPr>
     </w:tblStylePr>
     <w:tblStylePr w:type="lastCol">
       <w:rPr>
+        <w:rFonts w:eastAsia="黑体"/>
         <w:b/>
         <w:bCs/>
       </w:rPr>
@@ -9416,12 +9849,14 @@
     </w:tcPr>
     <w:tblStylePr w:type="firstRow">
       <w:rPr>
+        <w:rFonts w:eastAsia="黑体"/>
         <w:b/>
         <w:bCs/>
       </w:rPr>
     </w:tblStylePr>
     <w:tblStylePr w:type="lastRow">
       <w:rPr>
+        <w:rFonts w:eastAsia="黑体"/>
         <w:b/>
         <w:bCs/>
       </w:rPr>
@@ -9434,12 +9869,14 @@
     </w:tblStylePr>
     <w:tblStylePr w:type="firstCol">
       <w:rPr>
+        <w:rFonts w:eastAsia="黑体"/>
         <w:b/>
         <w:bCs/>
       </w:rPr>
     </w:tblStylePr>
     <w:tblStylePr w:type="lastCol">
       <w:rPr>
+        <w:rFonts w:eastAsia="黑体"/>
         <w:b/>
         <w:bCs/>
       </w:rPr>
@@ -9489,12 +9926,14 @@
     </w:tcPr>
     <w:tblStylePr w:type="firstRow">
       <w:rPr>
+        <w:rFonts w:eastAsia="黑体"/>
         <w:b/>
         <w:bCs/>
       </w:rPr>
     </w:tblStylePr>
     <w:tblStylePr w:type="lastRow">
       <w:rPr>
+        <w:rFonts w:eastAsia="黑体"/>
         <w:b/>
         <w:bCs/>
       </w:rPr>
@@ -9507,12 +9946,14 @@
     </w:tblStylePr>
     <w:tblStylePr w:type="firstCol">
       <w:rPr>
+        <w:rFonts w:eastAsia="黑体"/>
         <w:b/>
         <w:bCs/>
       </w:rPr>
     </w:tblStylePr>
     <w:tblStylePr w:type="lastCol">
       <w:rPr>
+        <w:rFonts w:eastAsia="黑体"/>
         <w:b/>
         <w:bCs/>
       </w:rPr>
@@ -9562,12 +10003,14 @@
     </w:tcPr>
     <w:tblStylePr w:type="firstRow">
       <w:rPr>
+        <w:rFonts w:eastAsia="黑体"/>
         <w:b/>
         <w:bCs/>
       </w:rPr>
     </w:tblStylePr>
     <w:tblStylePr w:type="lastRow">
       <w:rPr>
+        <w:rFonts w:eastAsia="黑体"/>
         <w:b/>
         <w:bCs/>
       </w:rPr>
@@ -9580,12 +10023,14 @@
     </w:tblStylePr>
     <w:tblStylePr w:type="firstCol">
       <w:rPr>
+        <w:rFonts w:eastAsia="黑体"/>
         <w:b/>
         <w:bCs/>
       </w:rPr>
     </w:tblStylePr>
     <w:tblStylePr w:type="lastCol">
       <w:rPr>
+        <w:rFonts w:eastAsia="黑体"/>
         <w:b/>
         <w:bCs/>
       </w:rPr>
@@ -9635,12 +10080,14 @@
     </w:tcPr>
     <w:tblStylePr w:type="firstRow">
       <w:rPr>
+        <w:rFonts w:eastAsia="黑体"/>
         <w:b/>
         <w:bCs/>
       </w:rPr>
     </w:tblStylePr>
     <w:tblStylePr w:type="lastRow">
       <w:rPr>
+        <w:rFonts w:eastAsia="黑体"/>
         <w:b/>
         <w:bCs/>
       </w:rPr>
@@ -9653,12 +10100,14 @@
     </w:tblStylePr>
     <w:tblStylePr w:type="firstCol">
       <w:rPr>
+        <w:rFonts w:eastAsia="黑体"/>
         <w:b/>
         <w:bCs/>
       </w:rPr>
     </w:tblStylePr>
     <w:tblStylePr w:type="lastCol">
       <w:rPr>
+        <w:rFonts w:eastAsia="黑体"/>
         <w:b/>
         <w:bCs/>
       </w:rPr>
@@ -9708,12 +10157,14 @@
     </w:tcPr>
     <w:tblStylePr w:type="firstRow">
       <w:rPr>
+        <w:rFonts w:eastAsia="黑体"/>
         <w:b/>
         <w:bCs/>
       </w:rPr>
     </w:tblStylePr>
     <w:tblStylePr w:type="lastRow">
       <w:rPr>
+        <w:rFonts w:eastAsia="黑体"/>
         <w:b/>
         <w:bCs/>
       </w:rPr>
@@ -9726,12 +10177,14 @@
     </w:tblStylePr>
     <w:tblStylePr w:type="firstCol">
       <w:rPr>
+        <w:rFonts w:eastAsia="黑体"/>
         <w:b/>
         <w:bCs/>
       </w:rPr>
     </w:tblStylePr>
     <w:tblStylePr w:type="lastCol">
       <w:rPr>
+        <w:rFonts w:eastAsia="黑体"/>
         <w:b/>
         <w:bCs/>
       </w:rPr>
@@ -9781,12 +10234,14 @@
     </w:tcPr>
     <w:tblStylePr w:type="firstRow">
       <w:rPr>
+        <w:rFonts w:eastAsia="黑体"/>
         <w:b/>
         <w:bCs/>
       </w:rPr>
     </w:tblStylePr>
     <w:tblStylePr w:type="lastRow">
       <w:rPr>
+        <w:rFonts w:eastAsia="黑体"/>
         <w:b/>
         <w:bCs/>
       </w:rPr>
@@ -9799,12 +10254,14 @@
     </w:tblStylePr>
     <w:tblStylePr w:type="firstCol">
       <w:rPr>
+        <w:rFonts w:eastAsia="黑体"/>
         <w:b/>
         <w:bCs/>
       </w:rPr>
     </w:tblStylePr>
     <w:tblStylePr w:type="lastCol">
       <w:rPr>
+        <w:rFonts w:eastAsia="黑体"/>
         <w:b/>
         <w:bCs/>
       </w:rPr>
@@ -9831,7 +10288,7 @@
       <w:spacing w:after="0" w:line="240" w:lineRule="auto"/>
     </w:pPr>
     <w:rPr>
-      <w:rFonts w:asciiTheme="majorHAnsi" w:cstheme="majorBidi" w:eastAsiaTheme="majorEastAsia" w:hAnsiTheme="majorHAnsi"/>
+      <w:rFonts w:asciiTheme="majorHAnsi" w:cstheme="majorBidi" w:hAnsiTheme="majorHAnsi" w:eastAsia="黑体"/>
       <w:color w:themeColor="text1" w:val="000000"/>
     </w:rPr>
     <w:tblPr>
@@ -9858,6 +10315,7 @@
     </w:tcPr>
     <w:tblStylePr w:type="firstRow">
       <w:rPr>
+        <w:rFonts w:eastAsia="黑体"/>
         <w:b/>
         <w:bCs/>
         <w:color w:themeColor="text1" w:val="000000"/>
@@ -9869,6 +10327,7 @@
     </w:tblStylePr>
     <w:tblStylePr w:type="lastRow">
       <w:rPr>
+        <w:rFonts w:eastAsia="黑体"/>
         <w:b/>
         <w:bCs/>
         <w:color w:themeColor="text1" w:val="000000"/>
@@ -9888,6 +10347,7 @@
     </w:tblStylePr>
     <w:tblStylePr w:type="firstCol">
       <w:rPr>
+        <w:rFonts w:eastAsia="黑体"/>
         <w:b/>
         <w:bCs/>
         <w:color w:themeColor="text1" w:val="000000"/>
@@ -9907,6 +10367,7 @@
     </w:tblStylePr>
     <w:tblStylePr w:type="lastCol">
       <w:rPr>
+        <w:rFonts w:eastAsia="黑体"/>
         <w:b w:val="0"/>
         <w:bCs w:val="0"/>
         <w:color w:themeColor="text1" w:val="000000"/>
@@ -9956,7 +10417,7 @@
       <w:spacing w:after="0" w:line="240" w:lineRule="auto"/>
     </w:pPr>
     <w:rPr>
-      <w:rFonts w:asciiTheme="majorHAnsi" w:cstheme="majorBidi" w:eastAsiaTheme="majorEastAsia" w:hAnsiTheme="majorHAnsi"/>
+      <w:rFonts w:asciiTheme="majorHAnsi" w:cstheme="majorBidi" w:hAnsiTheme="majorHAnsi" w:eastAsia="黑体"/>
       <w:color w:themeColor="text1" w:val="000000"/>
     </w:rPr>
     <w:tblPr>
@@ -9983,6 +10444,7 @@
     </w:tcPr>
     <w:tblStylePr w:type="firstRow">
       <w:rPr>
+        <w:rFonts w:eastAsia="黑体"/>
         <w:b/>
         <w:bCs/>
         <w:color w:themeColor="text1" w:val="000000"/>
@@ -9994,6 +10456,7 @@
     </w:tblStylePr>
     <w:tblStylePr w:type="lastRow">
       <w:rPr>
+        <w:rFonts w:eastAsia="黑体"/>
         <w:b/>
         <w:bCs/>
         <w:color w:themeColor="text1" w:val="000000"/>
@@ -10013,6 +10476,7 @@
     </w:tblStylePr>
     <w:tblStylePr w:type="firstCol">
       <w:rPr>
+        <w:rFonts w:eastAsia="黑体"/>
         <w:b/>
         <w:bCs/>
         <w:color w:themeColor="text1" w:val="000000"/>
@@ -10032,6 +10496,7 @@
     </w:tblStylePr>
     <w:tblStylePr w:type="lastCol">
       <w:rPr>
+        <w:rFonts w:eastAsia="黑体"/>
         <w:b w:val="0"/>
         <w:bCs w:val="0"/>
         <w:color w:themeColor="text1" w:val="000000"/>
@@ -10081,7 +10546,7 @@
       <w:spacing w:after="0" w:line="240" w:lineRule="auto"/>
     </w:pPr>
     <w:rPr>
-      <w:rFonts w:asciiTheme="majorHAnsi" w:cstheme="majorBidi" w:eastAsiaTheme="majorEastAsia" w:hAnsiTheme="majorHAnsi"/>
+      <w:rFonts w:asciiTheme="majorHAnsi" w:cstheme="majorBidi" w:hAnsiTheme="majorHAnsi" w:eastAsia="黑体"/>
       <w:color w:themeColor="text1" w:val="000000"/>
     </w:rPr>
     <w:tblPr>
@@ -10108,6 +10573,7 @@
     </w:tcPr>
     <w:tblStylePr w:type="firstRow">
       <w:rPr>
+        <w:rFonts w:eastAsia="黑体"/>
         <w:b/>
         <w:bCs/>
         <w:color w:themeColor="text1" w:val="000000"/>
@@ -10119,6 +10585,7 @@
     </w:tblStylePr>
     <w:tblStylePr w:type="lastRow">
       <w:rPr>
+        <w:rFonts w:eastAsia="黑体"/>
         <w:b/>
         <w:bCs/>
         <w:color w:themeColor="text1" w:val="000000"/>
@@ -10138,6 +10605,7 @@
     </w:tblStylePr>
     <w:tblStylePr w:type="firstCol">
       <w:rPr>
+        <w:rFonts w:eastAsia="黑体"/>
         <w:b/>
         <w:bCs/>
         <w:color w:themeColor="text1" w:val="000000"/>
@@ -10157,6 +10625,7 @@
     </w:tblStylePr>
     <w:tblStylePr w:type="lastCol">
       <w:rPr>
+        <w:rFonts w:eastAsia="黑体"/>
         <w:b w:val="0"/>
         <w:bCs w:val="0"/>
         <w:color w:themeColor="text1" w:val="000000"/>
@@ -10206,7 +10675,7 @@
       <w:spacing w:after="0" w:line="240" w:lineRule="auto"/>
     </w:pPr>
     <w:rPr>
-      <w:rFonts w:asciiTheme="majorHAnsi" w:cstheme="majorBidi" w:eastAsiaTheme="majorEastAsia" w:hAnsiTheme="majorHAnsi"/>
+      <w:rFonts w:asciiTheme="majorHAnsi" w:cstheme="majorBidi" w:hAnsiTheme="majorHAnsi" w:eastAsia="黑体"/>
       <w:color w:themeColor="text1" w:val="000000"/>
     </w:rPr>
     <w:tblPr>
@@ -10233,6 +10702,7 @@
     </w:tcPr>
     <w:tblStylePr w:type="firstRow">
       <w:rPr>
+        <w:rFonts w:eastAsia="黑体"/>
         <w:b/>
         <w:bCs/>
         <w:color w:themeColor="text1" w:val="000000"/>
@@ -10244,6 +10714,7 @@
     </w:tblStylePr>
     <w:tblStylePr w:type="lastRow">
       <w:rPr>
+        <w:rFonts w:eastAsia="黑体"/>
         <w:b/>
         <w:bCs/>
         <w:color w:themeColor="text1" w:val="000000"/>
@@ -10263,6 +10734,7 @@
     </w:tblStylePr>
     <w:tblStylePr w:type="firstCol">
       <w:rPr>
+        <w:rFonts w:eastAsia="黑体"/>
         <w:b/>
         <w:bCs/>
         <w:color w:themeColor="text1" w:val="000000"/>
@@ -10282,6 +10754,7 @@
     </w:tblStylePr>
     <w:tblStylePr w:type="lastCol">
       <w:rPr>
+        <w:rFonts w:eastAsia="黑体"/>
         <w:b w:val="0"/>
         <w:bCs w:val="0"/>
         <w:color w:themeColor="text1" w:val="000000"/>
@@ -10331,7 +10804,7 @@
       <w:spacing w:after="0" w:line="240" w:lineRule="auto"/>
     </w:pPr>
     <w:rPr>
-      <w:rFonts w:asciiTheme="majorHAnsi" w:cstheme="majorBidi" w:eastAsiaTheme="majorEastAsia" w:hAnsiTheme="majorHAnsi"/>
+      <w:rFonts w:asciiTheme="majorHAnsi" w:cstheme="majorBidi" w:hAnsiTheme="majorHAnsi" w:eastAsia="黑体"/>
       <w:color w:themeColor="text1" w:val="000000"/>
     </w:rPr>
     <w:tblPr>
@@ -10358,6 +10831,7 @@
     </w:tcPr>
     <w:tblStylePr w:type="firstRow">
       <w:rPr>
+        <w:rFonts w:eastAsia="黑体"/>
         <w:b/>
         <w:bCs/>
         <w:color w:themeColor="text1" w:val="000000"/>
@@ -10369,6 +10843,7 @@
     </w:tblStylePr>
     <w:tblStylePr w:type="lastRow">
       <w:rPr>
+        <w:rFonts w:eastAsia="黑体"/>
         <w:b/>
         <w:bCs/>
         <w:color w:themeColor="text1" w:val="000000"/>
@@ -10388,6 +10863,7 @@
     </w:tblStylePr>
     <w:tblStylePr w:type="firstCol">
       <w:rPr>
+        <w:rFonts w:eastAsia="黑体"/>
         <w:b/>
         <w:bCs/>
         <w:color w:themeColor="text1" w:val="000000"/>
@@ -10407,6 +10883,7 @@
     </w:tblStylePr>
     <w:tblStylePr w:type="lastCol">
       <w:rPr>
+        <w:rFonts w:eastAsia="黑体"/>
         <w:b w:val="0"/>
         <w:bCs w:val="0"/>
         <w:color w:themeColor="text1" w:val="000000"/>
@@ -10456,7 +10933,7 @@
       <w:spacing w:after="0" w:line="240" w:lineRule="auto"/>
     </w:pPr>
     <w:rPr>
-      <w:rFonts w:asciiTheme="majorHAnsi" w:cstheme="majorBidi" w:eastAsiaTheme="majorEastAsia" w:hAnsiTheme="majorHAnsi"/>
+      <w:rFonts w:asciiTheme="majorHAnsi" w:cstheme="majorBidi" w:hAnsiTheme="majorHAnsi" w:eastAsia="黑体"/>
       <w:color w:themeColor="text1" w:val="000000"/>
     </w:rPr>
     <w:tblPr>
@@ -10483,6 +10960,7 @@
     </w:tcPr>
     <w:tblStylePr w:type="firstRow">
       <w:rPr>
+        <w:rFonts w:eastAsia="黑体"/>
         <w:b/>
         <w:bCs/>
         <w:color w:themeColor="text1" w:val="000000"/>
@@ -10494,6 +10972,7 @@
     </w:tblStylePr>
     <w:tblStylePr w:type="lastRow">
       <w:rPr>
+        <w:rFonts w:eastAsia="黑体"/>
         <w:b/>
         <w:bCs/>
         <w:color w:themeColor="text1" w:val="000000"/>
@@ -10513,6 +10992,7 @@
     </w:tblStylePr>
     <w:tblStylePr w:type="firstCol">
       <w:rPr>
+        <w:rFonts w:eastAsia="黑体"/>
         <w:b/>
         <w:bCs/>
         <w:color w:themeColor="text1" w:val="000000"/>
@@ -10532,6 +11012,7 @@
     </w:tblStylePr>
     <w:tblStylePr w:type="lastCol">
       <w:rPr>
+        <w:rFonts w:eastAsia="黑体"/>
         <w:b w:val="0"/>
         <w:bCs w:val="0"/>
         <w:color w:themeColor="text1" w:val="000000"/>
@@ -10581,7 +11062,7 @@
       <w:spacing w:after="0" w:line="240" w:lineRule="auto"/>
     </w:pPr>
     <w:rPr>
-      <w:rFonts w:asciiTheme="majorHAnsi" w:cstheme="majorBidi" w:eastAsiaTheme="majorEastAsia" w:hAnsiTheme="majorHAnsi"/>
+      <w:rFonts w:asciiTheme="majorHAnsi" w:cstheme="majorBidi" w:hAnsiTheme="majorHAnsi" w:eastAsia="黑体"/>
       <w:color w:themeColor="text1" w:val="000000"/>
     </w:rPr>
     <w:tblPr>
@@ -10608,6 +11089,7 @@
     </w:tcPr>
     <w:tblStylePr w:type="firstRow">
       <w:rPr>
+        <w:rFonts w:eastAsia="黑体"/>
         <w:b/>
         <w:bCs/>
         <w:color w:themeColor="text1" w:val="000000"/>
@@ -10619,6 +11101,7 @@
     </w:tblStylePr>
     <w:tblStylePr w:type="lastRow">
       <w:rPr>
+        <w:rFonts w:eastAsia="黑体"/>
         <w:b/>
         <w:bCs/>
         <w:color w:themeColor="text1" w:val="000000"/>
@@ -10638,6 +11121,7 @@
     </w:tblStylePr>
     <w:tblStylePr w:type="firstCol">
       <w:rPr>
+        <w:rFonts w:eastAsia="黑体"/>
         <w:b/>
         <w:bCs/>
         <w:color w:themeColor="text1" w:val="000000"/>
@@ -10657,6 +11141,7 @@
     </w:tblStylePr>
     <w:tblStylePr w:type="lastCol">
       <w:rPr>
+        <w:rFonts w:eastAsia="黑体"/>
         <w:b w:val="0"/>
         <w:bCs w:val="0"/>
         <w:color w:themeColor="text1" w:val="000000"/>
@@ -10729,6 +11214,7 @@
     </w:tcPr>
     <w:tblStylePr w:type="firstRow">
       <w:rPr>
+        <w:rFonts w:eastAsia="黑体"/>
         <w:b/>
         <w:bCs/>
         <w:i w:val="0"/>
@@ -10750,6 +11236,7 @@
     </w:tblStylePr>
     <w:tblStylePr w:type="lastRow">
       <w:rPr>
+        <w:rFonts w:eastAsia="黑体"/>
         <w:b/>
         <w:bCs/>
         <w:i w:val="0"/>
@@ -10771,6 +11258,7 @@
     </w:tblStylePr>
     <w:tblStylePr w:type="firstCol">
       <w:rPr>
+        <w:rFonts w:eastAsia="黑体"/>
         <w:b/>
         <w:bCs/>
         <w:i w:val="0"/>
@@ -10790,6 +11278,7 @@
     </w:tblStylePr>
     <w:tblStylePr w:type="lastCol">
       <w:rPr>
+        <w:rFonts w:eastAsia="黑体"/>
         <w:b/>
         <w:bCs/>
         <w:i w:val="0"/>
@@ -10870,6 +11359,7 @@
     </w:tcPr>
     <w:tblStylePr w:type="firstRow">
       <w:rPr>
+        <w:rFonts w:eastAsia="黑体"/>
         <w:b/>
         <w:bCs/>
         <w:i w:val="0"/>
@@ -10891,6 +11381,7 @@
     </w:tblStylePr>
     <w:tblStylePr w:type="lastRow">
       <w:rPr>
+        <w:rFonts w:eastAsia="黑体"/>
         <w:b/>
         <w:bCs/>
         <w:i w:val="0"/>
@@ -10912,6 +11403,7 @@
     </w:tblStylePr>
     <w:tblStylePr w:type="firstCol">
       <w:rPr>
+        <w:rFonts w:eastAsia="黑体"/>
         <w:b/>
         <w:bCs/>
         <w:i w:val="0"/>
@@ -10931,6 +11423,7 @@
     </w:tblStylePr>
     <w:tblStylePr w:type="lastCol">
       <w:rPr>
+        <w:rFonts w:eastAsia="黑体"/>
         <w:b/>
         <w:bCs/>
         <w:i w:val="0"/>
@@ -11011,6 +11504,7 @@
     </w:tcPr>
     <w:tblStylePr w:type="firstRow">
       <w:rPr>
+        <w:rFonts w:eastAsia="黑体"/>
         <w:b/>
         <w:bCs/>
         <w:i w:val="0"/>
@@ -11032,6 +11526,7 @@
     </w:tblStylePr>
     <w:tblStylePr w:type="lastRow">
       <w:rPr>
+        <w:rFonts w:eastAsia="黑体"/>
         <w:b/>
         <w:bCs/>
         <w:i w:val="0"/>
@@ -11053,6 +11548,7 @@
     </w:tblStylePr>
     <w:tblStylePr w:type="firstCol">
       <w:rPr>
+        <w:rFonts w:eastAsia="黑体"/>
         <w:b/>
         <w:bCs/>
         <w:i w:val="0"/>
@@ -11072,6 +11568,7 @@
     </w:tblStylePr>
     <w:tblStylePr w:type="lastCol">
       <w:rPr>
+        <w:rFonts w:eastAsia="黑体"/>
         <w:b/>
         <w:bCs/>
         <w:i w:val="0"/>
@@ -11152,6 +11649,7 @@
     </w:tcPr>
     <w:tblStylePr w:type="firstRow">
       <w:rPr>
+        <w:rFonts w:eastAsia="黑体"/>
         <w:b/>
         <w:bCs/>
         <w:i w:val="0"/>
@@ -11173,6 +11671,7 @@
     </w:tblStylePr>
     <w:tblStylePr w:type="lastRow">
       <w:rPr>
+        <w:rFonts w:eastAsia="黑体"/>
         <w:b/>
         <w:bCs/>
         <w:i w:val="0"/>
@@ -11194,6 +11693,7 @@
     </w:tblStylePr>
     <w:tblStylePr w:type="firstCol">
       <w:rPr>
+        <w:rFonts w:eastAsia="黑体"/>
         <w:b/>
         <w:bCs/>
         <w:i w:val="0"/>
@@ -11213,6 +11713,7 @@
     </w:tblStylePr>
     <w:tblStylePr w:type="lastCol">
       <w:rPr>
+        <w:rFonts w:eastAsia="黑体"/>
         <w:b/>
         <w:bCs/>
         <w:i w:val="0"/>
@@ -11293,6 +11794,7 @@
     </w:tcPr>
     <w:tblStylePr w:type="firstRow">
       <w:rPr>
+        <w:rFonts w:eastAsia="黑体"/>
         <w:b/>
         <w:bCs/>
         <w:i w:val="0"/>
@@ -11314,6 +11816,7 @@
     </w:tblStylePr>
     <w:tblStylePr w:type="lastRow">
       <w:rPr>
+        <w:rFonts w:eastAsia="黑体"/>
         <w:b/>
         <w:bCs/>
         <w:i w:val="0"/>
@@ -11335,6 +11838,7 @@
     </w:tblStylePr>
     <w:tblStylePr w:type="firstCol">
       <w:rPr>
+        <w:rFonts w:eastAsia="黑体"/>
         <w:b/>
         <w:bCs/>
         <w:i w:val="0"/>
@@ -11354,6 +11858,7 @@
     </w:tblStylePr>
     <w:tblStylePr w:type="lastCol">
       <w:rPr>
+        <w:rFonts w:eastAsia="黑体"/>
         <w:b/>
         <w:bCs/>
         <w:i w:val="0"/>
@@ -11434,6 +11939,7 @@
     </w:tcPr>
     <w:tblStylePr w:type="firstRow">
       <w:rPr>
+        <w:rFonts w:eastAsia="黑体"/>
         <w:b/>
         <w:bCs/>
         <w:i w:val="0"/>
@@ -11455,6 +11961,7 @@
     </w:tblStylePr>
     <w:tblStylePr w:type="lastRow">
       <w:rPr>
+        <w:rFonts w:eastAsia="黑体"/>
         <w:b/>
         <w:bCs/>
         <w:i w:val="0"/>
@@ -11476,6 +11983,7 @@
     </w:tblStylePr>
     <w:tblStylePr w:type="firstCol">
       <w:rPr>
+        <w:rFonts w:eastAsia="黑体"/>
         <w:b/>
         <w:bCs/>
         <w:i w:val="0"/>
@@ -11495,6 +12003,7 @@
     </w:tblStylePr>
     <w:tblStylePr w:type="lastCol">
       <w:rPr>
+        <w:rFonts w:eastAsia="黑体"/>
         <w:b/>
         <w:bCs/>
         <w:i w:val="0"/>
@@ -11575,6 +12084,7 @@
     </w:tcPr>
     <w:tblStylePr w:type="firstRow">
       <w:rPr>
+        <w:rFonts w:eastAsia="黑体"/>
         <w:b/>
         <w:bCs/>
         <w:i w:val="0"/>
@@ -11596,6 +12106,7 @@
     </w:tblStylePr>
     <w:tblStylePr w:type="lastRow">
       <w:rPr>
+        <w:rFonts w:eastAsia="黑体"/>
         <w:b/>
         <w:bCs/>
         <w:i w:val="0"/>
@@ -11617,6 +12128,7 @@
     </w:tblStylePr>
     <w:tblStylePr w:type="firstCol">
       <w:rPr>
+        <w:rFonts w:eastAsia="黑体"/>
         <w:b/>
         <w:bCs/>
         <w:i w:val="0"/>
@@ -11636,6 +12148,7 @@
     </w:tblStylePr>
     <w:tblStylePr w:type="lastCol">
       <w:rPr>
+        <w:rFonts w:eastAsia="黑体"/>
         <w:b/>
         <w:bCs/>
         <w:i w:val="0"/>
@@ -11693,6 +12206,7 @@
       <w:spacing w:after="0" w:line="240" w:lineRule="auto"/>
     </w:pPr>
     <w:rPr>
+      <w:rFonts w:eastAsia="黑体"/>
       <w:color w:themeColor="background1" w:val="FFFFFF"/>
     </w:rPr>
     <w:tblPr>
@@ -11711,6 +12225,7 @@
     </w:tcPr>
     <w:tblStylePr w:type="firstRow">
       <w:rPr>
+        <w:rFonts w:eastAsia="黑体"/>
         <w:b/>
         <w:bCs/>
       </w:rPr>
@@ -11807,6 +12322,7 @@
       <w:spacing w:after="0" w:line="240" w:lineRule="auto"/>
     </w:pPr>
     <w:rPr>
+      <w:rFonts w:eastAsia="黑体"/>
       <w:color w:themeColor="background1" w:val="FFFFFF"/>
     </w:rPr>
     <w:tblPr>
@@ -11825,6 +12341,7 @@
     </w:tcPr>
     <w:tblStylePr w:type="firstRow">
       <w:rPr>
+        <w:rFonts w:eastAsia="黑体"/>
         <w:b/>
         <w:bCs/>
       </w:rPr>
@@ -11921,6 +12438,7 @@
       <w:spacing w:after="0" w:line="240" w:lineRule="auto"/>
     </w:pPr>
     <w:rPr>
+      <w:rFonts w:eastAsia="黑体"/>
       <w:color w:themeColor="background1" w:val="FFFFFF"/>
     </w:rPr>
     <w:tblPr>
@@ -11939,6 +12457,7 @@
     </w:tcPr>
     <w:tblStylePr w:type="firstRow">
       <w:rPr>
+        <w:rFonts w:eastAsia="黑体"/>
         <w:b/>
         <w:bCs/>
       </w:rPr>
@@ -12035,6 +12554,7 @@
       <w:spacing w:after="0" w:line="240" w:lineRule="auto"/>
     </w:pPr>
     <w:rPr>
+      <w:rFonts w:eastAsia="黑体"/>
       <w:color w:themeColor="background1" w:val="FFFFFF"/>
     </w:rPr>
     <w:tblPr>
@@ -12053,6 +12573,7 @@
     </w:tcPr>
     <w:tblStylePr w:type="firstRow">
       <w:rPr>
+        <w:rFonts w:eastAsia="黑体"/>
         <w:b/>
         <w:bCs/>
       </w:rPr>
@@ -12149,6 +12670,7 @@
       <w:spacing w:after="0" w:line="240" w:lineRule="auto"/>
     </w:pPr>
     <w:rPr>
+      <w:rFonts w:eastAsia="黑体"/>
       <w:color w:themeColor="background1" w:val="FFFFFF"/>
     </w:rPr>
     <w:tblPr>
@@ -12167,6 +12689,7 @@
     </w:tcPr>
     <w:tblStylePr w:type="firstRow">
       <w:rPr>
+        <w:rFonts w:eastAsia="黑体"/>
         <w:b/>
         <w:bCs/>
       </w:rPr>
@@ -12263,6 +12786,7 @@
       <w:spacing w:after="0" w:line="240" w:lineRule="auto"/>
     </w:pPr>
     <w:rPr>
+      <w:rFonts w:eastAsia="黑体"/>
       <w:color w:themeColor="background1" w:val="FFFFFF"/>
     </w:rPr>
     <w:tblPr>
@@ -12281,6 +12805,7 @@
     </w:tcPr>
     <w:tblStylePr w:type="firstRow">
       <w:rPr>
+        <w:rFonts w:eastAsia="黑体"/>
         <w:b/>
         <w:bCs/>
       </w:rPr>
@@ -12377,6 +12902,7 @@
       <w:spacing w:after="0" w:line="240" w:lineRule="auto"/>
     </w:pPr>
     <w:rPr>
+      <w:rFonts w:eastAsia="黑体"/>
       <w:color w:themeColor="background1" w:val="FFFFFF"/>
     </w:rPr>
     <w:tblPr>
@@ -12395,6 +12921,7 @@
     </w:tcPr>
     <w:tblStylePr w:type="firstRow">
       <w:rPr>
+        <w:rFonts w:eastAsia="黑体"/>
         <w:b/>
         <w:bCs/>
       </w:rPr>
@@ -12491,6 +13018,7 @@
       <w:spacing w:after="0" w:line="240" w:lineRule="auto"/>
     </w:pPr>
     <w:rPr>
+      <w:rFonts w:eastAsia="黑体"/>
       <w:color w:themeColor="text1" w:val="000000"/>
     </w:rPr>
     <w:tblPr>
@@ -12517,6 +13045,7 @@
     </w:tcPr>
     <w:tblStylePr w:type="firstRow">
       <w:rPr>
+        <w:rFonts w:eastAsia="黑体"/>
         <w:b/>
         <w:bCs/>
       </w:rPr>
@@ -12535,6 +13064,7 @@
     </w:tblStylePr>
     <w:tblStylePr w:type="lastRow">
       <w:rPr>
+        <w:rFonts w:eastAsia="黑体"/>
         <w:b/>
         <w:bCs/>
         <w:color w:themeColor="background1" w:val="FFFFFF"/>
@@ -12549,6 +13079,7 @@
     </w:tblStylePr>
     <w:tblStylePr w:type="firstCol">
       <w:rPr>
+        <w:rFonts w:eastAsia="黑体"/>
         <w:color w:themeColor="background1" w:val="FFFFFF"/>
       </w:rPr>
       <w:tblPr/>
@@ -12566,6 +13097,7 @@
     </w:tblStylePr>
     <w:tblStylePr w:type="lastCol">
       <w:rPr>
+        <w:rFonts w:eastAsia="黑体"/>
         <w:color w:themeColor="background1" w:val="FFFFFF"/>
       </w:rPr>
       <w:tblPr/>
@@ -12595,11 +13127,13 @@
     </w:tblStylePr>
     <w:tblStylePr w:type="neCell">
       <w:rPr>
+        <w:rFonts w:eastAsia="黑体"/>
         <w:color w:themeColor="text1" w:val="000000"/>
       </w:rPr>
     </w:tblStylePr>
     <w:tblStylePr w:type="nwCell">
       <w:rPr>
+        <w:rFonts w:eastAsia="黑体"/>
         <w:color w:themeColor="text1" w:val="000000"/>
       </w:rPr>
     </w:tblStylePr>
@@ -12613,6 +13147,7 @@
       <w:spacing w:after="0" w:line="240" w:lineRule="auto"/>
     </w:pPr>
     <w:rPr>
+      <w:rFonts w:eastAsia="黑体"/>
       <w:color w:themeColor="text1" w:val="000000"/>
     </w:rPr>
     <w:tblPr>
@@ -12639,6 +13174,7 @@
     </w:tcPr>
     <w:tblStylePr w:type="firstRow">
       <w:rPr>
+        <w:rFonts w:eastAsia="黑体"/>
         <w:b/>
         <w:bCs/>
       </w:rPr>
@@ -12657,6 +13193,7 @@
     </w:tblStylePr>
     <w:tblStylePr w:type="lastRow">
       <w:rPr>
+        <w:rFonts w:eastAsia="黑体"/>
         <w:b/>
         <w:bCs/>
         <w:color w:themeColor="background1" w:val="FFFFFF"/>
@@ -12671,6 +13208,7 @@
     </w:tblStylePr>
     <w:tblStylePr w:type="firstCol">
       <w:rPr>
+        <w:rFonts w:eastAsia="黑体"/>
         <w:color w:themeColor="background1" w:val="FFFFFF"/>
       </w:rPr>
       <w:tblPr/>
@@ -12688,6 +13226,7 @@
     </w:tblStylePr>
     <w:tblStylePr w:type="lastCol">
       <w:rPr>
+        <w:rFonts w:eastAsia="黑体"/>
         <w:color w:themeColor="background1" w:val="FFFFFF"/>
       </w:rPr>
       <w:tblPr/>
@@ -12717,11 +13256,13 @@
     </w:tblStylePr>
     <w:tblStylePr w:type="neCell">
       <w:rPr>
+        <w:rFonts w:eastAsia="黑体"/>
         <w:color w:themeColor="text1" w:val="000000"/>
       </w:rPr>
     </w:tblStylePr>
     <w:tblStylePr w:type="nwCell">
       <w:rPr>
+        <w:rFonts w:eastAsia="黑体"/>
         <w:color w:themeColor="text1" w:val="000000"/>
       </w:rPr>
     </w:tblStylePr>
@@ -12735,6 +13276,7 @@
       <w:spacing w:after="0" w:line="240" w:lineRule="auto"/>
     </w:pPr>
     <w:rPr>
+      <w:rFonts w:eastAsia="黑体"/>
       <w:color w:themeColor="text1" w:val="000000"/>
     </w:rPr>
     <w:tblPr>
@@ -12761,6 +13303,7 @@
     </w:tcPr>
     <w:tblStylePr w:type="firstRow">
       <w:rPr>
+        <w:rFonts w:eastAsia="黑体"/>
         <w:b/>
         <w:bCs/>
       </w:rPr>
@@ -12779,6 +13322,7 @@
     </w:tblStylePr>
     <w:tblStylePr w:type="lastRow">
       <w:rPr>
+        <w:rFonts w:eastAsia="黑体"/>
         <w:b/>
         <w:bCs/>
         <w:color w:themeColor="background1" w:val="FFFFFF"/>
@@ -12793,6 +13337,7 @@
     </w:tblStylePr>
     <w:tblStylePr w:type="firstCol">
       <w:rPr>
+        <w:rFonts w:eastAsia="黑体"/>
         <w:color w:themeColor="background1" w:val="FFFFFF"/>
       </w:rPr>
       <w:tblPr/>
@@ -12810,6 +13355,7 @@
     </w:tblStylePr>
     <w:tblStylePr w:type="lastCol">
       <w:rPr>
+        <w:rFonts w:eastAsia="黑体"/>
         <w:color w:themeColor="background1" w:val="FFFFFF"/>
       </w:rPr>
       <w:tblPr/>
@@ -12839,11 +13385,13 @@
     </w:tblStylePr>
     <w:tblStylePr w:type="neCell">
       <w:rPr>
+        <w:rFonts w:eastAsia="黑体"/>
         <w:color w:themeColor="text1" w:val="000000"/>
       </w:rPr>
     </w:tblStylePr>
     <w:tblStylePr w:type="nwCell">
       <w:rPr>
+        <w:rFonts w:eastAsia="黑体"/>
         <w:color w:themeColor="text1" w:val="000000"/>
       </w:rPr>
     </w:tblStylePr>
@@ -12857,6 +13405,7 @@
       <w:spacing w:after="0" w:line="240" w:lineRule="auto"/>
     </w:pPr>
     <w:rPr>
+      <w:rFonts w:eastAsia="黑体"/>
       <w:color w:themeColor="text1" w:val="000000"/>
     </w:rPr>
     <w:tblPr>
@@ -12883,6 +13432,7 @@
     </w:tcPr>
     <w:tblStylePr w:type="firstRow">
       <w:rPr>
+        <w:rFonts w:eastAsia="黑体"/>
         <w:b/>
         <w:bCs/>
       </w:rPr>
@@ -12901,6 +13451,7 @@
     </w:tblStylePr>
     <w:tblStylePr w:type="lastRow">
       <w:rPr>
+        <w:rFonts w:eastAsia="黑体"/>
         <w:b/>
         <w:bCs/>
         <w:color w:themeColor="background1" w:val="FFFFFF"/>
@@ -12915,6 +13466,7 @@
     </w:tblStylePr>
     <w:tblStylePr w:type="firstCol">
       <w:rPr>
+        <w:rFonts w:eastAsia="黑体"/>
         <w:color w:themeColor="background1" w:val="FFFFFF"/>
       </w:rPr>
       <w:tblPr/>
@@ -12932,6 +13484,7 @@
     </w:tblStylePr>
     <w:tblStylePr w:type="lastCol">
       <w:rPr>
+        <w:rFonts w:eastAsia="黑体"/>
         <w:color w:themeColor="background1" w:val="FFFFFF"/>
       </w:rPr>
       <w:tblPr/>
@@ -12969,6 +13522,7 @@
       <w:spacing w:after="0" w:line="240" w:lineRule="auto"/>
     </w:pPr>
     <w:rPr>
+      <w:rFonts w:eastAsia="黑体"/>
       <w:color w:themeColor="text1" w:val="000000"/>
     </w:rPr>
     <w:tblPr>
@@ -12995,6 +13549,7 @@
     </w:tcPr>
     <w:tblStylePr w:type="firstRow">
       <w:rPr>
+        <w:rFonts w:eastAsia="黑体"/>
         <w:b/>
         <w:bCs/>
       </w:rPr>
@@ -13013,6 +13568,7 @@
     </w:tblStylePr>
     <w:tblStylePr w:type="lastRow">
       <w:rPr>
+        <w:rFonts w:eastAsia="黑体"/>
         <w:b/>
         <w:bCs/>
         <w:color w:themeColor="background1" w:val="FFFFFF"/>
@@ -13027,6 +13583,7 @@
     </w:tblStylePr>
     <w:tblStylePr w:type="firstCol">
       <w:rPr>
+        <w:rFonts w:eastAsia="黑体"/>
         <w:color w:themeColor="background1" w:val="FFFFFF"/>
       </w:rPr>
       <w:tblPr/>
@@ -13044,6 +13601,7 @@
     </w:tblStylePr>
     <w:tblStylePr w:type="lastCol">
       <w:rPr>
+        <w:rFonts w:eastAsia="黑体"/>
         <w:color w:themeColor="background1" w:val="FFFFFF"/>
       </w:rPr>
       <w:tblPr/>
@@ -13073,11 +13631,13 @@
     </w:tblStylePr>
     <w:tblStylePr w:type="neCell">
       <w:rPr>
+        <w:rFonts w:eastAsia="黑体"/>
         <w:color w:themeColor="text1" w:val="000000"/>
       </w:rPr>
     </w:tblStylePr>
     <w:tblStylePr w:type="nwCell">
       <w:rPr>
+        <w:rFonts w:eastAsia="黑体"/>
         <w:color w:themeColor="text1" w:val="000000"/>
       </w:rPr>
     </w:tblStylePr>
@@ -13091,6 +13651,7 @@
       <w:spacing w:after="0" w:line="240" w:lineRule="auto"/>
     </w:pPr>
     <w:rPr>
+      <w:rFonts w:eastAsia="黑体"/>
       <w:color w:themeColor="text1" w:val="000000"/>
     </w:rPr>
     <w:tblPr>
@@ -13117,6 +13678,7 @@
     </w:tcPr>
     <w:tblStylePr w:type="firstRow">
       <w:rPr>
+        <w:rFonts w:eastAsia="黑体"/>
         <w:b/>
         <w:bCs/>
       </w:rPr>
@@ -13135,6 +13697,7 @@
     </w:tblStylePr>
     <w:tblStylePr w:type="lastRow">
       <w:rPr>
+        <w:rFonts w:eastAsia="黑体"/>
         <w:b/>
         <w:bCs/>
         <w:color w:themeColor="background1" w:val="FFFFFF"/>
@@ -13149,6 +13712,7 @@
     </w:tblStylePr>
     <w:tblStylePr w:type="firstCol">
       <w:rPr>
+        <w:rFonts w:eastAsia="黑体"/>
         <w:color w:themeColor="background1" w:val="FFFFFF"/>
       </w:rPr>
       <w:tblPr/>
@@ -13166,6 +13730,7 @@
     </w:tblStylePr>
     <w:tblStylePr w:type="lastCol">
       <w:rPr>
+        <w:rFonts w:eastAsia="黑体"/>
         <w:color w:themeColor="background1" w:val="FFFFFF"/>
       </w:rPr>
       <w:tblPr/>
@@ -13195,11 +13760,13 @@
     </w:tblStylePr>
     <w:tblStylePr w:type="neCell">
       <w:rPr>
+        <w:rFonts w:eastAsia="黑体"/>
         <w:color w:themeColor="text1" w:val="000000"/>
       </w:rPr>
     </w:tblStylePr>
     <w:tblStylePr w:type="nwCell">
       <w:rPr>
+        <w:rFonts w:eastAsia="黑体"/>
         <w:color w:themeColor="text1" w:val="000000"/>
       </w:rPr>
     </w:tblStylePr>
@@ -13213,6 +13780,7 @@
       <w:spacing w:after="0" w:line="240" w:lineRule="auto"/>
     </w:pPr>
     <w:rPr>
+      <w:rFonts w:eastAsia="黑体"/>
       <w:color w:themeColor="text1" w:val="000000"/>
     </w:rPr>
     <w:tblPr>
@@ -13239,6 +13807,7 @@
     </w:tcPr>
     <w:tblStylePr w:type="firstRow">
       <w:rPr>
+        <w:rFonts w:eastAsia="黑体"/>
         <w:b/>
         <w:bCs/>
       </w:rPr>
@@ -13257,6 +13826,7 @@
     </w:tblStylePr>
     <w:tblStylePr w:type="lastRow">
       <w:rPr>
+        <w:rFonts w:eastAsia="黑体"/>
         <w:b/>
         <w:bCs/>
         <w:color w:themeColor="background1" w:val="FFFFFF"/>
@@ -13271,6 +13841,7 @@
     </w:tblStylePr>
     <w:tblStylePr w:type="firstCol">
       <w:rPr>
+        <w:rFonts w:eastAsia="黑体"/>
         <w:color w:themeColor="background1" w:val="FFFFFF"/>
       </w:rPr>
       <w:tblPr/>
@@ -13288,6 +13859,7 @@
     </w:tblStylePr>
     <w:tblStylePr w:type="lastCol">
       <w:rPr>
+        <w:rFonts w:eastAsia="黑体"/>
         <w:color w:themeColor="background1" w:val="FFFFFF"/>
       </w:rPr>
       <w:tblPr/>
@@ -13317,11 +13889,13 @@
     </w:tblStylePr>
     <w:tblStylePr w:type="neCell">
       <w:rPr>
+        <w:rFonts w:eastAsia="黑体"/>
         <w:color w:themeColor="text1" w:val="000000"/>
       </w:rPr>
     </w:tblStylePr>
     <w:tblStylePr w:type="nwCell">
       <w:rPr>
+        <w:rFonts w:eastAsia="黑体"/>
         <w:color w:themeColor="text1" w:val="000000"/>
       </w:rPr>
     </w:tblStylePr>
@@ -13335,6 +13909,7 @@
       <w:spacing w:after="0" w:line="240" w:lineRule="auto"/>
     </w:pPr>
     <w:rPr>
+      <w:rFonts w:eastAsia="黑体"/>
       <w:color w:themeColor="text1" w:val="000000"/>
     </w:rPr>
     <w:tblPr>
@@ -13353,6 +13928,7 @@
     </w:tcPr>
     <w:tblStylePr w:type="firstRow">
       <w:rPr>
+        <w:rFonts w:eastAsia="黑体"/>
         <w:b/>
         <w:bCs/>
         <w:color w:themeColor="background1" w:val="FFFFFF"/>
@@ -13367,6 +13943,7 @@
     </w:tblStylePr>
     <w:tblStylePr w:type="lastRow">
       <w:rPr>
+        <w:rFonts w:eastAsia="黑体"/>
         <w:b/>
         <w:bCs/>
         <w:color w:themeColor="accent2" w:themeShade="CC" w:val="9E3A38"/>
@@ -13381,12 +13958,14 @@
     </w:tblStylePr>
     <w:tblStylePr w:type="firstCol">
       <w:rPr>
+        <w:rFonts w:eastAsia="黑体"/>
         <w:b/>
         <w:bCs/>
       </w:rPr>
     </w:tblStylePr>
     <w:tblStylePr w:type="lastCol">
       <w:rPr>
+        <w:rFonts w:eastAsia="黑体"/>
         <w:b/>
         <w:bCs/>
       </w:rPr>
@@ -13421,6 +14000,7 @@
       <w:spacing w:after="0" w:line="240" w:lineRule="auto"/>
     </w:pPr>
     <w:rPr>
+      <w:rFonts w:eastAsia="黑体"/>
       <w:color w:themeColor="text1" w:val="000000"/>
     </w:rPr>
     <w:tblPr>
@@ -13439,6 +14019,7 @@
     </w:tcPr>
     <w:tblStylePr w:type="firstRow">
       <w:rPr>
+        <w:rFonts w:eastAsia="黑体"/>
         <w:b/>
         <w:bCs/>
         <w:color w:themeColor="background1" w:val="FFFFFF"/>
@@ -13453,6 +14034,7 @@
     </w:tblStylePr>
     <w:tblStylePr w:type="lastRow">
       <w:rPr>
+        <w:rFonts w:eastAsia="黑体"/>
         <w:b/>
         <w:bCs/>
         <w:color w:themeColor="accent2" w:themeShade="CC" w:val="9E3A38"/>
@@ -13467,12 +14049,14 @@
     </w:tblStylePr>
     <w:tblStylePr w:type="firstCol">
       <w:rPr>
+        <w:rFonts w:eastAsia="黑体"/>
         <w:b/>
         <w:bCs/>
       </w:rPr>
     </w:tblStylePr>
     <w:tblStylePr w:type="lastCol">
       <w:rPr>
+        <w:rFonts w:eastAsia="黑体"/>
         <w:b/>
         <w:bCs/>
       </w:rPr>
@@ -13507,6 +14091,7 @@
       <w:spacing w:after="0" w:line="240" w:lineRule="auto"/>
     </w:pPr>
     <w:rPr>
+      <w:rFonts w:eastAsia="黑体"/>
       <w:color w:themeColor="text1" w:val="000000"/>
     </w:rPr>
     <w:tblPr>
@@ -13525,6 +14110,7 @@
     </w:tcPr>
     <w:tblStylePr w:type="firstRow">
       <w:rPr>
+        <w:rFonts w:eastAsia="黑体"/>
         <w:b/>
         <w:bCs/>
         <w:color w:themeColor="background1" w:val="FFFFFF"/>
@@ -13539,6 +14125,7 @@
     </w:tblStylePr>
     <w:tblStylePr w:type="lastRow">
       <w:rPr>
+        <w:rFonts w:eastAsia="黑体"/>
         <w:b/>
         <w:bCs/>
         <w:color w:themeColor="accent2" w:themeShade="CC" w:val="9E3A38"/>
@@ -13553,12 +14140,14 @@
     </w:tblStylePr>
     <w:tblStylePr w:type="firstCol">
       <w:rPr>
+        <w:rFonts w:eastAsia="黑体"/>
         <w:b/>
         <w:bCs/>
       </w:rPr>
     </w:tblStylePr>
     <w:tblStylePr w:type="lastCol">
       <w:rPr>
+        <w:rFonts w:eastAsia="黑体"/>
         <w:b/>
         <w:bCs/>
       </w:rPr>
@@ -13593,6 +14182,7 @@
       <w:spacing w:after="0" w:line="240" w:lineRule="auto"/>
     </w:pPr>
     <w:rPr>
+      <w:rFonts w:eastAsia="黑体"/>
       <w:color w:themeColor="text1" w:val="000000"/>
     </w:rPr>
     <w:tblPr>
@@ -13611,6 +14201,7 @@
     </w:tcPr>
     <w:tblStylePr w:type="firstRow">
       <w:rPr>
+        <w:rFonts w:eastAsia="黑体"/>
         <w:b/>
         <w:bCs/>
         <w:color w:themeColor="background1" w:val="FFFFFF"/>
@@ -13625,6 +14216,7 @@
     </w:tblStylePr>
     <w:tblStylePr w:type="lastRow">
       <w:rPr>
+        <w:rFonts w:eastAsia="黑体"/>
         <w:b/>
         <w:bCs/>
         <w:color w:themeColor="accent4" w:themeShade="CC" w:val="664E82"/>
@@ -13639,12 +14231,14 @@
     </w:tblStylePr>
     <w:tblStylePr w:type="firstCol">
       <w:rPr>
+        <w:rFonts w:eastAsia="黑体"/>
         <w:b/>
         <w:bCs/>
       </w:rPr>
     </w:tblStylePr>
     <w:tblStylePr w:type="lastCol">
       <w:rPr>
+        <w:rFonts w:eastAsia="黑体"/>
         <w:b/>
         <w:bCs/>
       </w:rPr>
@@ -13679,6 +14273,7 @@
       <w:spacing w:after="0" w:line="240" w:lineRule="auto"/>
     </w:pPr>
     <w:rPr>
+      <w:rFonts w:eastAsia="黑体"/>
       <w:color w:themeColor="text1" w:val="000000"/>
     </w:rPr>
     <w:tblPr>
@@ -13697,6 +14292,7 @@
     </w:tcPr>
     <w:tblStylePr w:type="firstRow">
       <w:rPr>
+        <w:rFonts w:eastAsia="黑体"/>
         <w:b/>
         <w:bCs/>
         <w:color w:themeColor="background1" w:val="FFFFFF"/>
@@ -13711,6 +14307,7 @@
     </w:tblStylePr>
     <w:tblStylePr w:type="lastRow">
       <w:rPr>
+        <w:rFonts w:eastAsia="黑体"/>
         <w:b/>
         <w:bCs/>
         <w:color w:themeColor="accent3" w:themeShade="CC" w:val="7E9C40"/>
@@ -13725,12 +14322,14 @@
     </w:tblStylePr>
     <w:tblStylePr w:type="firstCol">
       <w:rPr>
+        <w:rFonts w:eastAsia="黑体"/>
         <w:b/>
         <w:bCs/>
       </w:rPr>
     </w:tblStylePr>
     <w:tblStylePr w:type="lastCol">
       <w:rPr>
+        <w:rFonts w:eastAsia="黑体"/>
         <w:b/>
         <w:bCs/>
       </w:rPr>
@@ -13765,6 +14364,7 @@
       <w:spacing w:after="0" w:line="240" w:lineRule="auto"/>
     </w:pPr>
     <w:rPr>
+      <w:rFonts w:eastAsia="黑体"/>
       <w:color w:themeColor="text1" w:val="000000"/>
     </w:rPr>
     <w:tblPr>
@@ -13783,6 +14383,7 @@
     </w:tcPr>
     <w:tblStylePr w:type="firstRow">
       <w:rPr>
+        <w:rFonts w:eastAsia="黑体"/>
         <w:b/>
         <w:bCs/>
         <w:color w:themeColor="background1" w:val="FFFFFF"/>
@@ -13797,6 +14398,7 @@
     </w:tblStylePr>
     <w:tblStylePr w:type="lastRow">
       <w:rPr>
+        <w:rFonts w:eastAsia="黑体"/>
         <w:b/>
         <w:bCs/>
         <w:color w:themeColor="accent6" w:themeShade="CC" w:val="F2730A"/>
@@ -13811,12 +14413,14 @@
     </w:tblStylePr>
     <w:tblStylePr w:type="firstCol">
       <w:rPr>
+        <w:rFonts w:eastAsia="黑体"/>
         <w:b/>
         <w:bCs/>
       </w:rPr>
     </w:tblStylePr>
     <w:tblStylePr w:type="lastCol">
       <w:rPr>
+        <w:rFonts w:eastAsia="黑体"/>
         <w:b/>
         <w:bCs/>
       </w:rPr>
@@ -13851,6 +14455,7 @@
       <w:spacing w:after="0" w:line="240" w:lineRule="auto"/>
     </w:pPr>
     <w:rPr>
+      <w:rFonts w:eastAsia="黑体"/>
       <w:color w:themeColor="text1" w:val="000000"/>
     </w:rPr>
     <w:tblPr>
@@ -13869,6 +14474,7 @@
     </w:tcPr>
     <w:tblStylePr w:type="firstRow">
       <w:rPr>
+        <w:rFonts w:eastAsia="黑体"/>
         <w:b/>
         <w:bCs/>
         <w:color w:themeColor="background1" w:val="FFFFFF"/>
@@ -13883,6 +14489,7 @@
     </w:tblStylePr>
     <w:tblStylePr w:type="lastRow">
       <w:rPr>
+        <w:rFonts w:eastAsia="黑体"/>
         <w:b/>
         <w:bCs/>
         <w:color w:themeColor="accent5" w:themeShade="CC" w:val="348DA5"/>
@@ -13897,12 +14504,14 @@
     </w:tblStylePr>
     <w:tblStylePr w:type="firstCol">
       <w:rPr>
+        <w:rFonts w:eastAsia="黑体"/>
         <w:b/>
         <w:bCs/>
       </w:rPr>
     </w:tblStylePr>
     <w:tblStylePr w:type="lastCol">
       <w:rPr>
+        <w:rFonts w:eastAsia="黑体"/>
         <w:b/>
         <w:bCs/>
       </w:rPr>
@@ -13937,6 +14546,7 @@
       <w:spacing w:after="0" w:line="240" w:lineRule="auto"/>
     </w:pPr>
     <w:rPr>
+      <w:rFonts w:eastAsia="黑体"/>
       <w:color w:themeColor="text1" w:val="000000"/>
     </w:rPr>
     <w:tblPr>
@@ -13958,6 +14568,7 @@
     </w:tcPr>
     <w:tblStylePr w:type="firstRow">
       <w:rPr>
+        <w:rFonts w:eastAsia="黑体"/>
         <w:b/>
         <w:bCs/>
       </w:rPr>
@@ -13968,6 +14579,7 @@
     </w:tblStylePr>
     <w:tblStylePr w:type="lastRow">
       <w:rPr>
+        <w:rFonts w:eastAsia="黑体"/>
         <w:b/>
         <w:bCs/>
         <w:color w:themeColor="text1" w:val="000000"/>
@@ -13979,6 +14591,7 @@
     </w:tblStylePr>
     <w:tblStylePr w:type="firstCol">
       <w:rPr>
+        <w:rFonts w:eastAsia="黑体"/>
         <w:color w:themeColor="background1" w:val="FFFFFF"/>
       </w:rPr>
       <w:tblPr/>
@@ -13988,6 +14601,7 @@
     </w:tblStylePr>
     <w:tblStylePr w:type="lastCol">
       <w:rPr>
+        <w:rFonts w:eastAsia="黑体"/>
         <w:color w:themeColor="background1" w:val="FFFFFF"/>
       </w:rPr>
       <w:tblPr/>
@@ -14017,6 +14631,7 @@
       <w:spacing w:after="0" w:line="240" w:lineRule="auto"/>
     </w:pPr>
     <w:rPr>
+      <w:rFonts w:eastAsia="黑体"/>
       <w:color w:themeColor="text1" w:val="000000"/>
     </w:rPr>
     <w:tblPr>
@@ -14038,6 +14653,7 @@
     </w:tcPr>
     <w:tblStylePr w:type="firstRow">
       <w:rPr>
+        <w:rFonts w:eastAsia="黑体"/>
         <w:b/>
         <w:bCs/>
       </w:rPr>
@@ -14048,6 +14664,7 @@
     </w:tblStylePr>
     <w:tblStylePr w:type="lastRow">
       <w:rPr>
+        <w:rFonts w:eastAsia="黑体"/>
         <w:b/>
         <w:bCs/>
         <w:color w:themeColor="text1" w:val="000000"/>
@@ -14059,6 +14676,7 @@
     </w:tblStylePr>
     <w:tblStylePr w:type="firstCol">
       <w:rPr>
+        <w:rFonts w:eastAsia="黑体"/>
         <w:color w:themeColor="background1" w:val="FFFFFF"/>
       </w:rPr>
       <w:tblPr/>
@@ -14068,6 +14686,7 @@
     </w:tblStylePr>
     <w:tblStylePr w:type="lastCol">
       <w:rPr>
+        <w:rFonts w:eastAsia="黑体"/>
         <w:color w:themeColor="background1" w:val="FFFFFF"/>
       </w:rPr>
       <w:tblPr/>
@@ -14097,6 +14716,7 @@
       <w:spacing w:after="0" w:line="240" w:lineRule="auto"/>
     </w:pPr>
     <w:rPr>
+      <w:rFonts w:eastAsia="黑体"/>
       <w:color w:themeColor="text1" w:val="000000"/>
     </w:rPr>
     <w:tblPr>
@@ -14118,6 +14738,7 @@
     </w:tcPr>
     <w:tblStylePr w:type="firstRow">
       <w:rPr>
+        <w:rFonts w:eastAsia="黑体"/>
         <w:b/>
         <w:bCs/>
       </w:rPr>
@@ -14128,6 +14749,7 @@
     </w:tblStylePr>
     <w:tblStylePr w:type="lastRow">
       <w:rPr>
+        <w:rFonts w:eastAsia="黑体"/>
         <w:b/>
         <w:bCs/>
         <w:color w:themeColor="text1" w:val="000000"/>
@@ -14139,6 +14761,7 @@
     </w:tblStylePr>
     <w:tblStylePr w:type="firstCol">
       <w:rPr>
+        <w:rFonts w:eastAsia="黑体"/>
         <w:color w:themeColor="background1" w:val="FFFFFF"/>
       </w:rPr>
       <w:tblPr/>
@@ -14148,6 +14771,7 @@
     </w:tblStylePr>
     <w:tblStylePr w:type="lastCol">
       <w:rPr>
+        <w:rFonts w:eastAsia="黑体"/>
         <w:color w:themeColor="background1" w:val="FFFFFF"/>
       </w:rPr>
       <w:tblPr/>
@@ -14177,6 +14801,7 @@
       <w:spacing w:after="0" w:line="240" w:lineRule="auto"/>
     </w:pPr>
     <w:rPr>
+      <w:rFonts w:eastAsia="黑体"/>
       <w:color w:themeColor="text1" w:val="000000"/>
     </w:rPr>
     <w:tblPr>
@@ -14198,6 +14823,7 @@
     </w:tcPr>
     <w:tblStylePr w:type="firstRow">
       <w:rPr>
+        <w:rFonts w:eastAsia="黑体"/>
         <w:b/>
         <w:bCs/>
       </w:rPr>
@@ -14208,6 +14834,7 @@
     </w:tblStylePr>
     <w:tblStylePr w:type="lastRow">
       <w:rPr>
+        <w:rFonts w:eastAsia="黑体"/>
         <w:b/>
         <w:bCs/>
         <w:color w:themeColor="text1" w:val="000000"/>
@@ -14219,6 +14846,7 @@
     </w:tblStylePr>
     <w:tblStylePr w:type="firstCol">
       <w:rPr>
+        <w:rFonts w:eastAsia="黑体"/>
         <w:color w:themeColor="background1" w:val="FFFFFF"/>
       </w:rPr>
       <w:tblPr/>
@@ -14228,6 +14856,7 @@
     </w:tblStylePr>
     <w:tblStylePr w:type="lastCol">
       <w:rPr>
+        <w:rFonts w:eastAsia="黑体"/>
         <w:color w:themeColor="background1" w:val="FFFFFF"/>
       </w:rPr>
       <w:tblPr/>
@@ -14257,6 +14886,7 @@
       <w:spacing w:after="0" w:line="240" w:lineRule="auto"/>
     </w:pPr>
     <w:rPr>
+      <w:rFonts w:eastAsia="黑体"/>
       <w:color w:themeColor="text1" w:val="000000"/>
     </w:rPr>
     <w:tblPr>
@@ -14278,6 +14908,7 @@
     </w:tcPr>
     <w:tblStylePr w:type="firstRow">
       <w:rPr>
+        <w:rFonts w:eastAsia="黑体"/>
         <w:b/>
         <w:bCs/>
       </w:rPr>
@@ -14288,6 +14919,7 @@
     </w:tblStylePr>
     <w:tblStylePr w:type="lastRow">
       <w:rPr>
+        <w:rFonts w:eastAsia="黑体"/>
         <w:b/>
         <w:bCs/>
         <w:color w:themeColor="text1" w:val="000000"/>
@@ -14299,6 +14931,7 @@
     </w:tblStylePr>
     <w:tblStylePr w:type="firstCol">
       <w:rPr>
+        <w:rFonts w:eastAsia="黑体"/>
         <w:color w:themeColor="background1" w:val="FFFFFF"/>
       </w:rPr>
       <w:tblPr/>
@@ -14308,6 +14941,7 @@
     </w:tblStylePr>
     <w:tblStylePr w:type="lastCol">
       <w:rPr>
+        <w:rFonts w:eastAsia="黑体"/>
         <w:color w:themeColor="background1" w:val="FFFFFF"/>
       </w:rPr>
       <w:tblPr/>
@@ -14337,6 +14971,7 @@
       <w:spacing w:after="0" w:line="240" w:lineRule="auto"/>
     </w:pPr>
     <w:rPr>
+      <w:rFonts w:eastAsia="黑体"/>
       <w:color w:themeColor="text1" w:val="000000"/>
     </w:rPr>
     <w:tblPr>
@@ -14358,6 +14993,7 @@
     </w:tcPr>
     <w:tblStylePr w:type="firstRow">
       <w:rPr>
+        <w:rFonts w:eastAsia="黑体"/>
         <w:b/>
         <w:bCs/>
       </w:rPr>
@@ -14368,6 +15004,7 @@
     </w:tblStylePr>
     <w:tblStylePr w:type="lastRow">
       <w:rPr>
+        <w:rFonts w:eastAsia="黑体"/>
         <w:b/>
         <w:bCs/>
         <w:color w:themeColor="text1" w:val="000000"/>
@@ -14379,6 +15016,7 @@
     </w:tblStylePr>
     <w:tblStylePr w:type="firstCol">
       <w:rPr>
+        <w:rFonts w:eastAsia="黑体"/>
         <w:color w:themeColor="background1" w:val="FFFFFF"/>
       </w:rPr>
       <w:tblPr/>
@@ -14388,6 +15026,7 @@
     </w:tblStylePr>
     <w:tblStylePr w:type="lastCol">
       <w:rPr>
+        <w:rFonts w:eastAsia="黑体"/>
         <w:color w:themeColor="background1" w:val="FFFFFF"/>
       </w:rPr>
       <w:tblPr/>
@@ -14417,6 +15056,7 @@
       <w:spacing w:after="0" w:line="240" w:lineRule="auto"/>
     </w:pPr>
     <w:rPr>
+      <w:rFonts w:eastAsia="黑体"/>
       <w:color w:themeColor="text1" w:val="000000"/>
     </w:rPr>
     <w:tblPr>
@@ -14438,6 +15078,7 @@
     </w:tcPr>
     <w:tblStylePr w:type="firstRow">
       <w:rPr>
+        <w:rFonts w:eastAsia="黑体"/>
         <w:b/>
         <w:bCs/>
       </w:rPr>
@@ -14448,6 +15089,7 @@
     </w:tblStylePr>
     <w:tblStylePr w:type="lastRow">
       <w:rPr>
+        <w:rFonts w:eastAsia="黑体"/>
         <w:b/>
         <w:bCs/>
         <w:color w:themeColor="text1" w:val="000000"/>
@@ -14459,6 +15101,7 @@
     </w:tblStylePr>
     <w:tblStylePr w:type="firstCol">
       <w:rPr>
+        <w:rFonts w:eastAsia="黑体"/>
         <w:color w:themeColor="background1" w:val="FFFFFF"/>
       </w:rPr>
       <w:tblPr/>
@@ -14468,6 +15111,7 @@
     </w:tblStylePr>
     <w:tblStylePr w:type="lastCol">
       <w:rPr>
+        <w:rFonts w:eastAsia="黑体"/>
         <w:color w:themeColor="background1" w:val="FFFFFF"/>
       </w:rPr>
       <w:tblPr/>
@@ -14500,6 +15144,7 @@
     <w:name w:val="KeywordTok"/>
     <w:basedOn w:val="VerbatimChar"/>
     <w:rPr>
+      <w:rFonts w:eastAsia="黑体"/>
       <w:b/>
       <w:color w:val="007020"/>
     </w:rPr>
@@ -14508,6 +15153,7 @@
     <w:name w:val="DataTypeTok"/>
     <w:basedOn w:val="VerbatimChar"/>
     <w:rPr>
+      <w:rFonts w:eastAsia="黑体"/>
       <w:color w:val="902000"/>
     </w:rPr>
   </w:style>
@@ -14515,6 +15161,7 @@
     <w:name w:val="DecValTok"/>
     <w:basedOn w:val="VerbatimChar"/>
     <w:rPr>
+      <w:rFonts w:eastAsia="黑体"/>
       <w:color w:val="40a070"/>
     </w:rPr>
   </w:style>
@@ -14522,6 +15169,7 @@
     <w:name w:val="BaseNTok"/>
     <w:basedOn w:val="VerbatimChar"/>
     <w:rPr>
+      <w:rFonts w:eastAsia="黑体"/>
       <w:color w:val="40a070"/>
     </w:rPr>
   </w:style>
@@ -14529,6 +15177,7 @@
     <w:name w:val="FloatTok"/>
     <w:basedOn w:val="VerbatimChar"/>
     <w:rPr>
+      <w:rFonts w:eastAsia="黑体"/>
       <w:color w:val="40a070"/>
     </w:rPr>
   </w:style>
@@ -14536,6 +15185,7 @@
     <w:name w:val="ConstantTok"/>
     <w:basedOn w:val="VerbatimChar"/>
     <w:rPr>
+      <w:rFonts w:eastAsia="黑体"/>
       <w:color w:val="880000"/>
     </w:rPr>
   </w:style>
@@ -14543,6 +15193,7 @@
     <w:name w:val="CharTok"/>
     <w:basedOn w:val="VerbatimChar"/>
     <w:rPr>
+      <w:rFonts w:eastAsia="黑体"/>
       <w:color w:val="4070a0"/>
     </w:rPr>
   </w:style>
@@ -14550,6 +15201,7 @@
     <w:name w:val="SpecialCharTok"/>
     <w:basedOn w:val="VerbatimChar"/>
     <w:rPr>
+      <w:rFonts w:eastAsia="黑体"/>
       <w:color w:val="4070a0"/>
     </w:rPr>
   </w:style>
@@ -14557,6 +15209,7 @@
     <w:name w:val="StringTok"/>
     <w:basedOn w:val="VerbatimChar"/>
     <w:rPr>
+      <w:rFonts w:eastAsia="黑体"/>
       <w:color w:val="4070a0"/>
     </w:rPr>
   </w:style>
@@ -14564,6 +15217,7 @@
     <w:name w:val="VerbatimStringTok"/>
     <w:basedOn w:val="VerbatimChar"/>
     <w:rPr>
+      <w:rFonts w:eastAsia="黑体"/>
       <w:color w:val="4070a0"/>
     </w:rPr>
   </w:style>
@@ -14571,6 +15225,7 @@
     <w:name w:val="SpecialStringTok"/>
     <w:basedOn w:val="VerbatimChar"/>
     <w:rPr>
+      <w:rFonts w:eastAsia="黑体"/>
       <w:color w:val="bb6688"/>
     </w:rPr>
   </w:style>
@@ -14578,6 +15233,7 @@
     <w:name w:val="ImportTok"/>
     <w:basedOn w:val="VerbatimChar"/>
     <w:rPr>
+      <w:rFonts w:eastAsia="黑体"/>
       <w:b/>
       <w:color w:val="008000"/>
     </w:rPr>
@@ -14586,6 +15242,7 @@
     <w:name w:val="CommentTok"/>
     <w:basedOn w:val="VerbatimChar"/>
     <w:rPr>
+      <w:rFonts w:eastAsia="黑体"/>
       <w:i/>
       <w:color w:val="60a0b0"/>
     </w:rPr>
@@ -14594,6 +15251,7 @@
     <w:name w:val="DocumentationTok"/>
     <w:basedOn w:val="VerbatimChar"/>
     <w:rPr>
+      <w:rFonts w:eastAsia="黑体"/>
       <w:i/>
       <w:color w:val="ba2121"/>
     </w:rPr>
@@ -14602,6 +15260,7 @@
     <w:name w:val="AnnotationTok"/>
     <w:basedOn w:val="VerbatimChar"/>
     <w:rPr>
+      <w:rFonts w:eastAsia="黑体"/>
       <w:b/>
       <w:i/>
       <w:color w:val="60a0b0"/>
@@ -14611,6 +15270,7 @@
     <w:name w:val="CommentVarTok"/>
     <w:basedOn w:val="VerbatimChar"/>
     <w:rPr>
+      <w:rFonts w:eastAsia="黑体"/>
       <w:b/>
       <w:i/>
       <w:color w:val="60a0b0"/>
@@ -14620,6 +15280,7 @@
     <w:name w:val="OtherTok"/>
     <w:basedOn w:val="VerbatimChar"/>
     <w:rPr>
+      <w:rFonts w:eastAsia="黑体"/>
       <w:color w:val="007020"/>
     </w:rPr>
   </w:style>
@@ -14627,6 +15288,7 @@
     <w:name w:val="FunctionTok"/>
     <w:basedOn w:val="VerbatimChar"/>
     <w:rPr>
+      <w:rFonts w:eastAsia="黑体"/>
       <w:color w:val="06287e"/>
     </w:rPr>
   </w:style>
@@ -14634,6 +15296,7 @@
     <w:name w:val="VariableTok"/>
     <w:basedOn w:val="VerbatimChar"/>
     <w:rPr>
+      <w:rFonts w:eastAsia="黑体"/>
       <w:color w:val="19177c"/>
     </w:rPr>
   </w:style>
@@ -14641,6 +15304,7 @@
     <w:name w:val="ControlFlowTok"/>
     <w:basedOn w:val="VerbatimChar"/>
     <w:rPr>
+      <w:rFonts w:eastAsia="黑体"/>
       <w:b/>
       <w:color w:val="007020"/>
     </w:rPr>
@@ -14649,6 +15313,7 @@
     <w:name w:val="OperatorTok"/>
     <w:basedOn w:val="VerbatimChar"/>
     <w:rPr>
+      <w:rFonts w:eastAsia="黑体"/>
       <w:color w:val="666666"/>
     </w:rPr>
   </w:style>
@@ -14656,18 +15321,22 @@
     <w:name w:val="BuiltInTok"/>
     <w:basedOn w:val="VerbatimChar"/>
     <w:rPr>
+      <w:rFonts w:eastAsia="黑体"/>
       <w:color w:val="008000"/>
     </w:rPr>
   </w:style>
   <w:style w:type="character" w:customStyle="1" w:styleId="ExtensionTok">
     <w:name w:val="ExtensionTok"/>
     <w:basedOn w:val="VerbatimChar"/>
-    <w:rPr/>
+    <w:rPr>
+      <w:rFonts w:eastAsia="黑体"/>
+    </w:rPr>
   </w:style>
   <w:style w:type="character" w:customStyle="1" w:styleId="PreprocessorTok">
     <w:name w:val="PreprocessorTok"/>
     <w:basedOn w:val="VerbatimChar"/>
     <w:rPr>
+      <w:rFonts w:eastAsia="黑体"/>
       <w:color w:val="bc7a00"/>
     </w:rPr>
   </w:style>
@@ -14675,18 +15344,22 @@
     <w:name w:val="AttributeTok"/>
     <w:basedOn w:val="VerbatimChar"/>
     <w:rPr>
+      <w:rFonts w:eastAsia="黑体"/>
       <w:color w:val="7d9029"/>
     </w:rPr>
   </w:style>
   <w:style w:type="character" w:customStyle="1" w:styleId="RegionMarkerTok">
     <w:name w:val="RegionMarkerTok"/>
     <w:basedOn w:val="VerbatimChar"/>
-    <w:rPr/>
+    <w:rPr>
+      <w:rFonts w:eastAsia="黑体"/>
+    </w:rPr>
   </w:style>
   <w:style w:type="character" w:customStyle="1" w:styleId="InformationTok">
     <w:name w:val="InformationTok"/>
     <w:basedOn w:val="VerbatimChar"/>
     <w:rPr>
+      <w:rFonts w:eastAsia="黑体"/>
       <w:b/>
       <w:i/>
       <w:color w:val="60a0b0"/>
@@ -14696,6 +15369,7 @@
     <w:name w:val="WarningTok"/>
     <w:basedOn w:val="VerbatimChar"/>
     <w:rPr>
+      <w:rFonts w:eastAsia="黑体"/>
       <w:b/>
       <w:i/>
       <w:color w:val="60a0b0"/>
@@ -14705,6 +15379,7 @@
     <w:name w:val="AlertTok"/>
     <w:basedOn w:val="VerbatimChar"/>
     <w:rPr>
+      <w:rFonts w:eastAsia="黑体"/>
       <w:b/>
       <w:color w:val="ff0000"/>
     </w:rPr>
@@ -14713,6 +15388,7 @@
     <w:name w:val="ErrorTok"/>
     <w:basedOn w:val="VerbatimChar"/>
     <w:rPr>
+      <w:rFonts w:eastAsia="黑体"/>
       <w:b/>
       <w:color w:val="ff0000"/>
     </w:rPr>
@@ -14720,7 +15396,9 @@
   <w:style w:type="character" w:customStyle="1" w:styleId="NormalTok">
     <w:name w:val="NormalTok"/>
     <w:basedOn w:val="VerbatimChar"/>
-    <w:rPr/>
+    <w:rPr>
+      <w:rFonts w:eastAsia="黑体"/>
+    </w:rPr>
   </w:style>
 </w:styles>
 </file>
@@ -14769,12 +15447,12 @@
     <a:fontScheme name="Office">
       <a:majorFont>
         <a:latin typeface="Calibri"/>
-        <a:ea typeface=""/>
+        <a:ea typeface="黑体"/>
         <a:cs typeface=""/>
         <a:font script="Jpan" typeface="ＭＳ ゴシック"/>
         <a:font script="Hang" typeface="맑은 고딕"/>
-        <a:font script="Hans" typeface="宋体"/>
-        <a:font script="Hant" typeface="新細明體"/>
+        <a:font script="Hans" typeface="黑体"/>
+        <a:font script="Hant" typeface="黑体"/>
         <a:font script="Arab" typeface="Times New Roman"/>
         <a:font script="Hebr" typeface="Times New Roman"/>
         <a:font script="Thai" typeface="Angsana New"/>
@@ -14804,12 +15482,12 @@
       </a:majorFont>
       <a:minorFont>
         <a:latin typeface="Cambria"/>
-        <a:ea typeface=""/>
+        <a:ea typeface="黑体"/>
         <a:cs typeface=""/>
         <a:font script="Jpan" typeface="ＭＳ 明朝"/>
         <a:font script="Hang" typeface="맑은 고딕"/>
-        <a:font script="Hans" typeface="宋体"/>
-        <a:font script="Hant" typeface="新細明體"/>
+        <a:font script="Hans" typeface="黑体"/>
+        <a:font script="Hant" typeface="黑体"/>
         <a:font script="Arab" typeface="Arial"/>
         <a:font script="Hebr" typeface="Arial"/>
         <a:font script="Thai" typeface="Cordia New"/>

--- a/05-数字电路/01-组合逻辑电路/基本逻辑门电路/基本逻辑门电路.docx
+++ b/05-数字电路/01-组合逻辑电路/基本逻辑门电路/基本逻辑门电路.docx
@@ -2376,7 +2376,7 @@
           <w:color w:val="555555"/>
           <w:sz w:val="21"/>
         </w:rPr>
-        <w:t>材料收集者：杜文杰，WX手机：19519196569，QQ:3478827729</w:t>
+        <w:t>材料收集者：杜文杰，微信/手机：19519196569，QQ:3478827729</w:t>
       </w:r>
     </w:p>
     <w:sectPr>
